--- a/DataBases/lab4/lab4.docx
+++ b/DataBases/lab4/lab4.docx
@@ -7,15 +7,15 @@
         <w:pStyle w:val="Normal"/>
         <w:jc w:val="center"/>
         <w:rPr>
-          <w:rFonts w:ascii="Aptos Display" w:hAnsi="Aptos Display" w:cs="Arial" w:asciiTheme="majorHAnsi" w:hAnsiTheme="majorHAnsi"/>
-          <w:color w:themeColor="text1" w:val="000000"/>
+          <w:rFonts w:ascii="Aptos Display" w:hAnsi="Aptos Display" w:cs="Arial"/>
+          <w:color w:themeColor="dark1" w:val="000000"/>
           <w:sz w:val="28"/>
         </w:rPr>
       </w:pPr>
       <w:r>
         <w:rPr>
-          <w:rFonts w:cs="Arial" w:ascii="Aptos Display" w:hAnsi="Aptos Display" w:asciiTheme="majorHAnsi" w:hAnsiTheme="majorHAnsi"/>
-          <w:color w:themeColor="text1" w:val="000000"/>
+          <w:rFonts w:cs="Arial" w:ascii="Aptos Display" w:hAnsi="Aptos Display"/>
+          <w:color w:themeColor="dark1" w:val="000000"/>
           <w:sz w:val="28"/>
         </w:rPr>
         <w:t xml:space="preserve">САНКТ-ПЕТЕРБУРГСКИЙ НАЦИОНАЛЬНЫЙ </w:t>
@@ -26,15 +26,15 @@
         <w:pStyle w:val="Normal"/>
         <w:jc w:val="center"/>
         <w:rPr>
-          <w:rFonts w:ascii="Aptos Display" w:hAnsi="Aptos Display" w:cs="Arial" w:asciiTheme="majorHAnsi" w:hAnsiTheme="majorHAnsi"/>
-          <w:color w:themeColor="text1" w:val="000000"/>
+          <w:rFonts w:ascii="Aptos Display" w:hAnsi="Aptos Display" w:cs="Arial"/>
+          <w:color w:themeColor="dark1" w:val="000000"/>
           <w:sz w:val="28"/>
         </w:rPr>
       </w:pPr>
       <w:r>
         <w:rPr>
-          <w:rFonts w:cs="Arial" w:ascii="Aptos Display" w:hAnsi="Aptos Display" w:asciiTheme="majorHAnsi" w:hAnsiTheme="majorHAnsi"/>
-          <w:color w:themeColor="text1" w:val="000000"/>
+          <w:rFonts w:cs="Arial" w:ascii="Aptos Display" w:hAnsi="Aptos Display"/>
+          <w:color w:themeColor="dark1" w:val="000000"/>
           <w:sz w:val="28"/>
         </w:rPr>
         <w:t xml:space="preserve">ИССЛЕДРОВАТЕЛЬСКИЙ </w:t>
@@ -45,15 +45,15 @@
         <w:pStyle w:val="Normal"/>
         <w:jc w:val="center"/>
         <w:rPr>
-          <w:rFonts w:ascii="Aptos Display" w:hAnsi="Aptos Display" w:cs="Arial" w:asciiTheme="majorHAnsi" w:hAnsiTheme="majorHAnsi"/>
-          <w:color w:themeColor="text1" w:val="000000"/>
+          <w:rFonts w:ascii="Aptos Display" w:hAnsi="Aptos Display" w:cs="Arial"/>
+          <w:color w:themeColor="dark1" w:val="000000"/>
           <w:sz w:val="28"/>
         </w:rPr>
       </w:pPr>
       <w:r>
         <w:rPr>
-          <w:rFonts w:cs="Arial" w:ascii="Aptos Display" w:hAnsi="Aptos Display" w:asciiTheme="majorHAnsi" w:hAnsiTheme="majorHAnsi"/>
-          <w:color w:themeColor="text1" w:val="000000"/>
+          <w:rFonts w:cs="Arial" w:ascii="Aptos Display" w:hAnsi="Aptos Display"/>
+          <w:color w:themeColor="dark1" w:val="000000"/>
           <w:sz w:val="28"/>
         </w:rPr>
         <w:t>УНИВЕРСИТЕТ ИТМО</w:t>
@@ -64,15 +64,15 @@
         <w:pStyle w:val="Normal"/>
         <w:jc w:val="center"/>
         <w:rPr>
-          <w:rFonts w:ascii="Aptos Display" w:hAnsi="Aptos Display" w:cs="Arial" w:asciiTheme="majorHAnsi" w:hAnsiTheme="majorHAnsi"/>
-          <w:color w:themeColor="text1" w:val="000000"/>
+          <w:rFonts w:ascii="Aptos Display" w:hAnsi="Aptos Display" w:cs="Arial"/>
+          <w:color w:themeColor="dark1" w:val="000000"/>
           <w:sz w:val="28"/>
         </w:rPr>
       </w:pPr>
       <w:r>
         <w:rPr>
-          <w:rFonts w:cs="Arial" w:ascii="Aptos Display" w:hAnsi="Aptos Display" w:asciiTheme="majorHAnsi" w:hAnsiTheme="majorHAnsi"/>
-          <w:color w:themeColor="text1" w:val="000000"/>
+          <w:rFonts w:cs="Arial" w:ascii="Aptos Display" w:hAnsi="Aptos Display"/>
+          <w:color w:themeColor="dark1" w:val="000000"/>
           <w:sz w:val="28"/>
         </w:rPr>
         <w:t>Факультет программной инженерии и компьютерной техники</w:t>
@@ -83,15 +83,15 @@
         <w:pStyle w:val="Normal"/>
         <w:jc w:val="center"/>
         <w:rPr>
-          <w:rFonts w:ascii="Aptos Display" w:hAnsi="Aptos Display" w:cs="Arial" w:asciiTheme="majorHAnsi" w:hAnsiTheme="majorHAnsi"/>
-          <w:color w:themeColor="text1" w:val="000000"/>
+          <w:rFonts w:ascii="Aptos Display" w:hAnsi="Aptos Display" w:cs="Arial"/>
+          <w:color w:themeColor="dark1" w:val="000000"/>
           <w:sz w:val="28"/>
         </w:rPr>
       </w:pPr>
       <w:r>
         <w:rPr>
-          <w:rFonts w:cs="Arial" w:ascii="Aptos Display" w:hAnsi="Aptos Display" w:asciiTheme="majorHAnsi" w:hAnsiTheme="majorHAnsi"/>
-          <w:color w:themeColor="text1" w:val="000000"/>
+          <w:rFonts w:cs="Arial" w:ascii="Aptos Display" w:hAnsi="Aptos Display"/>
+          <w:color w:themeColor="dark1" w:val="000000"/>
           <w:sz w:val="28"/>
         </w:rPr>
         <w:t>Направление подготовки 09.03.04 Программная инженерия</w:t>
@@ -102,15 +102,15 @@
         <w:pStyle w:val="Normal"/>
         <w:jc w:val="center"/>
         <w:rPr>
-          <w:rFonts w:ascii="Aptos Display" w:hAnsi="Aptos Display" w:cs="Arial" w:asciiTheme="majorHAnsi" w:hAnsiTheme="majorHAnsi"/>
-          <w:color w:themeColor="text1" w:val="000000"/>
+          <w:rFonts w:ascii="Aptos Display" w:hAnsi="Aptos Display" w:cs="Arial"/>
+          <w:color w:themeColor="dark1" w:val="000000"/>
           <w:sz w:val="28"/>
         </w:rPr>
       </w:pPr>
       <w:r>
         <w:rPr>
-          <w:rFonts w:cs="Arial" w:ascii="Aptos Display" w:hAnsi="Aptos Display" w:asciiTheme="majorHAnsi" w:hAnsiTheme="majorHAnsi"/>
-          <w:color w:themeColor="text1" w:val="000000"/>
+          <w:rFonts w:cs="Arial" w:ascii="Aptos Display" w:hAnsi="Aptos Display"/>
+          <w:color w:themeColor="dark1" w:val="000000"/>
           <w:sz w:val="28"/>
         </w:rPr>
         <w:t>Дисциплина «Базы Данных»</w:t>
@@ -121,15 +121,15 @@
         <w:pStyle w:val="Normal"/>
         <w:jc w:val="center"/>
         <w:rPr>
-          <w:rFonts w:ascii="Aptos Display" w:hAnsi="Aptos Display" w:cs="Arial" w:asciiTheme="majorHAnsi" w:hAnsiTheme="majorHAnsi"/>
-          <w:color w:themeColor="text1" w:val="000000"/>
+          <w:rFonts w:ascii="Aptos Display" w:hAnsi="Aptos Display" w:cs="Arial"/>
+          <w:color w:themeColor="dark1" w:val="000000"/>
           <w:sz w:val="28"/>
         </w:rPr>
       </w:pPr>
       <w:r>
         <w:rPr>
           <w:rFonts w:cs="Arial" w:ascii="Aptos Display" w:hAnsi="Aptos Display"/>
-          <w:color w:themeColor="text1" w:val="000000"/>
+          <w:color w:themeColor="dark1" w:val="000000"/>
           <w:sz w:val="28"/>
         </w:rPr>
       </w:r>
@@ -139,15 +139,15 @@
         <w:pStyle w:val="Normal"/>
         <w:jc w:val="center"/>
         <w:rPr>
-          <w:rFonts w:ascii="Aptos Display" w:hAnsi="Aptos Display" w:cs="Arial" w:asciiTheme="majorHAnsi" w:hAnsiTheme="majorHAnsi"/>
-          <w:color w:themeColor="text1" w:val="000000"/>
+          <w:rFonts w:ascii="Aptos Display" w:hAnsi="Aptos Display" w:cs="Arial"/>
+          <w:color w:themeColor="dark1" w:val="000000"/>
           <w:sz w:val="28"/>
         </w:rPr>
       </w:pPr>
       <w:r>
         <w:rPr>
           <w:rFonts w:cs="Arial" w:ascii="Aptos Display" w:hAnsi="Aptos Display"/>
-          <w:color w:themeColor="text1" w:val="000000"/>
+          <w:color w:themeColor="dark1" w:val="000000"/>
           <w:sz w:val="28"/>
         </w:rPr>
       </w:r>
@@ -157,15 +157,15 @@
         <w:pStyle w:val="Normal"/>
         <w:jc w:val="center"/>
         <w:rPr>
-          <w:rFonts w:ascii="Aptos Display" w:hAnsi="Aptos Display" w:cs="Arial" w:asciiTheme="majorHAnsi" w:hAnsiTheme="majorHAnsi"/>
-          <w:color w:themeColor="text1" w:val="000000"/>
+          <w:rFonts w:ascii="Aptos Display" w:hAnsi="Aptos Display" w:cs="Arial"/>
+          <w:color w:themeColor="dark1" w:val="000000"/>
           <w:sz w:val="28"/>
         </w:rPr>
       </w:pPr>
       <w:r>
         <w:rPr>
           <w:rFonts w:cs="Arial" w:ascii="Aptos Display" w:hAnsi="Aptos Display"/>
-          <w:color w:themeColor="text1" w:val="000000"/>
+          <w:color w:themeColor="dark1" w:val="000000"/>
           <w:sz w:val="28"/>
         </w:rPr>
       </w:r>
@@ -175,15 +175,15 @@
         <w:pStyle w:val="Normal"/>
         <w:jc w:val="center"/>
         <w:rPr>
-          <w:rFonts w:ascii="Aptos Display" w:hAnsi="Aptos Display" w:cs="Arial" w:asciiTheme="majorHAnsi" w:hAnsiTheme="majorHAnsi"/>
-          <w:color w:themeColor="text1" w:val="000000"/>
+          <w:rFonts w:ascii="Aptos Display" w:hAnsi="Aptos Display" w:cs="Arial"/>
+          <w:color w:themeColor="dark1" w:val="000000"/>
           <w:sz w:val="28"/>
         </w:rPr>
       </w:pPr>
       <w:r>
         <w:rPr>
           <w:rFonts w:cs="Arial" w:ascii="Aptos Display" w:hAnsi="Aptos Display"/>
-          <w:color w:themeColor="text1" w:val="000000"/>
+          <w:color w:themeColor="dark1" w:val="000000"/>
           <w:sz w:val="28"/>
         </w:rPr>
       </w:r>
@@ -193,17 +193,17 @@
         <w:pStyle w:val="Normal"/>
         <w:jc w:val="center"/>
         <w:rPr>
-          <w:rFonts w:ascii="Aptos Display" w:hAnsi="Aptos Display" w:cs="Arial" w:asciiTheme="majorHAnsi" w:hAnsiTheme="majorHAnsi"/>
+          <w:rFonts w:ascii="Aptos Display" w:hAnsi="Aptos Display" w:cs="Arial"/>
           <w:b/>
-          <w:color w:themeColor="text1" w:val="000000"/>
+          <w:color w:themeColor="dark1" w:val="000000"/>
           <w:sz w:val="32"/>
         </w:rPr>
       </w:pPr>
       <w:r>
         <w:rPr>
-          <w:rFonts w:cs="Arial" w:ascii="Aptos Display" w:hAnsi="Aptos Display" w:asciiTheme="majorHAnsi" w:hAnsiTheme="majorHAnsi"/>
+          <w:rFonts w:cs="Arial" w:ascii="Aptos Display" w:hAnsi="Aptos Display"/>
           <w:b/>
-          <w:color w:themeColor="text1" w:val="000000"/>
+          <w:color w:themeColor="dark1" w:val="000000"/>
           <w:sz w:val="32"/>
         </w:rPr>
         <w:t>Отчет</w:t>
@@ -214,15 +214,15 @@
         <w:pStyle w:val="Normal"/>
         <w:jc w:val="center"/>
         <w:rPr>
-          <w:rFonts w:ascii="Aptos Display" w:hAnsi="Aptos Display" w:cs="Arial" w:asciiTheme="majorHAnsi" w:hAnsiTheme="majorHAnsi"/>
-          <w:color w:themeColor="text1" w:val="000000"/>
+          <w:rFonts w:ascii="Aptos Display" w:hAnsi="Aptos Display" w:cs="Arial"/>
+          <w:color w:themeColor="dark1" w:val="000000"/>
           <w:sz w:val="28"/>
         </w:rPr>
       </w:pPr>
       <w:r>
         <w:rPr>
-          <w:rFonts w:cs="Arial" w:ascii="Aptos Display" w:hAnsi="Aptos Display" w:asciiTheme="majorHAnsi" w:hAnsiTheme="majorHAnsi"/>
-          <w:color w:themeColor="text1" w:val="000000"/>
+          <w:rFonts w:cs="Arial" w:ascii="Aptos Display" w:hAnsi="Aptos Display"/>
+          <w:color w:themeColor="dark1" w:val="000000"/>
           <w:sz w:val="28"/>
         </w:rPr>
         <w:t>По лабораторной работе №4</w:t>
@@ -233,15 +233,15 @@
         <w:pStyle w:val="Normal"/>
         <w:jc w:val="center"/>
         <w:rPr>
-          <w:rFonts w:ascii="Aptos Display" w:hAnsi="Aptos Display" w:cs="Arial" w:asciiTheme="majorHAnsi" w:hAnsiTheme="majorHAnsi"/>
-          <w:color w:themeColor="text1" w:val="000000"/>
+          <w:rFonts w:ascii="Aptos Display" w:hAnsi="Aptos Display" w:cs="Arial"/>
+          <w:color w:themeColor="dark1" w:val="000000"/>
           <w:sz w:val="28"/>
         </w:rPr>
       </w:pPr>
       <w:r>
         <w:rPr>
-          <w:rFonts w:cs="Arial" w:ascii="Aptos Display" w:hAnsi="Aptos Display" w:asciiTheme="majorHAnsi" w:hAnsiTheme="majorHAnsi"/>
-          <w:color w:themeColor="text1" w:val="000000"/>
+          <w:rFonts w:cs="Arial" w:ascii="Aptos Display" w:hAnsi="Aptos Display"/>
+          <w:color w:themeColor="dark1" w:val="000000"/>
           <w:sz w:val="28"/>
         </w:rPr>
         <w:t>Вариант 12989</w:t>
@@ -251,15 +251,15 @@
       <w:pPr>
         <w:pStyle w:val="Normal"/>
         <w:rPr>
-          <w:rFonts w:ascii="Aptos Display" w:hAnsi="Aptos Display" w:cs="Arial" w:asciiTheme="majorHAnsi" w:hAnsiTheme="majorHAnsi"/>
-          <w:color w:themeColor="text1" w:val="000000"/>
+          <w:rFonts w:ascii="Aptos Display" w:hAnsi="Aptos Display" w:cs="Arial"/>
+          <w:color w:themeColor="dark1" w:val="000000"/>
           <w:sz w:val="28"/>
         </w:rPr>
       </w:pPr>
       <w:r>
         <w:rPr>
           <w:rFonts w:cs="Arial" w:ascii="Aptos Display" w:hAnsi="Aptos Display"/>
-          <w:color w:themeColor="text1" w:val="000000"/>
+          <w:color w:themeColor="dark1" w:val="000000"/>
           <w:sz w:val="28"/>
         </w:rPr>
       </w:r>
@@ -268,15 +268,15 @@
       <w:pPr>
         <w:pStyle w:val="Normal"/>
         <w:rPr>
-          <w:rFonts w:ascii="Aptos Display" w:hAnsi="Aptos Display" w:cs="Arial" w:asciiTheme="majorHAnsi" w:hAnsiTheme="majorHAnsi"/>
-          <w:color w:themeColor="text1" w:val="000000"/>
+          <w:rFonts w:ascii="Aptos Display" w:hAnsi="Aptos Display" w:cs="Arial"/>
+          <w:color w:themeColor="dark1" w:val="000000"/>
           <w:sz w:val="28"/>
         </w:rPr>
       </w:pPr>
       <w:r>
         <w:rPr>
           <w:rFonts w:cs="Arial" w:ascii="Aptos Display" w:hAnsi="Aptos Display"/>
-          <w:color w:themeColor="text1" w:val="000000"/>
+          <w:color w:themeColor="dark1" w:val="000000"/>
           <w:sz w:val="28"/>
         </w:rPr>
       </w:r>
@@ -286,15 +286,15 @@
         <w:pStyle w:val="Normal"/>
         <w:ind w:left="6372"/>
         <w:rPr>
-          <w:rFonts w:ascii="Aptos Display" w:hAnsi="Aptos Display" w:cs="Arial" w:asciiTheme="majorHAnsi" w:hAnsiTheme="majorHAnsi"/>
-          <w:color w:themeColor="text1" w:val="000000"/>
+          <w:rFonts w:ascii="Aptos Display" w:hAnsi="Aptos Display" w:cs="Arial"/>
+          <w:color w:themeColor="dark1" w:val="000000"/>
           <w:sz w:val="20"/>
         </w:rPr>
       </w:pPr>
       <w:r>
         <w:rPr>
-          <w:rFonts w:cs="Arial" w:ascii="Aptos Display" w:hAnsi="Aptos Display" w:asciiTheme="majorHAnsi" w:hAnsiTheme="majorHAnsi"/>
-          <w:color w:themeColor="text1" w:val="000000"/>
+          <w:rFonts w:cs="Arial" w:ascii="Aptos Display" w:hAnsi="Aptos Display"/>
+          <w:color w:themeColor="dark1" w:val="000000"/>
           <w:sz w:val="20"/>
         </w:rPr>
         <w:t xml:space="preserve">Студент </w:t>
@@ -305,15 +305,15 @@
         <w:pStyle w:val="Normal"/>
         <w:ind w:left="6372"/>
         <w:rPr>
-          <w:rFonts w:ascii="Aptos Display" w:hAnsi="Aptos Display" w:cs="Arial" w:asciiTheme="majorHAnsi" w:hAnsiTheme="majorHAnsi"/>
-          <w:color w:themeColor="text1" w:val="000000"/>
+          <w:rFonts w:ascii="Aptos Display" w:hAnsi="Aptos Display" w:cs="Arial"/>
+          <w:color w:themeColor="dark1" w:val="000000"/>
           <w:sz w:val="20"/>
         </w:rPr>
       </w:pPr>
       <w:r>
         <w:rPr>
-          <w:rFonts w:cs="Arial" w:ascii="Aptos Display" w:hAnsi="Aptos Display" w:asciiTheme="majorHAnsi" w:hAnsiTheme="majorHAnsi"/>
-          <w:color w:themeColor="text1" w:val="000000"/>
+          <w:rFonts w:cs="Arial" w:ascii="Aptos Display" w:hAnsi="Aptos Display"/>
+          <w:color w:themeColor="dark1" w:val="000000"/>
           <w:sz w:val="20"/>
         </w:rPr>
         <w:t>Егорова Варвара Александровна</w:t>
@@ -324,31 +324,23 @@
         <w:pStyle w:val="Normal"/>
         <w:ind w:left="6372"/>
         <w:rPr>
-          <w:rFonts w:ascii="Aptos Display" w:hAnsi="Aptos Display" w:cs="Arial" w:asciiTheme="majorHAnsi" w:hAnsiTheme="majorHAnsi"/>
-          <w:color w:themeColor="text1" w:val="000000"/>
+          <w:rFonts w:ascii="Aptos Display" w:hAnsi="Aptos Display" w:cs="Arial"/>
+          <w:color w:themeColor="dark1" w:val="000000"/>
           <w:sz w:val="20"/>
         </w:rPr>
       </w:pPr>
       <w:r>
         <w:rPr>
-          <w:rFonts w:cs="Arial" w:ascii="Aptos Display" w:hAnsi="Aptos Display" w:asciiTheme="majorHAnsi" w:hAnsiTheme="majorHAnsi"/>
-          <w:color w:themeColor="text1" w:val="000000"/>
+          <w:rFonts w:cs="Arial" w:ascii="Aptos Display" w:hAnsi="Aptos Display"/>
+          <w:color w:themeColor="dark1" w:val="000000"/>
           <w:sz w:val="20"/>
         </w:rPr>
-        <w:t>Г</w:t>
-      </w:r>
-      <w:r>
-        <w:rPr>
-          <w:rFonts w:cs="Arial" w:ascii="Aptos Display" w:hAnsi="Aptos Display" w:asciiTheme="majorHAnsi" w:hAnsiTheme="majorHAnsi"/>
-          <w:color w:themeColor="text1" w:val="000000"/>
-          <w:sz w:val="20"/>
-        </w:rPr>
-        <w:t xml:space="preserve">руппа </w:t>
-      </w:r>
-      <w:r>
-        <w:rPr>
-          <w:rFonts w:cs="Arial" w:ascii="Aptos Display" w:hAnsi="Aptos Display" w:asciiTheme="majorHAnsi" w:hAnsiTheme="majorHAnsi"/>
-          <w:color w:themeColor="text1" w:val="000000"/>
+        <w:t xml:space="preserve">Группа </w:t>
+      </w:r>
+      <w:r>
+        <w:rPr>
+          <w:rFonts w:cs="Arial" w:ascii="Aptos Display" w:hAnsi="Aptos Display"/>
+          <w:color w:themeColor="dark1" w:val="000000"/>
           <w:sz w:val="20"/>
           <w:lang w:val="en-US"/>
         </w:rPr>
@@ -360,15 +352,15 @@
         <w:pStyle w:val="Normal"/>
         <w:ind w:left="6372"/>
         <w:rPr>
-          <w:rFonts w:ascii="Aptos Display" w:hAnsi="Aptos Display" w:cs="Arial" w:asciiTheme="majorHAnsi" w:hAnsiTheme="majorHAnsi"/>
-          <w:color w:themeColor="text1" w:val="000000"/>
+          <w:rFonts w:ascii="Aptos Display" w:hAnsi="Aptos Display" w:cs="Arial"/>
+          <w:color w:themeColor="dark1" w:val="000000"/>
           <w:sz w:val="20"/>
         </w:rPr>
       </w:pPr>
       <w:r>
         <w:rPr>
-          <w:rFonts w:cs="Arial" w:ascii="Aptos Display" w:hAnsi="Aptos Display" w:asciiTheme="majorHAnsi" w:hAnsiTheme="majorHAnsi"/>
-          <w:color w:themeColor="text1" w:val="000000"/>
+          <w:rFonts w:cs="Arial" w:ascii="Aptos Display" w:hAnsi="Aptos Display"/>
+          <w:color w:themeColor="dark1" w:val="000000"/>
           <w:sz w:val="20"/>
         </w:rPr>
         <w:t xml:space="preserve">Практик </w:t>
@@ -379,15 +371,15 @@
         <w:pStyle w:val="Normal"/>
         <w:ind w:left="6372"/>
         <w:rPr>
-          <w:rFonts w:ascii="Aptos Display" w:hAnsi="Aptos Display" w:cs="Arial" w:asciiTheme="majorHAnsi" w:hAnsiTheme="majorHAnsi"/>
-          <w:color w:themeColor="text1" w:val="000000"/>
+          <w:rFonts w:ascii="Aptos Display" w:hAnsi="Aptos Display" w:cs="Arial"/>
+          <w:color w:themeColor="dark1" w:val="000000"/>
           <w:sz w:val="20"/>
         </w:rPr>
       </w:pPr>
       <w:r>
         <w:rPr>
-          <w:rFonts w:cs="Arial" w:ascii="Aptos Display" w:hAnsi="Aptos Display" w:asciiTheme="majorHAnsi" w:hAnsiTheme="majorHAnsi"/>
-          <w:color w:themeColor="text1" w:val="000000"/>
+          <w:rFonts w:cs="Arial" w:ascii="Aptos Display" w:hAnsi="Aptos Display"/>
+          <w:color w:themeColor="dark1" w:val="000000"/>
           <w:sz w:val="20"/>
         </w:rPr>
         <w:t>Горбунов Михаил Витальевич</w:t>
@@ -397,15 +389,15 @@
       <w:pPr>
         <w:pStyle w:val="Normal"/>
         <w:rPr>
-          <w:rFonts w:ascii="Aptos Display" w:hAnsi="Aptos Display" w:cs="Arial" w:asciiTheme="majorHAnsi" w:hAnsiTheme="majorHAnsi"/>
-          <w:color w:themeColor="text1" w:val="000000"/>
+          <w:rFonts w:ascii="Aptos Display" w:hAnsi="Aptos Display" w:cs="Arial"/>
+          <w:color w:themeColor="dark1" w:val="000000"/>
           <w:sz w:val="20"/>
         </w:rPr>
       </w:pPr>
       <w:r>
         <w:rPr>
           <w:rFonts w:cs="Arial" w:ascii="Aptos Display" w:hAnsi="Aptos Display"/>
-          <w:color w:themeColor="text1" w:val="000000"/>
+          <w:color w:themeColor="dark1" w:val="000000"/>
           <w:sz w:val="20"/>
         </w:rPr>
       </w:r>
@@ -414,15 +406,15 @@
       <w:pPr>
         <w:pStyle w:val="Normal"/>
         <w:rPr>
-          <w:rFonts w:ascii="Aptos Display" w:hAnsi="Aptos Display" w:cs="Arial" w:asciiTheme="majorHAnsi" w:hAnsiTheme="majorHAnsi"/>
-          <w:color w:themeColor="text1" w:val="000000"/>
+          <w:rFonts w:ascii="Aptos Display" w:hAnsi="Aptos Display" w:cs="Arial"/>
+          <w:color w:themeColor="dark1" w:val="000000"/>
           <w:sz w:val="20"/>
         </w:rPr>
       </w:pPr>
       <w:r>
         <w:rPr>
           <w:rFonts w:cs="Arial" w:ascii="Aptos Display" w:hAnsi="Aptos Display"/>
-          <w:color w:themeColor="text1" w:val="000000"/>
+          <w:color w:themeColor="dark1" w:val="000000"/>
           <w:sz w:val="20"/>
         </w:rPr>
       </w:r>
@@ -431,15 +423,15 @@
       <w:pPr>
         <w:pStyle w:val="Normal"/>
         <w:rPr>
-          <w:rFonts w:ascii="Aptos Display" w:hAnsi="Aptos Display" w:cs="Arial" w:asciiTheme="majorHAnsi" w:hAnsiTheme="majorHAnsi"/>
-          <w:color w:themeColor="text1" w:val="000000"/>
+          <w:rFonts w:ascii="Aptos Display" w:hAnsi="Aptos Display" w:cs="Arial"/>
+          <w:color w:themeColor="dark1" w:val="000000"/>
           <w:sz w:val="20"/>
         </w:rPr>
       </w:pPr>
       <w:r>
         <w:rPr>
           <w:rFonts w:cs="Arial" w:ascii="Aptos Display" w:hAnsi="Aptos Display"/>
-          <w:color w:themeColor="text1" w:val="000000"/>
+          <w:color w:themeColor="dark1" w:val="000000"/>
           <w:sz w:val="20"/>
         </w:rPr>
       </w:r>
@@ -449,15 +441,15 @@
         <w:pStyle w:val="Normal"/>
         <w:jc w:val="center"/>
         <w:rPr>
-          <w:rFonts w:ascii="Aptos Display" w:hAnsi="Aptos Display" w:cs="Arial" w:asciiTheme="majorHAnsi" w:hAnsiTheme="majorHAnsi"/>
-          <w:color w:themeColor="text1" w:val="000000"/>
+          <w:rFonts w:ascii="Aptos Display" w:hAnsi="Aptos Display" w:cs="Arial"/>
+          <w:color w:themeColor="dark1" w:val="000000"/>
           <w:sz w:val="24"/>
         </w:rPr>
       </w:pPr>
       <w:r>
         <w:rPr>
           <w:rFonts w:cs="Arial" w:ascii="Aptos Display" w:hAnsi="Aptos Display"/>
-          <w:color w:themeColor="text1" w:val="000000"/>
+          <w:color w:themeColor="dark1" w:val="000000"/>
           <w:sz w:val="24"/>
         </w:rPr>
       </w:r>
@@ -467,15 +459,15 @@
         <w:pStyle w:val="Normal"/>
         <w:jc w:val="center"/>
         <w:rPr>
-          <w:rFonts w:ascii="Aptos Display" w:hAnsi="Aptos Display" w:cs="Arial" w:asciiTheme="majorHAnsi" w:hAnsiTheme="majorHAnsi"/>
-          <w:color w:themeColor="text1" w:val="000000"/>
+          <w:rFonts w:ascii="Aptos Display" w:hAnsi="Aptos Display" w:cs="Arial"/>
+          <w:color w:themeColor="dark1" w:val="000000"/>
           <w:sz w:val="24"/>
         </w:rPr>
       </w:pPr>
       <w:r>
         <w:rPr>
           <w:rFonts w:cs="Arial" w:ascii="Aptos Display" w:hAnsi="Aptos Display"/>
-          <w:color w:themeColor="text1" w:val="000000"/>
+          <w:color w:themeColor="dark1" w:val="000000"/>
           <w:sz w:val="24"/>
         </w:rPr>
       </w:r>
@@ -485,15 +477,15 @@
         <w:pStyle w:val="Normal"/>
         <w:jc w:val="center"/>
         <w:rPr>
-          <w:rFonts w:ascii="Aptos Display" w:hAnsi="Aptos Display" w:cs="Arial" w:asciiTheme="majorHAnsi" w:hAnsiTheme="majorHAnsi"/>
-          <w:color w:themeColor="text1" w:val="000000"/>
+          <w:rFonts w:ascii="Aptos Display" w:hAnsi="Aptos Display" w:cs="Arial"/>
+          <w:color w:themeColor="dark1" w:val="000000"/>
           <w:sz w:val="24"/>
         </w:rPr>
       </w:pPr>
       <w:r>
         <w:rPr>
           <w:rFonts w:cs="Arial" w:ascii="Aptos Display" w:hAnsi="Aptos Display"/>
-          <w:color w:themeColor="text1" w:val="000000"/>
+          <w:color w:themeColor="dark1" w:val="000000"/>
           <w:sz w:val="24"/>
         </w:rPr>
       </w:r>
@@ -503,15 +495,15 @@
         <w:pStyle w:val="Normal"/>
         <w:jc w:val="center"/>
         <w:rPr>
-          <w:rFonts w:ascii="Aptos Display" w:hAnsi="Aptos Display" w:cs="Arial" w:asciiTheme="majorHAnsi" w:hAnsiTheme="majorHAnsi"/>
-          <w:color w:themeColor="text1" w:val="000000"/>
+          <w:rFonts w:ascii="Aptos Display" w:hAnsi="Aptos Display" w:cs="Arial"/>
+          <w:color w:themeColor="dark1" w:val="000000"/>
           <w:sz w:val="24"/>
         </w:rPr>
       </w:pPr>
       <w:r>
         <w:rPr>
           <w:rFonts w:cs="Arial" w:ascii="Aptos Display" w:hAnsi="Aptos Display"/>
-          <w:color w:themeColor="text1" w:val="000000"/>
+          <w:color w:themeColor="dark1" w:val="000000"/>
           <w:sz w:val="24"/>
         </w:rPr>
       </w:r>
@@ -521,15 +513,15 @@
         <w:pStyle w:val="Normal"/>
         <w:jc w:val="center"/>
         <w:rPr>
-          <w:rFonts w:ascii="Aptos Display" w:hAnsi="Aptos Display" w:cs="Arial" w:asciiTheme="majorHAnsi" w:hAnsiTheme="majorHAnsi"/>
-          <w:color w:themeColor="text1" w:val="000000"/>
+          <w:rFonts w:ascii="Aptos Display" w:hAnsi="Aptos Display" w:cs="Arial"/>
+          <w:color w:themeColor="dark1" w:val="000000"/>
           <w:sz w:val="24"/>
         </w:rPr>
       </w:pPr>
       <w:r>
         <w:rPr>
-          <w:rFonts w:cs="Arial" w:ascii="Aptos Display" w:hAnsi="Aptos Display" w:asciiTheme="majorHAnsi" w:hAnsiTheme="majorHAnsi"/>
-          <w:color w:themeColor="text1" w:val="000000"/>
+          <w:rFonts w:cs="Arial" w:ascii="Aptos Display" w:hAnsi="Aptos Display"/>
+          <w:color w:themeColor="dark1" w:val="000000"/>
           <w:sz w:val="24"/>
         </w:rPr>
         <w:t>Санкт-Петербург, 2024 г.</w:t>
@@ -539,29 +531,29 @@
       <w:pPr>
         <w:pStyle w:val="Normal"/>
         <w:rPr>
-          <w:rFonts w:ascii="Aptos Display" w:hAnsi="Aptos Display" w:cs="Arial" w:asciiTheme="majorHAnsi" w:hAnsiTheme="majorHAnsi"/>
-          <w:color w:themeColor="text1" w:val="000000"/>
+          <w:rFonts w:ascii="Aptos Display" w:hAnsi="Aptos Display" w:cs="Arial"/>
+          <w:color w:themeColor="dark1" w:val="000000"/>
         </w:rPr>
       </w:pPr>
       <w:r>
         <w:rPr>
           <w:rFonts w:cs="Arial" w:ascii="Aptos Display" w:hAnsi="Aptos Display"/>
-          <w:color w:themeColor="text1" w:val="000000"/>
-        </w:rPr>
-      </w:r>
-    </w:p>
-    <w:p>
-      <w:pPr>
-        <w:pStyle w:val="Normal"/>
-        <w:rPr>
-          <w:rFonts w:ascii="Aptos Display" w:hAnsi="Aptos Display" w:cs="Arial" w:asciiTheme="majorHAnsi" w:hAnsiTheme="majorHAnsi"/>
-          <w:color w:themeColor="text1" w:val="000000"/>
+          <w:color w:themeColor="dark1" w:val="000000"/>
+        </w:rPr>
+      </w:r>
+    </w:p>
+    <w:p>
+      <w:pPr>
+        <w:pStyle w:val="Normal"/>
+        <w:rPr>
+          <w:rFonts w:ascii="Aptos Display" w:hAnsi="Aptos Display" w:cs="Arial"/>
+          <w:color w:themeColor="dark1" w:val="000000"/>
         </w:rPr>
       </w:pPr>
       <w:r>
         <w:rPr>
           <w:rFonts w:cs="Arial" w:ascii="Aptos Display" w:hAnsi="Aptos Display"/>
-          <w:color w:themeColor="text1" w:val="000000"/>
+          <w:color w:themeColor="dark1" w:val="000000"/>
         </w:rPr>
       </w:r>
     </w:p>
@@ -577,8 +569,9 @@
           <w:pPr>
             <w:pStyle w:val="TOCHeading"/>
             <w:spacing w:before="0" w:after="0"/>
+            <w:ind w:hanging="0" w:left="0"/>
             <w:rPr>
-              <w:color w:themeColor="text1" w:val="000000"/>
+              <w:color w:themeColor="dark1" w:val="000000"/>
             </w:rPr>
           </w:pPr>
           <w:r>
@@ -586,7 +579,7 @@
           </w:r>
           <w:r>
             <w:rPr>
-              <w:color w:themeColor="text1" w:val="000000"/>
+              <w:color w:themeColor="dark1" w:val="000000"/>
             </w:rPr>
             <w:t>Оглавление</w:t>
           </w:r>
@@ -599,8 +592,8 @@
               <w:tab w:val="right" w:pos="9345" w:leader="dot"/>
             </w:tabs>
             <w:rPr>
-              <w:rFonts w:ascii="Aptos Display" w:hAnsi="Aptos Display" w:eastAsia="" w:asciiTheme="majorHAnsi" w:eastAsiaTheme="minorEastAsia" w:hAnsiTheme="majorHAnsi"/>
-              <w:color w:themeColor="text1" w:val="000000"/>
+              <w:rFonts w:ascii="Aptos Display" w:hAnsi="Aptos Display"/>
+              <w:color w:themeColor="dark1" w:val="000000"/>
               <w:sz w:val="24"/>
               <w:szCs w:val="24"/>
               <w:lang w:eastAsia="ru-RU"/>
@@ -611,29 +604,26 @@
           </w:r>
           <w:r>
             <w:rPr>
-              <w:webHidden/>
               <w:rStyle w:val="Style10"/>
               <w:rFonts w:cs="Arial" w:ascii="Aptos Display" w:hAnsi="Aptos Display"/>
-              <w:color w:themeColor="text1" w:val="000000"/>
+              <w:color w:themeColor="dark1" w:val="000000"/>
             </w:rPr>
-            <w:instrText xml:space="preserve"> TOC \z \o "1-3" \u \h</w:instrText>
+            <w:instrText xml:space="preserve"> TOC \o "1-3" \h</w:instrText>
           </w:r>
           <w:r>
             <w:rPr>
-              <w:webHidden/>
               <w:rStyle w:val="Style10"/>
               <w:rFonts w:cs="Arial" w:ascii="Aptos Display" w:hAnsi="Aptos Display"/>
-              <w:color w:themeColor="text1" w:val="000000"/>
+              <w:color w:themeColor="dark1" w:val="000000"/>
             </w:rPr>
             <w:fldChar w:fldCharType="separate"/>
           </w:r>
           <w:hyperlink w:anchor="_Toc168052038">
             <w:r>
               <w:rPr>
-                <w:webHidden/>
                 <w:rStyle w:val="Style10"/>
-                <w:rFonts w:cs="Arial" w:ascii="Aptos Display" w:hAnsi="Aptos Display" w:asciiTheme="majorHAnsi" w:hAnsiTheme="majorHAnsi"/>
-                <w:color w:themeColor="text1" w:val="000000"/>
+                <w:rFonts w:cs="Arial" w:ascii="Aptos Display" w:hAnsi="Aptos Display"/>
+                <w:color w:themeColor="dark1" w:val="000000"/>
               </w:rPr>
               <w:t>Задание</w:t>
             </w:r>
@@ -658,9 +648,9 @@
             <w:r>
               <w:rPr>
                 <w:rStyle w:val="Style10"/>
-                <w:rFonts w:ascii="Aptos Display" w:hAnsi="Aptos Display" w:asciiTheme="majorHAnsi" w:hAnsiTheme="majorHAnsi"/>
+                <w:rFonts w:ascii="Aptos Display" w:hAnsi="Aptos Display"/>
                 <w:vanish w:val="false"/>
-                <w:color w:themeColor="text1" w:val="000000"/>
+                <w:color w:themeColor="dark1" w:val="000000"/>
               </w:rPr>
               <w:tab/>
               <w:t>3</w:t>
@@ -681,8 +671,8 @@
               <w:tab w:val="right" w:pos="9345" w:leader="dot"/>
             </w:tabs>
             <w:rPr>
-              <w:rFonts w:ascii="Aptos Display" w:hAnsi="Aptos Display" w:eastAsia="" w:asciiTheme="majorHAnsi" w:eastAsiaTheme="minorEastAsia" w:hAnsiTheme="majorHAnsi"/>
-              <w:color w:themeColor="text1" w:val="000000"/>
+              <w:rFonts w:ascii="Aptos Display" w:hAnsi="Aptos Display"/>
+              <w:color w:themeColor="dark1" w:val="000000"/>
               <w:sz w:val="24"/>
               <w:szCs w:val="24"/>
               <w:lang w:eastAsia="ru-RU"/>
@@ -691,10 +681,9 @@
           <w:hyperlink w:anchor="_Toc168052039">
             <w:r>
               <w:rPr>
-                <w:webHidden/>
                 <w:rStyle w:val="Style10"/>
-                <w:rFonts w:cs="Arial" w:ascii="Aptos Display" w:hAnsi="Aptos Display" w:asciiTheme="majorHAnsi" w:hAnsiTheme="majorHAnsi"/>
-                <w:color w:themeColor="text1" w:val="000000"/>
+                <w:rFonts w:cs="Arial" w:ascii="Aptos Display" w:hAnsi="Aptos Display"/>
+                <w:color w:themeColor="dark1" w:val="000000"/>
               </w:rPr>
               <w:t>Решение:</w:t>
             </w:r>
@@ -719,9 +708,9 @@
             <w:r>
               <w:rPr>
                 <w:rStyle w:val="Style10"/>
-                <w:rFonts w:ascii="Aptos Display" w:hAnsi="Aptos Display" w:asciiTheme="majorHAnsi" w:hAnsiTheme="majorHAnsi"/>
+                <w:rFonts w:ascii="Aptos Display" w:hAnsi="Aptos Display"/>
                 <w:vanish w:val="false"/>
-                <w:color w:themeColor="text1" w:val="000000"/>
+                <w:color w:themeColor="dark1" w:val="000000"/>
               </w:rPr>
               <w:tab/>
               <w:t>4</w:t>
@@ -742,8 +731,8 @@
               <w:tab w:val="right" w:pos="9345" w:leader="dot"/>
             </w:tabs>
             <w:rPr>
-              <w:rFonts w:ascii="Aptos Display" w:hAnsi="Aptos Display" w:eastAsia="" w:asciiTheme="majorHAnsi" w:eastAsiaTheme="minorEastAsia" w:hAnsiTheme="majorHAnsi"/>
-              <w:color w:themeColor="text1" w:val="000000"/>
+              <w:rFonts w:ascii="Aptos Display" w:hAnsi="Aptos Display"/>
+              <w:color w:themeColor="dark1" w:val="000000"/>
               <w:sz w:val="24"/>
               <w:szCs w:val="24"/>
               <w:lang w:eastAsia="ru-RU"/>
@@ -752,13 +741,11 @@
           <w:hyperlink w:anchor="_Toc168052040">
             <w:r>
               <w:rPr>
-                <w:webHidden/>
                 <w:rStyle w:val="Style10"/>
-                <w:rFonts w:eastAsia="Times New Roman" w:cs="Arial" w:ascii="Aptos Display" w:hAnsi="Aptos Display" w:asciiTheme="majorHAnsi" w:hAnsiTheme="majorHAnsi"/>
-                <w:color w:themeColor="text1" w:val="000000"/>
+                <w:rFonts w:eastAsia="Times New Roman" w:cs="Arial" w:ascii="Aptos Display" w:hAnsi="Aptos Display"/>
+                <w:color w:themeColor="dark1" w:val="000000"/>
                 <w:kern w:val="0"/>
                 <w:lang w:eastAsia="ru-RU"/>
-                <w14:ligatures w14:val="none"/>
               </w:rPr>
               <w:t>Запрос №1</w:t>
             </w:r>
@@ -783,9 +770,9 @@
             <w:r>
               <w:rPr>
                 <w:rStyle w:val="Style10"/>
-                <w:rFonts w:ascii="Aptos Display" w:hAnsi="Aptos Display" w:asciiTheme="majorHAnsi" w:hAnsiTheme="majorHAnsi"/>
+                <w:rFonts w:ascii="Aptos Display" w:hAnsi="Aptos Display"/>
                 <w:vanish w:val="false"/>
-                <w:color w:themeColor="text1" w:val="000000"/>
+                <w:color w:themeColor="dark1" w:val="000000"/>
               </w:rPr>
               <w:tab/>
               <w:t>4</w:t>
@@ -806,8 +793,8 @@
               <w:tab w:val="right" w:pos="9345" w:leader="dot"/>
             </w:tabs>
             <w:rPr>
-              <w:rFonts w:ascii="Aptos Display" w:hAnsi="Aptos Display" w:eastAsia="" w:asciiTheme="majorHAnsi" w:eastAsiaTheme="minorEastAsia" w:hAnsiTheme="majorHAnsi"/>
-              <w:color w:themeColor="text1" w:val="000000"/>
+              <w:rFonts w:ascii="Aptos Display" w:hAnsi="Aptos Display"/>
+              <w:color w:themeColor="dark1" w:val="000000"/>
               <w:sz w:val="24"/>
               <w:szCs w:val="24"/>
               <w:lang w:eastAsia="ru-RU"/>
@@ -816,10 +803,9 @@
           <w:hyperlink w:anchor="_Toc168052041">
             <w:r>
               <w:rPr>
-                <w:webHidden/>
                 <w:rStyle w:val="Style10"/>
-                <w:rFonts w:ascii="Aptos Display" w:hAnsi="Aptos Display" w:asciiTheme="majorHAnsi" w:hAnsiTheme="majorHAnsi"/>
-                <w:color w:themeColor="text1" w:val="000000"/>
+                <w:rFonts w:ascii="Aptos Display" w:hAnsi="Aptos Display"/>
+                <w:color w:themeColor="dark1" w:val="000000"/>
                 <w:lang w:eastAsia="ru-RU"/>
               </w:rPr>
               <w:t>Реализация запроса</w:t>
@@ -845,9 +831,9 @@
             <w:r>
               <w:rPr>
                 <w:rStyle w:val="Style10"/>
-                <w:rFonts w:ascii="Aptos Display" w:hAnsi="Aptos Display" w:asciiTheme="majorHAnsi" w:hAnsiTheme="majorHAnsi"/>
+                <w:rFonts w:ascii="Aptos Display" w:hAnsi="Aptos Display"/>
                 <w:vanish w:val="false"/>
-                <w:color w:themeColor="text1" w:val="000000"/>
+                <w:color w:themeColor="dark1" w:val="000000"/>
               </w:rPr>
               <w:tab/>
               <w:t>4</w:t>
@@ -868,8 +854,8 @@
               <w:tab w:val="right" w:pos="9345" w:leader="dot"/>
             </w:tabs>
             <w:rPr>
-              <w:rFonts w:ascii="Aptos Display" w:hAnsi="Aptos Display" w:eastAsia="" w:asciiTheme="majorHAnsi" w:eastAsiaTheme="minorEastAsia" w:hAnsiTheme="majorHAnsi"/>
-              <w:color w:themeColor="text1" w:val="000000"/>
+              <w:rFonts w:ascii="Aptos Display" w:hAnsi="Aptos Display"/>
+              <w:color w:themeColor="dark1" w:val="000000"/>
               <w:sz w:val="24"/>
               <w:szCs w:val="24"/>
               <w:lang w:eastAsia="ru-RU"/>
@@ -878,10 +864,9 @@
           <w:hyperlink w:anchor="_Toc168052042">
             <w:r>
               <w:rPr>
-                <w:webHidden/>
                 <w:rStyle w:val="Style10"/>
-                <w:rFonts w:ascii="Aptos Display" w:hAnsi="Aptos Display" w:asciiTheme="majorHAnsi" w:hAnsiTheme="majorHAnsi"/>
-                <w:color w:themeColor="text1" w:val="000000"/>
+                <w:rFonts w:ascii="Aptos Display" w:hAnsi="Aptos Display"/>
+                <w:color w:themeColor="dark1" w:val="000000"/>
                 <w:lang w:eastAsia="ru-RU"/>
               </w:rPr>
               <w:t>Использование индексов</w:t>
@@ -907,9 +892,9 @@
             <w:r>
               <w:rPr>
                 <w:rStyle w:val="Style10"/>
-                <w:rFonts w:ascii="Aptos Display" w:hAnsi="Aptos Display" w:asciiTheme="majorHAnsi" w:hAnsiTheme="majorHAnsi"/>
+                <w:rFonts w:ascii="Aptos Display" w:hAnsi="Aptos Display"/>
                 <w:vanish w:val="false"/>
-                <w:color w:themeColor="text1" w:val="000000"/>
+                <w:color w:themeColor="dark1" w:val="000000"/>
               </w:rPr>
               <w:tab/>
               <w:t>4</w:t>
@@ -930,8 +915,8 @@
               <w:tab w:val="right" w:pos="9345" w:leader="dot"/>
             </w:tabs>
             <w:rPr>
-              <w:rFonts w:ascii="Aptos Display" w:hAnsi="Aptos Display" w:eastAsia="" w:asciiTheme="majorHAnsi" w:eastAsiaTheme="minorEastAsia" w:hAnsiTheme="majorHAnsi"/>
-              <w:color w:themeColor="text1" w:val="000000"/>
+              <w:rFonts w:ascii="Aptos Display" w:hAnsi="Aptos Display"/>
+              <w:color w:themeColor="dark1" w:val="000000"/>
               <w:sz w:val="24"/>
               <w:szCs w:val="24"/>
               <w:lang w:eastAsia="ru-RU"/>
@@ -940,10 +925,9 @@
           <w:hyperlink w:anchor="_Toc168052043">
             <w:r>
               <w:rPr>
-                <w:webHidden/>
                 <w:rStyle w:val="Style10"/>
-                <w:rFonts w:ascii="Aptos Display" w:hAnsi="Aptos Display" w:asciiTheme="majorHAnsi" w:hAnsiTheme="majorHAnsi"/>
-                <w:color w:themeColor="text1" w:val="000000"/>
+                <w:rFonts w:ascii="Aptos Display" w:hAnsi="Aptos Display"/>
+                <w:color w:themeColor="dark1" w:val="000000"/>
                 <w:lang w:eastAsia="ru-RU"/>
               </w:rPr>
               <w:t>Планы выполнения запроса</w:t>
@@ -969,9 +953,9 @@
             <w:r>
               <w:rPr>
                 <w:rStyle w:val="Style10"/>
-                <w:rFonts w:ascii="Aptos Display" w:hAnsi="Aptos Display" w:asciiTheme="majorHAnsi" w:hAnsiTheme="majorHAnsi"/>
+                <w:rFonts w:ascii="Aptos Display" w:hAnsi="Aptos Display"/>
                 <w:vanish w:val="false"/>
-                <w:color w:themeColor="text1" w:val="000000"/>
+                <w:color w:themeColor="dark1" w:val="000000"/>
               </w:rPr>
               <w:tab/>
               <w:t>5</w:t>
@@ -992,8 +976,8 @@
               <w:tab w:val="right" w:pos="9345" w:leader="dot"/>
             </w:tabs>
             <w:rPr>
-              <w:rFonts w:ascii="Aptos Display" w:hAnsi="Aptos Display" w:eastAsia="" w:asciiTheme="majorHAnsi" w:eastAsiaTheme="minorEastAsia" w:hAnsiTheme="majorHAnsi"/>
-              <w:color w:themeColor="text1" w:val="000000"/>
+              <w:rFonts w:ascii="Aptos Display" w:hAnsi="Aptos Display"/>
+              <w:color w:themeColor="dark1" w:val="000000"/>
               <w:sz w:val="24"/>
               <w:szCs w:val="24"/>
               <w:lang w:eastAsia="ru-RU"/>
@@ -1002,10 +986,9 @@
           <w:hyperlink w:anchor="_Toc168052044">
             <w:r>
               <w:rPr>
-                <w:webHidden/>
                 <w:rStyle w:val="Style10"/>
-                <w:rFonts w:ascii="Aptos Display" w:hAnsi="Aptos Display" w:asciiTheme="majorHAnsi" w:hAnsiTheme="majorHAnsi"/>
-                <w:color w:themeColor="text1" w:val="000000"/>
+                <w:rFonts w:ascii="Aptos Display" w:hAnsi="Aptos Display"/>
+                <w:color w:themeColor="dark1" w:val="000000"/>
                 <w:lang w:eastAsia="ru-RU"/>
               </w:rPr>
               <w:t>Оптимальный план</w:t>
@@ -1031,9 +1014,9 @@
             <w:r>
               <w:rPr>
                 <w:rStyle w:val="Style10"/>
-                <w:rFonts w:ascii="Aptos Display" w:hAnsi="Aptos Display" w:asciiTheme="majorHAnsi" w:hAnsiTheme="majorHAnsi"/>
+                <w:rFonts w:ascii="Aptos Display" w:hAnsi="Aptos Display"/>
                 <w:vanish w:val="false"/>
-                <w:color w:themeColor="text1" w:val="000000"/>
+                <w:color w:themeColor="dark1" w:val="000000"/>
               </w:rPr>
               <w:tab/>
               <w:t>5</w:t>
@@ -1054,8 +1037,8 @@
               <w:tab w:val="right" w:pos="9345" w:leader="dot"/>
             </w:tabs>
             <w:rPr>
-              <w:rFonts w:ascii="Aptos Display" w:hAnsi="Aptos Display" w:eastAsia="" w:asciiTheme="majorHAnsi" w:eastAsiaTheme="minorEastAsia" w:hAnsiTheme="majorHAnsi"/>
-              <w:color w:themeColor="text1" w:val="000000"/>
+              <w:rFonts w:ascii="Aptos Display" w:hAnsi="Aptos Display"/>
+              <w:color w:themeColor="dark1" w:val="000000"/>
               <w:sz w:val="24"/>
               <w:szCs w:val="24"/>
               <w:lang w:eastAsia="ru-RU"/>
@@ -1064,10 +1047,9 @@
           <w:hyperlink w:anchor="_Toc168052045">
             <w:r>
               <w:rPr>
-                <w:webHidden/>
                 <w:rStyle w:val="Style10"/>
-                <w:rFonts w:ascii="Aptos Display" w:hAnsi="Aptos Display" w:asciiTheme="majorHAnsi" w:hAnsiTheme="majorHAnsi"/>
-                <w:color w:themeColor="text1" w:val="000000"/>
+                <w:rFonts w:ascii="Aptos Display" w:hAnsi="Aptos Display"/>
+                <w:color w:themeColor="dark1" w:val="000000"/>
                 <w:lang w:eastAsia="ru-RU"/>
               </w:rPr>
               <w:t>Выполнение команды EXPLAIN ANALYZE</w:t>
@@ -1093,9 +1075,9 @@
             <w:r>
               <w:rPr>
                 <w:rStyle w:val="Style10"/>
-                <w:rFonts w:ascii="Aptos Display" w:hAnsi="Aptos Display" w:asciiTheme="majorHAnsi" w:hAnsiTheme="majorHAnsi"/>
+                <w:rFonts w:ascii="Aptos Display" w:hAnsi="Aptos Display"/>
                 <w:vanish w:val="false"/>
-                <w:color w:themeColor="text1" w:val="000000"/>
+                <w:color w:themeColor="dark1" w:val="000000"/>
               </w:rPr>
               <w:tab/>
               <w:t>5</w:t>
@@ -1116,8 +1098,8 @@
               <w:tab w:val="right" w:pos="9345" w:leader="dot"/>
             </w:tabs>
             <w:rPr>
-              <w:rFonts w:ascii="Aptos Display" w:hAnsi="Aptos Display" w:eastAsia="" w:asciiTheme="majorHAnsi" w:eastAsiaTheme="minorEastAsia" w:hAnsiTheme="majorHAnsi"/>
-              <w:color w:themeColor="text1" w:val="000000"/>
+              <w:rFonts w:ascii="Aptos Display" w:hAnsi="Aptos Display"/>
+              <w:color w:themeColor="dark1" w:val="000000"/>
               <w:sz w:val="24"/>
               <w:szCs w:val="24"/>
               <w:lang w:eastAsia="ru-RU"/>
@@ -1126,13 +1108,11 @@
           <w:hyperlink w:anchor="_Toc168052046">
             <w:r>
               <w:rPr>
-                <w:webHidden/>
                 <w:rStyle w:val="Style10"/>
-                <w:rFonts w:eastAsia="Times New Roman" w:cs="Arial" w:ascii="Aptos Display" w:hAnsi="Aptos Display" w:asciiTheme="majorHAnsi" w:hAnsiTheme="majorHAnsi"/>
-                <w:color w:themeColor="text1" w:val="000000"/>
+                <w:rFonts w:eastAsia="Times New Roman" w:cs="Arial" w:ascii="Aptos Display" w:hAnsi="Aptos Display"/>
+                <w:color w:themeColor="dark1" w:val="000000"/>
                 <w:kern w:val="0"/>
                 <w:lang w:eastAsia="ru-RU"/>
-                <w14:ligatures w14:val="none"/>
               </w:rPr>
               <w:t>Запрос №2</w:t>
             </w:r>
@@ -1157,9 +1137,9 @@
             <w:r>
               <w:rPr>
                 <w:rStyle w:val="Style10"/>
-                <w:rFonts w:ascii="Aptos Display" w:hAnsi="Aptos Display" w:asciiTheme="majorHAnsi" w:hAnsiTheme="majorHAnsi"/>
+                <w:rFonts w:ascii="Aptos Display" w:hAnsi="Aptos Display"/>
                 <w:vanish w:val="false"/>
-                <w:color w:themeColor="text1" w:val="000000"/>
+                <w:color w:themeColor="dark1" w:val="000000"/>
               </w:rPr>
               <w:tab/>
               <w:t>5</w:t>
@@ -1180,8 +1160,8 @@
               <w:tab w:val="right" w:pos="9345" w:leader="dot"/>
             </w:tabs>
             <w:rPr>
-              <w:rFonts w:ascii="Aptos Display" w:hAnsi="Aptos Display" w:eastAsia="" w:asciiTheme="majorHAnsi" w:eastAsiaTheme="minorEastAsia" w:hAnsiTheme="majorHAnsi"/>
-              <w:color w:themeColor="text1" w:val="000000"/>
+              <w:rFonts w:ascii="Aptos Display" w:hAnsi="Aptos Display"/>
+              <w:color w:themeColor="dark1" w:val="000000"/>
               <w:sz w:val="24"/>
               <w:szCs w:val="24"/>
               <w:lang w:eastAsia="ru-RU"/>
@@ -1190,10 +1170,9 @@
           <w:hyperlink w:anchor="_Toc168052047">
             <w:r>
               <w:rPr>
-                <w:webHidden/>
                 <w:rStyle w:val="Style10"/>
-                <w:rFonts w:ascii="Aptos Display" w:hAnsi="Aptos Display" w:asciiTheme="majorHAnsi" w:hAnsiTheme="majorHAnsi"/>
-                <w:color w:themeColor="text1" w:val="000000"/>
+                <w:rFonts w:ascii="Aptos Display" w:hAnsi="Aptos Display"/>
+                <w:color w:themeColor="dark1" w:val="000000"/>
                 <w:lang w:eastAsia="ru-RU"/>
               </w:rPr>
               <w:t>Реализация запроса</w:t>
@@ -1219,9 +1198,9 @@
             <w:r>
               <w:rPr>
                 <w:rStyle w:val="Style10"/>
-                <w:rFonts w:ascii="Aptos Display" w:hAnsi="Aptos Display" w:asciiTheme="majorHAnsi" w:hAnsiTheme="majorHAnsi"/>
+                <w:rFonts w:ascii="Aptos Display" w:hAnsi="Aptos Display"/>
                 <w:vanish w:val="false"/>
-                <w:color w:themeColor="text1" w:val="000000"/>
+                <w:color w:themeColor="dark1" w:val="000000"/>
               </w:rPr>
               <w:tab/>
               <w:t>5</w:t>
@@ -1242,8 +1221,8 @@
               <w:tab w:val="right" w:pos="9345" w:leader="dot"/>
             </w:tabs>
             <w:rPr>
-              <w:rFonts w:ascii="Aptos Display" w:hAnsi="Aptos Display" w:eastAsia="" w:asciiTheme="majorHAnsi" w:eastAsiaTheme="minorEastAsia" w:hAnsiTheme="majorHAnsi"/>
-              <w:color w:themeColor="text1" w:val="000000"/>
+              <w:rFonts w:ascii="Aptos Display" w:hAnsi="Aptos Display"/>
+              <w:color w:themeColor="dark1" w:val="000000"/>
               <w:sz w:val="24"/>
               <w:szCs w:val="24"/>
               <w:lang w:eastAsia="ru-RU"/>
@@ -1252,10 +1231,9 @@
           <w:hyperlink w:anchor="_Toc168052048">
             <w:r>
               <w:rPr>
-                <w:webHidden/>
                 <w:rStyle w:val="Style10"/>
-                <w:rFonts w:ascii="Aptos Display" w:hAnsi="Aptos Display" w:asciiTheme="majorHAnsi" w:hAnsiTheme="majorHAnsi"/>
-                <w:color w:themeColor="text1" w:val="000000"/>
+                <w:rFonts w:ascii="Aptos Display" w:hAnsi="Aptos Display"/>
+                <w:color w:themeColor="dark1" w:val="000000"/>
                 <w:lang w:eastAsia="ru-RU"/>
               </w:rPr>
               <w:t>Использование индексов</w:t>
@@ -1281,9 +1259,9 @@
             <w:r>
               <w:rPr>
                 <w:rStyle w:val="Style10"/>
-                <w:rFonts w:ascii="Aptos Display" w:hAnsi="Aptos Display" w:asciiTheme="majorHAnsi" w:hAnsiTheme="majorHAnsi"/>
+                <w:rFonts w:ascii="Aptos Display" w:hAnsi="Aptos Display"/>
                 <w:vanish w:val="false"/>
-                <w:color w:themeColor="text1" w:val="000000"/>
+                <w:color w:themeColor="dark1" w:val="000000"/>
               </w:rPr>
               <w:tab/>
               <w:t>5</w:t>
@@ -1304,8 +1282,8 @@
               <w:tab w:val="right" w:pos="9345" w:leader="dot"/>
             </w:tabs>
             <w:rPr>
-              <w:rFonts w:ascii="Aptos Display" w:hAnsi="Aptos Display" w:eastAsia="" w:asciiTheme="majorHAnsi" w:eastAsiaTheme="minorEastAsia" w:hAnsiTheme="majorHAnsi"/>
-              <w:color w:themeColor="text1" w:val="000000"/>
+              <w:rFonts w:ascii="Aptos Display" w:hAnsi="Aptos Display"/>
+              <w:color w:themeColor="dark1" w:val="000000"/>
               <w:sz w:val="24"/>
               <w:szCs w:val="24"/>
               <w:lang w:eastAsia="ru-RU"/>
@@ -1314,10 +1292,9 @@
           <w:hyperlink w:anchor="_Toc168052049">
             <w:r>
               <w:rPr>
-                <w:webHidden/>
                 <w:rStyle w:val="Style10"/>
-                <w:rFonts w:ascii="Aptos Display" w:hAnsi="Aptos Display" w:asciiTheme="majorHAnsi" w:hAnsiTheme="majorHAnsi"/>
-                <w:color w:themeColor="text1" w:val="000000"/>
+                <w:rFonts w:ascii="Aptos Display" w:hAnsi="Aptos Display"/>
+                <w:color w:themeColor="dark1" w:val="000000"/>
                 <w:lang w:eastAsia="ru-RU"/>
               </w:rPr>
               <w:t>Оптимальный план</w:t>
@@ -1343,9 +1320,9 @@
             <w:r>
               <w:rPr>
                 <w:rStyle w:val="Style10"/>
-                <w:rFonts w:ascii="Aptos Display" w:hAnsi="Aptos Display" w:asciiTheme="majorHAnsi" w:hAnsiTheme="majorHAnsi"/>
+                <w:rFonts w:ascii="Aptos Display" w:hAnsi="Aptos Display"/>
                 <w:vanish w:val="false"/>
-                <w:color w:themeColor="text1" w:val="000000"/>
+                <w:color w:themeColor="dark1" w:val="000000"/>
               </w:rPr>
               <w:tab/>
               <w:t>8</w:t>
@@ -1366,8 +1343,8 @@
               <w:tab w:val="right" w:pos="9345" w:leader="dot"/>
             </w:tabs>
             <w:rPr>
-              <w:rFonts w:ascii="Aptos Display" w:hAnsi="Aptos Display" w:eastAsia="" w:asciiTheme="majorHAnsi" w:eastAsiaTheme="minorEastAsia" w:hAnsiTheme="majorHAnsi"/>
-              <w:color w:themeColor="text1" w:val="000000"/>
+              <w:rFonts w:ascii="Aptos Display" w:hAnsi="Aptos Display"/>
+              <w:color w:themeColor="dark1" w:val="000000"/>
               <w:sz w:val="24"/>
               <w:szCs w:val="24"/>
               <w:lang w:eastAsia="ru-RU"/>
@@ -1376,10 +1353,9 @@
           <w:hyperlink w:anchor="_Toc168052050">
             <w:r>
               <w:rPr>
-                <w:webHidden/>
                 <w:rStyle w:val="Style10"/>
-                <w:rFonts w:ascii="Aptos Display" w:hAnsi="Aptos Display" w:asciiTheme="majorHAnsi" w:hAnsiTheme="majorHAnsi"/>
-                <w:color w:themeColor="text1" w:val="000000"/>
+                <w:rFonts w:ascii="Aptos Display" w:hAnsi="Aptos Display"/>
+                <w:color w:themeColor="dark1" w:val="000000"/>
                 <w:lang w:eastAsia="ru-RU"/>
               </w:rPr>
               <w:t>Выполнение команды EXPLAIN ANALYZE</w:t>
@@ -1405,9 +1381,9 @@
             <w:r>
               <w:rPr>
                 <w:rStyle w:val="Style10"/>
-                <w:rFonts w:ascii="Aptos Display" w:hAnsi="Aptos Display" w:asciiTheme="majorHAnsi" w:hAnsiTheme="majorHAnsi"/>
+                <w:rFonts w:ascii="Aptos Display" w:hAnsi="Aptos Display"/>
                 <w:vanish w:val="false"/>
-                <w:color w:themeColor="text1" w:val="000000"/>
+                <w:color w:themeColor="dark1" w:val="000000"/>
               </w:rPr>
               <w:tab/>
               <w:t>8</w:t>
@@ -1428,8 +1404,8 @@
               <w:tab w:val="right" w:pos="9345" w:leader="dot"/>
             </w:tabs>
             <w:rPr>
-              <w:rFonts w:ascii="Aptos Display" w:hAnsi="Aptos Display" w:eastAsia="" w:asciiTheme="majorHAnsi" w:eastAsiaTheme="minorEastAsia" w:hAnsiTheme="majorHAnsi"/>
-              <w:color w:themeColor="text1" w:val="000000"/>
+              <w:rFonts w:ascii="Aptos Display" w:hAnsi="Aptos Display"/>
+              <w:color w:themeColor="dark1" w:val="000000"/>
               <w:sz w:val="24"/>
               <w:szCs w:val="24"/>
               <w:lang w:eastAsia="ru-RU"/>
@@ -1438,10 +1414,9 @@
           <w:hyperlink w:anchor="_Toc168052051">
             <w:r>
               <w:rPr>
-                <w:webHidden/>
                 <w:rStyle w:val="Style10"/>
-                <w:rFonts w:ascii="Aptos Display" w:hAnsi="Aptos Display" w:asciiTheme="majorHAnsi" w:hAnsiTheme="majorHAnsi"/>
-                <w:color w:themeColor="text1" w:val="000000"/>
+                <w:rFonts w:ascii="Aptos Display" w:hAnsi="Aptos Display"/>
+                <w:color w:themeColor="dark1" w:val="000000"/>
               </w:rPr>
               <w:t>Вывод</w:t>
             </w:r>
@@ -1466,9 +1441,9 @@
             <w:r>
               <w:rPr>
                 <w:rStyle w:val="Style10"/>
-                <w:rFonts w:ascii="Aptos Display" w:hAnsi="Aptos Display" w:asciiTheme="majorHAnsi" w:hAnsiTheme="majorHAnsi"/>
+                <w:rFonts w:ascii="Aptos Display" w:hAnsi="Aptos Display"/>
                 <w:vanish w:val="false"/>
-                <w:color w:themeColor="text1" w:val="000000"/>
+                <w:color w:themeColor="dark1" w:val="000000"/>
               </w:rPr>
               <w:tab/>
               <w:t>9</w:t>
@@ -1485,20 +1460,20 @@
           <w:pPr>
             <w:pStyle w:val="Normal"/>
             <w:rPr>
-              <w:rFonts w:ascii="Aptos Display" w:hAnsi="Aptos Display" w:asciiTheme="majorHAnsi" w:hAnsiTheme="majorHAnsi"/>
-              <w:color w:themeColor="text1" w:val="000000"/>
+              <w:rFonts w:ascii="Aptos Display" w:hAnsi="Aptos Display"/>
+              <w:color w:themeColor="dark1" w:val="000000"/>
             </w:rPr>
           </w:pPr>
           <w:r>
             <w:rPr>
-              <w:rFonts w:asciiTheme="majorHAnsi" w:hAnsiTheme="majorHAnsi" w:ascii="Aptos Display" w:hAnsi="Aptos Display"/>
-              <w:color w:themeColor="text1" w:val="000000"/>
+              <w:rFonts w:ascii="Aptos Display" w:hAnsi="Aptos Display"/>
+              <w:color w:themeColor="dark1" w:val="000000"/>
             </w:rPr>
           </w:r>
           <w:r>
             <w:rPr>
               <w:rFonts w:ascii="Aptos Display" w:hAnsi="Aptos Display"/>
-              <w:color w:themeColor="text1" w:val="000000"/>
+              <w:color w:themeColor="dark1" w:val="000000"/>
             </w:rPr>
             <w:fldChar w:fldCharType="end"/>
           </w:r>
@@ -1509,14 +1484,14 @@
       <w:pPr>
         <w:pStyle w:val="Normal"/>
         <w:rPr>
-          <w:rFonts w:ascii="Aptos Display" w:hAnsi="Aptos Display" w:cs="Arial" w:asciiTheme="majorHAnsi" w:hAnsiTheme="majorHAnsi"/>
-          <w:color w:themeColor="text1" w:val="000000"/>
+          <w:rFonts w:ascii="Aptos Display" w:hAnsi="Aptos Display" w:cs="Arial"/>
+          <w:color w:themeColor="dark1" w:val="000000"/>
         </w:rPr>
       </w:pPr>
       <w:r>
         <w:rPr>
           <w:rFonts w:cs="Arial" w:ascii="Aptos Display" w:hAnsi="Aptos Display"/>
-          <w:color w:themeColor="text1" w:val="000000"/>
+          <w:color w:themeColor="dark1" w:val="000000"/>
         </w:rPr>
       </w:r>
       <w:r>
@@ -1530,13 +1505,14 @@
           <w:ilvl w:val="0"/>
           <w:numId w:val="0"/>
         </w:numPr>
-        <w:shd w:val="clear" w:color="auto" w:fill="FFFFFF"/>
-        <w:spacing w:beforeAutospacing="0" w:before="0" w:after="280"/>
+        <w:shd w:fill="FFFFFF" w:val="clear"/>
+        <w:spacing w:before="0" w:after="280"/>
+        <w:ind w:hanging="0" w:left="0"/>
         <w:jc w:val="center"/>
         <w:outlineLvl w:val="0"/>
         <w:rPr>
-          <w:rFonts w:ascii="Aptos Display" w:hAnsi="Aptos Display" w:cs="Arial" w:asciiTheme="majorHAnsi" w:hAnsiTheme="majorHAnsi"/>
-          <w:color w:themeColor="text1" w:val="000000"/>
+          <w:rFonts w:ascii="Aptos Display" w:hAnsi="Aptos Display" w:cs="Arial"/>
+          <w:color w:themeColor="dark1" w:val="000000"/>
           <w:sz w:val="36"/>
           <w:szCs w:val="36"/>
         </w:rPr>
@@ -1545,8 +1521,8 @@
       <w:bookmarkStart w:id="1" w:name="_Toc158317044"/>
       <w:r>
         <w:rPr>
-          <w:rFonts w:cs="Arial" w:ascii="Aptos Display" w:hAnsi="Aptos Display" w:asciiTheme="majorHAnsi" w:hAnsiTheme="majorHAnsi"/>
-          <w:color w:themeColor="text1" w:val="000000"/>
+          <w:rFonts w:cs="Arial" w:ascii="Aptos Display" w:hAnsi="Aptos Display"/>
+          <w:color w:themeColor="dark1" w:val="000000"/>
           <w:sz w:val="36"/>
           <w:szCs w:val="36"/>
         </w:rPr>
@@ -1558,18 +1534,17 @@
     <w:p>
       <w:pPr>
         <w:pStyle w:val="NormalWeb"/>
-        <w:shd w:val="clear" w:color="auto" w:fill="FFFFFF"/>
-        <w:spacing w:beforeAutospacing="0" w:before="0" w:after="280"/>
-        <w:rPr>
-          <w:rFonts w:ascii="Aptos Display" w:hAnsi="Aptos Display" w:cs="Segoe UI" w:asciiTheme="majorHAnsi" w:hAnsiTheme="majorHAnsi"/>
-          <w:color w:themeColor="text1" w:val="000000"/>
-        </w:rPr>
-      </w:pPr>
-      <w:bookmarkStart w:id="2" w:name="_Toc158317045"/>
-      <w:r>
-        <w:rPr>
-          <w:rFonts w:cs="Segoe UI" w:ascii="Aptos Display" w:hAnsi="Aptos Display" w:asciiTheme="majorHAnsi" w:hAnsiTheme="majorHAnsi"/>
-          <w:color w:themeColor="text1" w:val="000000"/>
+        <w:shd w:fill="FFFFFF" w:val="clear"/>
+        <w:spacing w:before="0" w:after="280"/>
+        <w:rPr>
+          <w:rFonts w:ascii="Aptos Display" w:hAnsi="Aptos Display" w:cs="Segoe UI"/>
+          <w:color w:themeColor="dark1" w:val="000000"/>
+        </w:rPr>
+      </w:pPr>
+      <w:r>
+        <w:rPr>
+          <w:rFonts w:cs="Segoe UI" w:ascii="Aptos Display" w:hAnsi="Aptos Display"/>
+          <w:color w:themeColor="dark1" w:val="000000"/>
         </w:rPr>
         <w:t>По варианту, выданному преподавателем, составить и выполнить запросы к базе данных "Учебный процесс".</w:t>
       </w:r>
@@ -1577,17 +1552,17 @@
     <w:p>
       <w:pPr>
         <w:pStyle w:val="NormalWeb"/>
-        <w:shd w:val="clear" w:color="auto" w:fill="FFFFFF"/>
-        <w:spacing w:beforeAutospacing="0" w:before="0" w:after="280"/>
-        <w:rPr>
-          <w:rFonts w:ascii="Aptos Display" w:hAnsi="Aptos Display" w:cs="Segoe UI" w:asciiTheme="majorHAnsi" w:hAnsiTheme="majorHAnsi"/>
-          <w:color w:themeColor="text1" w:val="000000"/>
-        </w:rPr>
-      </w:pPr>
-      <w:r>
-        <w:rPr>
-          <w:rFonts w:cs="Segoe UI" w:ascii="Aptos Display" w:hAnsi="Aptos Display" w:asciiTheme="majorHAnsi" w:hAnsiTheme="majorHAnsi"/>
-          <w:color w:themeColor="text1" w:val="000000"/>
+        <w:shd w:fill="FFFFFF" w:val="clear"/>
+        <w:spacing w:before="0" w:after="280"/>
+        <w:rPr>
+          <w:rFonts w:ascii="Aptos Display" w:hAnsi="Aptos Display" w:cs="Segoe UI"/>
+          <w:color w:themeColor="dark1" w:val="000000"/>
+        </w:rPr>
+      </w:pPr>
+      <w:r>
+        <w:rPr>
+          <w:rFonts w:cs="Segoe UI" w:ascii="Aptos Display" w:hAnsi="Aptos Display"/>
+          <w:color w:themeColor="dark1" w:val="000000"/>
         </w:rPr>
         <w:t>Команда для подключения к базе данных ucheb:</w:t>
       </w:r>
@@ -1595,18 +1570,18 @@
     <w:p>
       <w:pPr>
         <w:pStyle w:val="NormalWeb"/>
-        <w:shd w:val="clear" w:color="auto" w:fill="FFFFFF"/>
-        <w:spacing w:beforeAutospacing="0" w:before="0" w:after="280"/>
-        <w:rPr>
-          <w:rFonts w:ascii="Aptos Display" w:hAnsi="Aptos Display" w:cs="Segoe UI" w:asciiTheme="majorHAnsi" w:hAnsiTheme="majorHAnsi"/>
-          <w:color w:themeColor="text1" w:val="000000"/>
+        <w:shd w:fill="FFFFFF" w:val="clear"/>
+        <w:spacing w:before="0" w:after="280"/>
+        <w:rPr>
+          <w:rFonts w:ascii="Aptos Display" w:hAnsi="Aptos Display" w:cs="Segoe UI"/>
+          <w:color w:themeColor="dark1" w:val="000000"/>
         </w:rPr>
       </w:pPr>
       <w:r>
         <w:rPr>
           <w:rStyle w:val="Emphasis"/>
-          <w:rFonts w:eastAsia="" w:cs="Segoe UI" w:ascii="Aptos Display" w:hAnsi="Aptos Display" w:asciiTheme="majorHAnsi" w:eastAsiaTheme="majorEastAsia" w:hAnsiTheme="majorHAnsi"/>
-          <w:color w:themeColor="text1" w:val="000000"/>
+          <w:rFonts w:cs="Segoe UI" w:ascii="Aptos Display" w:hAnsi="Aptos Display"/>
+          <w:color w:themeColor="dark1" w:val="000000"/>
         </w:rPr>
         <w:t>psql -h pg -d ucheb</w:t>
       </w:r>
@@ -1614,149 +1589,20 @@
     <w:p>
       <w:pPr>
         <w:pStyle w:val="NormalWeb"/>
-        <w:shd w:val="clear" w:color="auto" w:fill="FFFFFF"/>
-        <w:spacing w:beforeAutospacing="0" w:before="0" w:after="280"/>
-        <w:rPr>
-          <w:rFonts w:ascii="Aptos Display" w:hAnsi="Aptos Display" w:cs="Segoe UI" w:asciiTheme="majorHAnsi" w:hAnsiTheme="majorHAnsi"/>
-          <w:color w:themeColor="text1" w:val="000000"/>
-        </w:rPr>
-      </w:pPr>
-      <w:r>
-        <w:rPr>
-          <w:rFonts w:cs="Segoe UI" w:ascii="Aptos Display" w:hAnsi="Aptos Display" w:asciiTheme="majorHAnsi" w:hAnsiTheme="majorHAnsi"/>
-          <w:color w:themeColor="text1" w:val="000000"/>
+        <w:shd w:fill="FFFFFF" w:val="clear"/>
+        <w:spacing w:before="0" w:after="280"/>
+        <w:rPr>
+          <w:rFonts w:ascii="Aptos Display" w:hAnsi="Aptos Display" w:cs="Segoe UI"/>
+          <w:color w:themeColor="dark1" w:val="000000"/>
+        </w:rPr>
+      </w:pPr>
+      <w:r>
+        <w:rPr>
+          <w:rFonts w:cs="Segoe UI" w:ascii="Aptos Display" w:hAnsi="Aptos Display"/>
+          <w:color w:themeColor="dark1" w:val="000000"/>
           <w:u w:val="single"/>
         </w:rPr>
         <w:t>Отчёт по лабораторной работе должен содержать:</w:t>
-      </w:r>
-    </w:p>
-    <w:p>
-      <w:pPr>
-        <w:pStyle w:val="Normal"/>
-        <w:numPr>
-          <w:ilvl w:val="0"/>
-          <w:numId w:val="1"/>
-        </w:numPr>
-        <w:shd w:val="clear" w:color="auto" w:fill="FFFFFF"/>
-        <w:spacing w:lineRule="auto" w:line="240" w:beforeAutospacing="1" w:after="0"/>
-        <w:rPr>
-          <w:rFonts w:ascii="Aptos Display" w:hAnsi="Aptos Display" w:cs="Segoe UI" w:asciiTheme="majorHAnsi" w:hAnsiTheme="majorHAnsi"/>
-          <w:color w:themeColor="text1" w:val="000000"/>
-        </w:rPr>
-      </w:pPr>
-      <w:r>
-        <w:rPr>
-          <w:rFonts w:cs="Segoe UI" w:ascii="Aptos Display" w:hAnsi="Aptos Display" w:asciiTheme="majorHAnsi" w:hAnsiTheme="majorHAnsi"/>
-          <w:color w:themeColor="text1" w:val="000000"/>
-        </w:rPr>
-        <w:t>Текст задания.</w:t>
-      </w:r>
-    </w:p>
-    <w:p>
-      <w:pPr>
-        <w:pStyle w:val="Normal"/>
-        <w:numPr>
-          <w:ilvl w:val="0"/>
-          <w:numId w:val="1"/>
-        </w:numPr>
-        <w:shd w:val="clear" w:color="auto" w:fill="FFFFFF"/>
-        <w:spacing w:lineRule="auto" w:line="240" w:before="0" w:after="0"/>
-        <w:rPr>
-          <w:rFonts w:ascii="Aptos Display" w:hAnsi="Aptos Display" w:cs="Segoe UI" w:asciiTheme="majorHAnsi" w:hAnsiTheme="majorHAnsi"/>
-          <w:color w:themeColor="text1" w:val="000000"/>
-        </w:rPr>
-      </w:pPr>
-      <w:r>
-        <w:rPr>
-          <w:rFonts w:cs="Segoe UI" w:ascii="Aptos Display" w:hAnsi="Aptos Display" w:asciiTheme="majorHAnsi" w:hAnsiTheme="majorHAnsi"/>
-          <w:color w:themeColor="text1" w:val="000000"/>
-        </w:rPr>
-        <w:t>Реализацию запросов на SQL.</w:t>
-      </w:r>
-    </w:p>
-    <w:p>
-      <w:pPr>
-        <w:pStyle w:val="Normal"/>
-        <w:numPr>
-          <w:ilvl w:val="0"/>
-          <w:numId w:val="1"/>
-        </w:numPr>
-        <w:shd w:val="clear" w:color="auto" w:fill="FFFFFF"/>
-        <w:spacing w:lineRule="auto" w:line="240" w:before="0" w:after="0"/>
-        <w:rPr>
-          <w:rFonts w:ascii="Aptos Display" w:hAnsi="Aptos Display" w:cs="Segoe UI" w:asciiTheme="majorHAnsi" w:hAnsiTheme="majorHAnsi"/>
-          <w:color w:themeColor="text1" w:val="000000"/>
-        </w:rPr>
-      </w:pPr>
-      <w:r>
-        <w:rPr>
-          <w:rFonts w:cs="Segoe UI" w:ascii="Aptos Display" w:hAnsi="Aptos Display" w:asciiTheme="majorHAnsi" w:hAnsiTheme="majorHAnsi"/>
-          <w:color w:themeColor="text1" w:val="000000"/>
-        </w:rPr>
-        <w:t>Планы выполнения запросов.</w:t>
-      </w:r>
-    </w:p>
-    <w:p>
-      <w:pPr>
-        <w:pStyle w:val="Normal"/>
-        <w:numPr>
-          <w:ilvl w:val="0"/>
-          <w:numId w:val="1"/>
-        </w:numPr>
-        <w:shd w:val="clear" w:color="auto" w:fill="FFFFFF"/>
-        <w:spacing w:lineRule="auto" w:line="240" w:before="0" w:after="0"/>
-        <w:rPr>
-          <w:rFonts w:ascii="Aptos Display" w:hAnsi="Aptos Display" w:cs="Segoe UI" w:asciiTheme="majorHAnsi" w:hAnsiTheme="majorHAnsi"/>
-          <w:color w:themeColor="text1" w:val="000000"/>
-        </w:rPr>
-      </w:pPr>
-      <w:r>
-        <w:rPr>
-          <w:rFonts w:cs="Segoe UI" w:ascii="Aptos Display" w:hAnsi="Aptos Display" w:asciiTheme="majorHAnsi" w:hAnsiTheme="majorHAnsi"/>
-          <w:color w:themeColor="text1" w:val="000000"/>
-        </w:rPr>
-        <w:t>Ответы на вопросы, представленные в задании.</w:t>
-      </w:r>
-    </w:p>
-    <w:p>
-      <w:pPr>
-        <w:pStyle w:val="Normal"/>
-        <w:numPr>
-          <w:ilvl w:val="0"/>
-          <w:numId w:val="1"/>
-        </w:numPr>
-        <w:shd w:val="clear" w:color="auto" w:fill="FFFFFF"/>
-        <w:spacing w:lineRule="auto" w:line="240" w:before="0" w:afterAutospacing="1"/>
-        <w:rPr>
-          <w:rFonts w:ascii="Aptos Display" w:hAnsi="Aptos Display" w:cs="Segoe UI" w:asciiTheme="majorHAnsi" w:hAnsiTheme="majorHAnsi"/>
-          <w:color w:themeColor="text1" w:val="000000"/>
-        </w:rPr>
-      </w:pPr>
-      <w:r>
-        <w:rPr>
-          <w:rFonts w:cs="Segoe UI" w:ascii="Aptos Display" w:hAnsi="Aptos Display" w:asciiTheme="majorHAnsi" w:hAnsiTheme="majorHAnsi"/>
-          <w:color w:themeColor="text1" w:val="000000"/>
-        </w:rPr>
-        <w:t>Выводы по работе.</w:t>
-      </w:r>
-    </w:p>
-    <w:p>
-      <w:pPr>
-        <w:pStyle w:val="NormalWeb"/>
-        <w:shd w:val="clear" w:color="auto" w:fill="FFFFFF"/>
-        <w:spacing w:beforeAutospacing="0" w:before="0" w:after="280"/>
-        <w:rPr>
-          <w:rFonts w:ascii="Aptos Display" w:hAnsi="Aptos Display" w:cs="Segoe UI" w:asciiTheme="majorHAnsi" w:hAnsiTheme="majorHAnsi"/>
-          <w:color w:themeColor="text1" w:val="000000"/>
-        </w:rPr>
-      </w:pPr>
-      <w:r>
-        <w:rPr>
-          <w:rFonts w:cs="Segoe UI" w:ascii="Aptos Display" w:hAnsi="Aptos Display" w:asciiTheme="majorHAnsi" w:hAnsiTheme="majorHAnsi"/>
-          <w:color w:themeColor="text1" w:val="000000"/>
-          <w:u w:val="single"/>
-        </w:rPr>
-        <w:t>Темы для подготовки к защите лабораторной работы:</w:t>
       </w:r>
     </w:p>
     <w:p>
@@ -1766,19 +1612,19 @@
           <w:ilvl w:val="0"/>
           <w:numId w:val="2"/>
         </w:numPr>
-        <w:shd w:val="clear" w:color="auto" w:fill="FFFFFF"/>
-        <w:spacing w:lineRule="auto" w:line="240" w:beforeAutospacing="1" w:after="0"/>
-        <w:rPr>
-          <w:rFonts w:ascii="Aptos Display" w:hAnsi="Aptos Display" w:cs="Segoe UI" w:asciiTheme="majorHAnsi" w:hAnsiTheme="majorHAnsi"/>
-          <w:color w:themeColor="text1" w:val="000000"/>
-        </w:rPr>
-      </w:pPr>
-      <w:r>
-        <w:rPr>
-          <w:rFonts w:cs="Segoe UI" w:ascii="Aptos Display" w:hAnsi="Aptos Display" w:asciiTheme="majorHAnsi" w:hAnsiTheme="majorHAnsi"/>
-          <w:color w:themeColor="text1" w:val="000000"/>
-        </w:rPr>
-        <w:t>Индексы</w:t>
+        <w:shd w:fill="FFFFFF" w:val="clear"/>
+        <w:spacing w:lineRule="auto" w:line="240" w:before="280" w:after="0"/>
+        <w:rPr>
+          <w:rFonts w:ascii="Aptos Display" w:hAnsi="Aptos Display" w:cs="Segoe UI"/>
+          <w:color w:themeColor="dark1" w:val="000000"/>
+        </w:rPr>
+      </w:pPr>
+      <w:r>
+        <w:rPr>
+          <w:rFonts w:cs="Segoe UI" w:ascii="Aptos Display" w:hAnsi="Aptos Display"/>
+          <w:color w:themeColor="dark1" w:val="000000"/>
+        </w:rPr>
+        <w:t>Текст задания.</w:t>
       </w:r>
     </w:p>
     <w:p>
@@ -1788,19 +1634,19 @@
           <w:ilvl w:val="0"/>
           <w:numId w:val="2"/>
         </w:numPr>
-        <w:shd w:val="clear" w:color="auto" w:fill="FFFFFF"/>
+        <w:shd w:fill="FFFFFF" w:val="clear"/>
         <w:spacing w:lineRule="auto" w:line="240" w:before="0" w:after="0"/>
         <w:rPr>
-          <w:rFonts w:ascii="Aptos Display" w:hAnsi="Aptos Display" w:cs="Segoe UI" w:asciiTheme="majorHAnsi" w:hAnsiTheme="majorHAnsi"/>
-          <w:color w:themeColor="text1" w:val="000000"/>
-        </w:rPr>
-      </w:pPr>
-      <w:r>
-        <w:rPr>
-          <w:rFonts w:cs="Segoe UI" w:ascii="Aptos Display" w:hAnsi="Aptos Display" w:asciiTheme="majorHAnsi" w:hAnsiTheme="majorHAnsi"/>
-          <w:color w:themeColor="text1" w:val="000000"/>
-        </w:rPr>
-        <w:t>Оптимизация запросов</w:t>
+          <w:rFonts w:ascii="Aptos Display" w:hAnsi="Aptos Display" w:cs="Segoe UI"/>
+          <w:color w:themeColor="dark1" w:val="000000"/>
+        </w:rPr>
+      </w:pPr>
+      <w:r>
+        <w:rPr>
+          <w:rFonts w:cs="Segoe UI" w:ascii="Aptos Display" w:hAnsi="Aptos Display"/>
+          <w:color w:themeColor="dark1" w:val="000000"/>
+        </w:rPr>
+        <w:t>Реализацию запросов на SQL.</w:t>
       </w:r>
     </w:p>
     <w:p>
@@ -1810,147 +1656,82 @@
           <w:ilvl w:val="0"/>
           <w:numId w:val="2"/>
         </w:numPr>
-        <w:shd w:val="clear" w:color="auto" w:fill="FFFFFF"/>
-        <w:spacing w:lineRule="auto" w:line="240" w:before="0" w:afterAutospacing="1"/>
-        <w:rPr>
-          <w:rFonts w:ascii="Aptos Display" w:hAnsi="Aptos Display" w:cs="Segoe UI" w:asciiTheme="majorHAnsi" w:hAnsiTheme="majorHAnsi"/>
-          <w:color w:themeColor="text1" w:val="000000"/>
-        </w:rPr>
-      </w:pPr>
-      <w:r>
-        <w:rPr>
-          <w:rFonts w:cs="Segoe UI" w:ascii="Aptos Display" w:hAnsi="Aptos Display" w:asciiTheme="majorHAnsi" w:hAnsiTheme="majorHAnsi"/>
-          <w:color w:themeColor="text1" w:val="000000"/>
-        </w:rPr>
-        <w:t>Выбор плана выполнения запросов</w:t>
-      </w:r>
-    </w:p>
-    <w:p>
-      <w:pPr>
-        <w:pStyle w:val="Normal"/>
-        <w:shd w:val="clear" w:color="auto" w:fill="FFFFFF"/>
-        <w:spacing w:before="0" w:after="0"/>
-        <w:rPr>
-          <w:rFonts w:ascii="Aptos Display" w:hAnsi="Aptos Display" w:cs="Segoe UI" w:asciiTheme="majorHAnsi" w:hAnsiTheme="majorHAnsi"/>
-          <w:color w:themeColor="text1" w:val="000000"/>
-        </w:rPr>
-      </w:pPr>
-      <w:r>
-        <w:rPr>
-          <w:rFonts w:cs="Segoe UI" w:ascii="Aptos Display" w:hAnsi="Aptos Display" w:asciiTheme="majorHAnsi" w:hAnsiTheme="majorHAnsi"/>
-          <w:color w:themeColor="text1" w:val="000000"/>
-        </w:rPr>
-        <w:t>Введите вариант: </w:t>
-      </w:r>
-    </w:p>
-    <w:p>
-      <w:pPr>
-        <w:pStyle w:val="Normal"/>
-        <w:rPr>
-          <w:rFonts w:ascii="Aptos Display" w:hAnsi="Aptos Display" w:cs="Segoe UI" w:asciiTheme="majorHAnsi" w:hAnsiTheme="majorHAnsi"/>
-          <w:color w:themeColor="text1" w:val="000000"/>
-        </w:rPr>
-      </w:pPr>
-      <w:r>
-        <w:rPr>
-          <w:rFonts w:cs="Segoe UI" w:ascii="Aptos Display" w:hAnsi="Aptos Display" w:asciiTheme="majorHAnsi" w:hAnsiTheme="majorHAnsi"/>
-          <w:b/>
-          <w:bCs/>
-          <w:color w:themeColor="text1" w:val="000000"/>
-        </w:rPr>
-        <w:t>Внимание! У разных вариантов разный текст задания!</w:t>
+        <w:shd w:fill="FFFFFF" w:val="clear"/>
+        <w:spacing w:lineRule="auto" w:line="240" w:before="0" w:after="0"/>
+        <w:rPr>
+          <w:rFonts w:ascii="Aptos Display" w:hAnsi="Aptos Display" w:cs="Segoe UI"/>
+          <w:color w:themeColor="dark1" w:val="000000"/>
+        </w:rPr>
+      </w:pPr>
+      <w:r>
+        <w:rPr>
+          <w:rFonts w:cs="Segoe UI" w:ascii="Aptos Display" w:hAnsi="Aptos Display"/>
+          <w:color w:themeColor="dark1" w:val="000000"/>
+        </w:rPr>
+        <w:t>Планы выполнения запросов.</w:t>
+      </w:r>
+    </w:p>
+    <w:p>
+      <w:pPr>
+        <w:pStyle w:val="Normal"/>
+        <w:numPr>
+          <w:ilvl w:val="0"/>
+          <w:numId w:val="2"/>
+        </w:numPr>
+        <w:shd w:fill="FFFFFF" w:val="clear"/>
+        <w:spacing w:lineRule="auto" w:line="240" w:before="0" w:after="0"/>
+        <w:rPr>
+          <w:rFonts w:ascii="Aptos Display" w:hAnsi="Aptos Display" w:cs="Segoe UI"/>
+          <w:color w:themeColor="dark1" w:val="000000"/>
+        </w:rPr>
+      </w:pPr>
+      <w:r>
+        <w:rPr>
+          <w:rFonts w:cs="Segoe UI" w:ascii="Aptos Display" w:hAnsi="Aptos Display"/>
+          <w:color w:themeColor="dark1" w:val="000000"/>
+        </w:rPr>
+        <w:t>Ответы на вопросы, представленные в задании.</w:t>
+      </w:r>
+    </w:p>
+    <w:p>
+      <w:pPr>
+        <w:pStyle w:val="Normal"/>
+        <w:numPr>
+          <w:ilvl w:val="0"/>
+          <w:numId w:val="2"/>
+        </w:numPr>
+        <w:shd w:fill="FFFFFF" w:val="clear"/>
+        <w:spacing w:lineRule="auto" w:line="240" w:before="0" w:after="280"/>
+        <w:rPr>
+          <w:rFonts w:ascii="Aptos Display" w:hAnsi="Aptos Display" w:cs="Segoe UI"/>
+          <w:color w:themeColor="dark1" w:val="000000"/>
+        </w:rPr>
+      </w:pPr>
+      <w:r>
+        <w:rPr>
+          <w:rFonts w:cs="Segoe UI" w:ascii="Aptos Display" w:hAnsi="Aptos Display"/>
+          <w:color w:themeColor="dark1" w:val="000000"/>
+        </w:rPr>
+        <w:t>Выводы по работе.</w:t>
       </w:r>
     </w:p>
     <w:p>
       <w:pPr>
         <w:pStyle w:val="NormalWeb"/>
-        <w:shd w:val="clear" w:color="auto" w:fill="FFFFFF"/>
-        <w:spacing w:beforeAutospacing="0" w:before="0" w:after="280"/>
-        <w:rPr>
-          <w:rFonts w:ascii="Aptos Display" w:hAnsi="Aptos Display" w:cs="Segoe UI" w:asciiTheme="majorHAnsi" w:hAnsiTheme="majorHAnsi"/>
-          <w:color w:themeColor="text1" w:val="000000"/>
-        </w:rPr>
-      </w:pPr>
-      <w:r>
-        <w:rPr>
-          <w:rFonts w:cs="Segoe UI" w:ascii="Aptos Display" w:hAnsi="Aptos Display" w:asciiTheme="majorHAnsi" w:hAnsiTheme="majorHAnsi"/>
-          <w:color w:themeColor="text1" w:val="000000"/>
-        </w:rPr>
-        <w:t>Составить запросы на языке SQL (пункты 1-2).</w:t>
-      </w:r>
-    </w:p>
-    <w:p>
-      <w:pPr>
-        <w:pStyle w:val="NormalWeb"/>
-        <w:shd w:val="clear" w:color="auto" w:fill="FFFFFF"/>
-        <w:spacing w:beforeAutospacing="0" w:before="0" w:after="280"/>
-        <w:rPr>
-          <w:rFonts w:ascii="Aptos Display" w:hAnsi="Aptos Display" w:cs="Segoe UI" w:asciiTheme="majorHAnsi" w:hAnsiTheme="majorHAnsi"/>
-          <w:color w:themeColor="text1" w:val="000000"/>
-        </w:rPr>
-      </w:pPr>
-      <w:r>
-        <w:rPr>
-          <w:rFonts w:cs="Segoe UI" w:ascii="Aptos Display" w:hAnsi="Aptos Display" w:asciiTheme="majorHAnsi" w:hAnsiTheme="majorHAnsi"/>
-          <w:color w:themeColor="text1" w:val="000000"/>
-        </w:rPr>
-        <w:t>Для каждого запроса предложить индексы, добавление которых уменьшит время выполнения запроса (указать таблицы/атрибуты, для которых нужно добавить индексы, написать тип индекса; объяснить, почему добавление индекса будет полезным для данного запроса).</w:t>
-      </w:r>
-    </w:p>
-    <w:p>
-      <w:pPr>
-        <w:pStyle w:val="NormalWeb"/>
-        <w:shd w:val="clear" w:color="auto" w:fill="FFFFFF"/>
-        <w:spacing w:beforeAutospacing="0" w:before="0" w:after="280"/>
-        <w:rPr>
-          <w:rFonts w:ascii="Aptos Display" w:hAnsi="Aptos Display" w:cs="Segoe UI" w:asciiTheme="majorHAnsi" w:hAnsiTheme="majorHAnsi"/>
-          <w:color w:themeColor="text1" w:val="000000"/>
-        </w:rPr>
-      </w:pPr>
-      <w:r>
-        <w:rPr>
-          <w:rFonts w:cs="Segoe UI" w:ascii="Aptos Display" w:hAnsi="Aptos Display" w:asciiTheme="majorHAnsi" w:hAnsiTheme="majorHAnsi"/>
-          <w:color w:themeColor="text1" w:val="000000"/>
-        </w:rPr>
-        <w:t>Для запросов 1-2 необходимо составить возможные планы выполнения запросов. Планы составляются на основании предположения, что в таблицах отсутствуют индексы. Из составленных планов необходимо выбрать оптимальный и объяснить свой выбор.</w:t>
-        <w:br/>
-        <w:t>Изменятся ли планы при добавлении индекса и как?</w:t>
-      </w:r>
-    </w:p>
-    <w:p>
-      <w:pPr>
-        <w:pStyle w:val="NormalWeb"/>
-        <w:shd w:val="clear" w:color="auto" w:fill="FFFFFF"/>
-        <w:spacing w:beforeAutospacing="0" w:before="0" w:after="280"/>
-        <w:rPr>
-          <w:rFonts w:ascii="Aptos Display" w:hAnsi="Aptos Display" w:cs="Segoe UI" w:asciiTheme="majorHAnsi" w:hAnsiTheme="majorHAnsi"/>
-          <w:color w:themeColor="text1" w:val="000000"/>
-        </w:rPr>
-      </w:pPr>
-      <w:r>
-        <w:rPr>
-          <w:rFonts w:cs="Segoe UI" w:ascii="Aptos Display" w:hAnsi="Aptos Display" w:asciiTheme="majorHAnsi" w:hAnsiTheme="majorHAnsi"/>
-          <w:color w:themeColor="text1" w:val="000000"/>
-        </w:rPr>
-        <w:t>Для запросов 1-2 необходимо добавить в отчет вывод команды EXPLAIN ANALYZE [запрос]</w:t>
-      </w:r>
-    </w:p>
-    <w:p>
-      <w:pPr>
-        <w:pStyle w:val="NormalWeb"/>
-        <w:shd w:val="clear" w:color="auto" w:fill="FFFFFF"/>
-        <w:spacing w:beforeAutospacing="0" w:before="0" w:after="280"/>
-        <w:rPr>
-          <w:rFonts w:ascii="Aptos Display" w:hAnsi="Aptos Display" w:cs="Segoe UI" w:asciiTheme="majorHAnsi" w:hAnsiTheme="majorHAnsi"/>
-          <w:color w:themeColor="text1" w:val="000000"/>
-        </w:rPr>
-      </w:pPr>
-      <w:r>
-        <w:rPr>
-          <w:rFonts w:cs="Segoe UI" w:ascii="Aptos Display" w:hAnsi="Aptos Display" w:asciiTheme="majorHAnsi" w:hAnsiTheme="majorHAnsi"/>
-          <w:color w:themeColor="text1" w:val="000000"/>
-        </w:rPr>
-        <w:t>Подробные ответы на все вышеперечисленные вопросы должны присутствовать в отчете (планы выполнения запросов должны быть нарисованы, ответы на вопросы - представлены в текстовом виде).</w:t>
+        <w:shd w:fill="FFFFFF" w:val="clear"/>
+        <w:spacing w:before="0" w:after="280"/>
+        <w:rPr>
+          <w:rFonts w:ascii="Aptos Display" w:hAnsi="Aptos Display" w:cs="Segoe UI"/>
+          <w:color w:themeColor="dark1" w:val="000000"/>
+        </w:rPr>
+      </w:pPr>
+      <w:r>
+        <w:rPr>
+          <w:rFonts w:cs="Segoe UI" w:ascii="Aptos Display" w:hAnsi="Aptos Display"/>
+          <w:color w:themeColor="dark1" w:val="000000"/>
+          <w:u w:val="single"/>
+        </w:rPr>
+        <w:t>Темы для подготовки к защите лабораторной работы:</w:t>
       </w:r>
     </w:p>
     <w:p>
@@ -1960,17 +1741,211 @@
           <w:ilvl w:val="0"/>
           <w:numId w:val="3"/>
         </w:numPr>
-        <w:shd w:val="clear" w:color="auto" w:fill="FFFFFF"/>
-        <w:spacing w:lineRule="auto" w:line="240" w:beforeAutospacing="1" w:after="0"/>
-        <w:rPr>
-          <w:rFonts w:ascii="Aptos Display" w:hAnsi="Aptos Display" w:cs="Segoe UI" w:asciiTheme="majorHAnsi" w:hAnsiTheme="majorHAnsi"/>
-          <w:color w:themeColor="text1" w:val="000000"/>
-        </w:rPr>
-      </w:pPr>
-      <w:r>
-        <w:rPr>
-          <w:rFonts w:cs="Segoe UI" w:ascii="Aptos Display" w:hAnsi="Aptos Display" w:asciiTheme="majorHAnsi" w:hAnsiTheme="majorHAnsi"/>
-          <w:color w:themeColor="text1" w:val="000000"/>
+        <w:shd w:fill="FFFFFF" w:val="clear"/>
+        <w:spacing w:lineRule="auto" w:line="240" w:before="280" w:after="0"/>
+        <w:rPr>
+          <w:rFonts w:ascii="Aptos Display" w:hAnsi="Aptos Display" w:cs="Segoe UI"/>
+          <w:color w:themeColor="dark1" w:val="000000"/>
+        </w:rPr>
+      </w:pPr>
+      <w:r>
+        <w:rPr>
+          <w:rFonts w:cs="Segoe UI" w:ascii="Aptos Display" w:hAnsi="Aptos Display"/>
+          <w:color w:themeColor="dark1" w:val="000000"/>
+        </w:rPr>
+        <w:t>Индексы</w:t>
+      </w:r>
+    </w:p>
+    <w:p>
+      <w:pPr>
+        <w:pStyle w:val="Normal"/>
+        <w:numPr>
+          <w:ilvl w:val="0"/>
+          <w:numId w:val="3"/>
+        </w:numPr>
+        <w:shd w:fill="FFFFFF" w:val="clear"/>
+        <w:spacing w:lineRule="auto" w:line="240" w:before="0" w:after="0"/>
+        <w:rPr>
+          <w:rFonts w:ascii="Aptos Display" w:hAnsi="Aptos Display" w:cs="Segoe UI"/>
+          <w:color w:themeColor="dark1" w:val="000000"/>
+        </w:rPr>
+      </w:pPr>
+      <w:r>
+        <w:rPr>
+          <w:rFonts w:cs="Segoe UI" w:ascii="Aptos Display" w:hAnsi="Aptos Display"/>
+          <w:color w:themeColor="dark1" w:val="000000"/>
+        </w:rPr>
+        <w:t>Оптимизация запросов</w:t>
+      </w:r>
+    </w:p>
+    <w:p>
+      <w:pPr>
+        <w:pStyle w:val="Normal"/>
+        <w:numPr>
+          <w:ilvl w:val="0"/>
+          <w:numId w:val="3"/>
+        </w:numPr>
+        <w:shd w:fill="FFFFFF" w:val="clear"/>
+        <w:spacing w:lineRule="auto" w:line="240" w:before="0" w:after="280"/>
+        <w:rPr>
+          <w:rFonts w:ascii="Aptos Display" w:hAnsi="Aptos Display" w:cs="Segoe UI"/>
+          <w:color w:themeColor="dark1" w:val="000000"/>
+        </w:rPr>
+      </w:pPr>
+      <w:r>
+        <w:rPr>
+          <w:rFonts w:cs="Segoe UI" w:ascii="Aptos Display" w:hAnsi="Aptos Display"/>
+          <w:color w:themeColor="dark1" w:val="000000"/>
+        </w:rPr>
+        <w:t>Выбор плана выполнения запросов</w:t>
+      </w:r>
+    </w:p>
+    <w:p>
+      <w:pPr>
+        <w:pStyle w:val="Normal"/>
+        <w:shd w:fill="FFFFFF" w:val="clear"/>
+        <w:spacing w:before="0" w:after="0"/>
+        <w:rPr>
+          <w:rFonts w:ascii="Aptos Display" w:hAnsi="Aptos Display" w:cs="Segoe UI"/>
+          <w:color w:themeColor="dark1" w:val="000000"/>
+        </w:rPr>
+      </w:pPr>
+      <w:r>
+        <w:rPr>
+          <w:rFonts w:cs="Segoe UI" w:ascii="Aptos Display" w:hAnsi="Aptos Display"/>
+          <w:color w:themeColor="dark1" w:val="000000"/>
+        </w:rPr>
+        <w:t>Введите вариант: </w:t>
+      </w:r>
+    </w:p>
+    <w:p>
+      <w:pPr>
+        <w:pStyle w:val="Normal"/>
+        <w:rPr>
+          <w:rFonts w:ascii="Aptos Display" w:hAnsi="Aptos Display" w:cs="Segoe UI"/>
+          <w:color w:themeColor="dark1" w:val="000000"/>
+        </w:rPr>
+      </w:pPr>
+      <w:r>
+        <w:rPr>
+          <w:rFonts w:cs="Segoe UI" w:ascii="Aptos Display" w:hAnsi="Aptos Display"/>
+          <w:b/>
+          <w:bCs/>
+          <w:color w:themeColor="dark1" w:val="000000"/>
+        </w:rPr>
+        <w:t>Внимание! У разных вариантов разный текст задания!</w:t>
+      </w:r>
+    </w:p>
+    <w:p>
+      <w:pPr>
+        <w:pStyle w:val="NormalWeb"/>
+        <w:shd w:fill="FFFFFF" w:val="clear"/>
+        <w:spacing w:before="0" w:after="280"/>
+        <w:rPr>
+          <w:rFonts w:ascii="Aptos Display" w:hAnsi="Aptos Display" w:cs="Segoe UI"/>
+          <w:color w:themeColor="dark1" w:val="000000"/>
+        </w:rPr>
+      </w:pPr>
+      <w:r>
+        <w:rPr>
+          <w:rFonts w:cs="Segoe UI" w:ascii="Aptos Display" w:hAnsi="Aptos Display"/>
+          <w:color w:themeColor="dark1" w:val="000000"/>
+        </w:rPr>
+        <w:t>Составить запросы на языке SQL (пункты 1-2).</w:t>
+      </w:r>
+    </w:p>
+    <w:p>
+      <w:pPr>
+        <w:pStyle w:val="NormalWeb"/>
+        <w:shd w:fill="FFFFFF" w:val="clear"/>
+        <w:spacing w:before="0" w:after="280"/>
+        <w:rPr>
+          <w:rFonts w:ascii="Aptos Display" w:hAnsi="Aptos Display" w:cs="Segoe UI"/>
+          <w:color w:themeColor="dark1" w:val="000000"/>
+        </w:rPr>
+      </w:pPr>
+      <w:r>
+        <w:rPr>
+          <w:rFonts w:cs="Segoe UI" w:ascii="Aptos Display" w:hAnsi="Aptos Display"/>
+          <w:color w:themeColor="dark1" w:val="000000"/>
+        </w:rPr>
+        <w:t>Для каждого запроса предложить индексы, добавление которых уменьшит время выполнения запроса (указать таблицы/атрибуты, для которых нужно добавить индексы, написать тип индекса; объяснить, почему добавление индекса будет полезным для данного запроса).</w:t>
+      </w:r>
+    </w:p>
+    <w:p>
+      <w:pPr>
+        <w:pStyle w:val="NormalWeb"/>
+        <w:shd w:fill="FFFFFF" w:val="clear"/>
+        <w:spacing w:before="0" w:after="280"/>
+        <w:rPr>
+          <w:rFonts w:ascii="Aptos Display" w:hAnsi="Aptos Display" w:cs="Segoe UI"/>
+          <w:color w:themeColor="dark1" w:val="000000"/>
+        </w:rPr>
+      </w:pPr>
+      <w:r>
+        <w:rPr>
+          <w:rFonts w:cs="Segoe UI" w:ascii="Aptos Display" w:hAnsi="Aptos Display"/>
+          <w:color w:themeColor="dark1" w:val="000000"/>
+        </w:rPr>
+        <w:t>Для запросов 1-2 необходимо составить возможные планы выполнения запросов. Планы составляются на основании предположения, что в таблицах отсутствуют индексы. Из составленных планов необходимо выбрать оптимальный и объяснить свой выбор.</w:t>
+        <w:br/>
+        <w:t>Изменятся ли планы при добавлении индекса и как?</w:t>
+      </w:r>
+    </w:p>
+    <w:p>
+      <w:pPr>
+        <w:pStyle w:val="NormalWeb"/>
+        <w:shd w:fill="FFFFFF" w:val="clear"/>
+        <w:spacing w:before="0" w:after="280"/>
+        <w:rPr>
+          <w:rFonts w:ascii="Aptos Display" w:hAnsi="Aptos Display" w:cs="Segoe UI"/>
+          <w:color w:themeColor="dark1" w:val="000000"/>
+        </w:rPr>
+      </w:pPr>
+      <w:r>
+        <w:rPr>
+          <w:rFonts w:cs="Segoe UI" w:ascii="Aptos Display" w:hAnsi="Aptos Display"/>
+          <w:color w:themeColor="dark1" w:val="000000"/>
+        </w:rPr>
+        <w:t>Для запросов 1-2 необходимо добавить в отчет вывод команды EXPLAIN ANALYZE [запрос]</w:t>
+      </w:r>
+    </w:p>
+    <w:p>
+      <w:pPr>
+        <w:pStyle w:val="NormalWeb"/>
+        <w:shd w:fill="FFFFFF" w:val="clear"/>
+        <w:spacing w:before="0" w:after="280"/>
+        <w:rPr>
+          <w:rFonts w:ascii="Aptos Display" w:hAnsi="Aptos Display" w:cs="Segoe UI"/>
+          <w:color w:themeColor="dark1" w:val="000000"/>
+        </w:rPr>
+      </w:pPr>
+      <w:r>
+        <w:rPr>
+          <w:rFonts w:cs="Segoe UI" w:ascii="Aptos Display" w:hAnsi="Aptos Display"/>
+          <w:color w:themeColor="dark1" w:val="000000"/>
+        </w:rPr>
+        <w:t>Подробные ответы на все вышеперечисленные вопросы должны присутствовать в отчете (планы выполнения запросов должны быть нарисованы, ответы на вопросы - представлены в текстовом виде).</w:t>
+      </w:r>
+    </w:p>
+    <w:p>
+      <w:pPr>
+        <w:pStyle w:val="Normal"/>
+        <w:numPr>
+          <w:ilvl w:val="0"/>
+          <w:numId w:val="4"/>
+        </w:numPr>
+        <w:shd w:fill="FFFFFF" w:val="clear"/>
+        <w:spacing w:lineRule="auto" w:line="240" w:before="280" w:after="0"/>
+        <w:rPr>
+          <w:rFonts w:ascii="Aptos Display" w:hAnsi="Aptos Display" w:cs="Segoe UI"/>
+          <w:color w:themeColor="dark1" w:val="000000"/>
+        </w:rPr>
+      </w:pPr>
+      <w:r>
+        <w:rPr>
+          <w:rFonts w:cs="Segoe UI" w:ascii="Aptos Display" w:hAnsi="Aptos Display"/>
+          <w:color w:themeColor="dark1" w:val="000000"/>
         </w:rPr>
         <w:t>Сделать запрос для получения атрибутов из указанных таблиц, применив фильтры по указанным условиям:</w:t>
         <w:br/>
@@ -1994,19 +1969,19 @@
         <w:pStyle w:val="Normal"/>
         <w:numPr>
           <w:ilvl w:val="0"/>
-          <w:numId w:val="3"/>
+          <w:numId w:val="4"/>
         </w:numPr>
-        <w:shd w:val="clear" w:color="auto" w:fill="FFFFFF"/>
-        <w:spacing w:lineRule="auto" w:line="240" w:before="0" w:afterAutospacing="1"/>
-        <w:rPr>
-          <w:rFonts w:ascii="Aptos Display" w:hAnsi="Aptos Display" w:cs="Segoe UI" w:asciiTheme="majorHAnsi" w:hAnsiTheme="majorHAnsi"/>
-          <w:color w:themeColor="text1" w:val="000000"/>
-        </w:rPr>
-      </w:pPr>
-      <w:r>
-        <w:rPr>
-          <w:rFonts w:cs="Segoe UI" w:ascii="Aptos Display" w:hAnsi="Aptos Display" w:asciiTheme="majorHAnsi" w:hAnsiTheme="majorHAnsi"/>
-          <w:color w:themeColor="text1" w:val="000000"/>
+        <w:shd w:fill="FFFFFF" w:val="clear"/>
+        <w:spacing w:lineRule="auto" w:line="240" w:before="0" w:after="280"/>
+        <w:rPr>
+          <w:rFonts w:ascii="Aptos Display" w:hAnsi="Aptos Display" w:cs="Segoe UI"/>
+          <w:color w:themeColor="dark1" w:val="000000"/>
+        </w:rPr>
+      </w:pPr>
+      <w:r>
+        <w:rPr>
+          <w:rFonts w:cs="Segoe UI" w:ascii="Aptos Display" w:hAnsi="Aptos Display"/>
+          <w:color w:themeColor="dark1" w:val="000000"/>
         </w:rPr>
         <w:t>Сделать запрос для получения атрибутов из указанных таблиц, применив фильтры по указанным условиям:</w:t>
         <w:br/>
@@ -2026,89 +2001,90 @@
     <w:p>
       <w:pPr>
         <w:pStyle w:val="Heading1"/>
+        <w:ind w:hanging="0" w:left="0"/>
         <w:jc w:val="center"/>
         <w:rPr>
           <w:rFonts w:cs="Arial"/>
-          <w:color w:themeColor="text1" w:val="000000"/>
+          <w:color w:themeColor="dark1" w:val="000000"/>
           <w:sz w:val="36"/>
           <w:szCs w:val="36"/>
         </w:rPr>
       </w:pPr>
+      <w:bookmarkStart w:id="2" w:name="_Toc168052039"/>
       <w:bookmarkStart w:id="3" w:name="_Toc158317045"/>
-      <w:bookmarkStart w:id="4" w:name="_Toc168052039"/>
       <w:r>
         <w:rPr>
           <w:rFonts w:cs="Arial"/>
-          <w:color w:themeColor="text1" w:val="000000"/>
+          <w:color w:themeColor="dark1" w:val="000000"/>
           <w:sz w:val="36"/>
           <w:szCs w:val="36"/>
         </w:rPr>
         <w:t>Решение:</w:t>
       </w:r>
+      <w:bookmarkEnd w:id="2"/>
       <w:bookmarkEnd w:id="3"/>
-      <w:bookmarkEnd w:id="4"/>
     </w:p>
     <w:p>
       <w:pPr>
         <w:pStyle w:val="Heading2"/>
+        <w:ind w:hanging="0" w:left="0"/>
         <w:rPr>
           <w:rFonts w:eastAsia="Times New Roman" w:cs="Arial"/>
-          <w:color w:themeColor="text1" w:val="000000"/>
+          <w:color w:themeColor="dark1" w:val="000000"/>
           <w:kern w:val="0"/>
           <w:sz w:val="28"/>
           <w:szCs w:val="28"/>
           <w:lang w:eastAsia="ru-RU"/>
-          <w14:ligatures w14:val="none"/>
-        </w:rPr>
-      </w:pPr>
-      <w:bookmarkStart w:id="5" w:name="_Toc168052040"/>
+        </w:rPr>
+      </w:pPr>
+      <w:bookmarkStart w:id="4" w:name="_Toc168052040"/>
       <w:r>
         <w:rPr>
           <w:rFonts w:eastAsia="Times New Roman" w:cs="Arial"/>
-          <w:color w:themeColor="text1" w:val="000000"/>
+          <w:color w:themeColor="dark1" w:val="000000"/>
           <w:kern w:val="0"/>
           <w:sz w:val="28"/>
           <w:szCs w:val="28"/>
           <w:lang w:eastAsia="ru-RU"/>
-          <w14:ligatures w14:val="none"/>
         </w:rPr>
         <w:t>Запрос №1</w:t>
       </w:r>
+      <w:bookmarkEnd w:id="4"/>
+    </w:p>
+    <w:p>
+      <w:pPr>
+        <w:pStyle w:val="Heading3"/>
+        <w:ind w:hanging="0" w:left="0"/>
+        <w:rPr>
+          <w:rFonts w:ascii="Aptos Display" w:hAnsi="Aptos Display"/>
+          <w:color w:themeColor="dark1" w:val="000000"/>
+          <w:lang w:eastAsia="ru-RU"/>
+        </w:rPr>
+      </w:pPr>
+      <w:bookmarkStart w:id="5" w:name="_Toc168052041"/>
+      <w:r>
+        <w:rPr>
+          <w:rFonts w:ascii="Aptos Display" w:hAnsi="Aptos Display"/>
+          <w:color w:themeColor="dark1" w:val="000000"/>
+          <w:lang w:eastAsia="ru-RU"/>
+        </w:rPr>
+        <w:t>Реализация запроса</w:t>
+      </w:r>
       <w:bookmarkEnd w:id="5"/>
     </w:p>
     <w:p>
       <w:pPr>
-        <w:pStyle w:val="Heading3"/>
-        <w:rPr>
-          <w:rFonts w:ascii="Aptos Display" w:hAnsi="Aptos Display" w:asciiTheme="majorHAnsi" w:hAnsiTheme="majorHAnsi"/>
-          <w:color w:themeColor="text1" w:val="000000"/>
-          <w:lang w:eastAsia="ru-RU"/>
-        </w:rPr>
-      </w:pPr>
-      <w:bookmarkStart w:id="6" w:name="_Toc168052041"/>
-      <w:r>
-        <w:rPr>
-          <w:rFonts w:ascii="Aptos Display" w:hAnsi="Aptos Display" w:asciiTheme="majorHAnsi" w:hAnsiTheme="majorHAnsi"/>
-          <w:color w:themeColor="text1" w:val="000000"/>
-          <w:lang w:eastAsia="ru-RU"/>
-        </w:rPr>
-        <w:t>Реализация запроса</w:t>
-      </w:r>
-      <w:bookmarkEnd w:id="6"/>
-    </w:p>
-    <w:p>
-      <w:pPr>
-        <w:pStyle w:val="Normal"/>
-        <w:rPr>
-          <w:rFonts w:ascii="Aptos Display" w:hAnsi="Aptos Display" w:asciiTheme="majorHAnsi" w:hAnsiTheme="majorHAnsi"/>
-          <w:color w:themeColor="text1" w:val="000000"/>
-          <w:lang w:eastAsia="ru-RU"/>
-        </w:rPr>
-      </w:pPr>
-      <w:r>
-        <w:rPr>
-          <w:rFonts w:ascii="Aptos Display" w:hAnsi="Aptos Display" w:asciiTheme="majorHAnsi" w:hAnsiTheme="majorHAnsi"/>
-          <w:color w:themeColor="text1" w:val="000000"/>
+        <w:pStyle w:val="Normal"/>
+        <w:rPr>
+          <w:rFonts w:ascii="Aptos Display" w:hAnsi="Aptos Display"/>
+          <w:color w:themeColor="dark1" w:val="000000"/>
+          <w:lang w:eastAsia="ru-RU"/>
+        </w:rPr>
+      </w:pPr>
+      <w:r>
+        <w:rPr>
+          <w:rFonts w:ascii="Aptos Display" w:hAnsi="Aptos Display"/>
+          <w:color w:themeColor="dark1" w:val="000000"/>
           <w:lang w:eastAsia="ru-RU"/>
         </w:rPr>
         <w:t xml:space="preserve">SELECT Н_ЛЮДИ.ИМЯ, Н_ВЕДОМОСТИ.ДАТА </w:t>
@@ -2118,15 +2094,15 @@
       <w:pPr>
         <w:pStyle w:val="Normal"/>
         <w:rPr>
-          <w:rFonts w:ascii="Aptos Display" w:hAnsi="Aptos Display" w:asciiTheme="majorHAnsi" w:hAnsiTheme="majorHAnsi"/>
-          <w:color w:themeColor="text1" w:val="000000"/>
-          <w:lang w:eastAsia="ru-RU"/>
-        </w:rPr>
-      </w:pPr>
-      <w:r>
-        <w:rPr>
-          <w:rFonts w:ascii="Aptos Display" w:hAnsi="Aptos Display" w:asciiTheme="majorHAnsi" w:hAnsiTheme="majorHAnsi"/>
-          <w:color w:themeColor="text1" w:val="000000"/>
+          <w:rFonts w:ascii="Aptos Display" w:hAnsi="Aptos Display"/>
+          <w:color w:themeColor="dark1" w:val="000000"/>
+          <w:lang w:eastAsia="ru-RU"/>
+        </w:rPr>
+      </w:pPr>
+      <w:r>
+        <w:rPr>
+          <w:rFonts w:ascii="Aptos Display" w:hAnsi="Aptos Display"/>
+          <w:color w:themeColor="dark1" w:val="000000"/>
           <w:lang w:eastAsia="ru-RU"/>
         </w:rPr>
         <w:tab/>
@@ -2137,15 +2113,15 @@
       <w:pPr>
         <w:pStyle w:val="Normal"/>
         <w:rPr>
-          <w:rFonts w:ascii="Aptos Display" w:hAnsi="Aptos Display" w:asciiTheme="majorHAnsi" w:hAnsiTheme="majorHAnsi"/>
-          <w:color w:themeColor="text1" w:val="000000"/>
-          <w:lang w:eastAsia="ru-RU"/>
-        </w:rPr>
-      </w:pPr>
-      <w:r>
-        <w:rPr>
-          <w:rFonts w:ascii="Aptos Display" w:hAnsi="Aptos Display" w:asciiTheme="majorHAnsi" w:hAnsiTheme="majorHAnsi"/>
-          <w:color w:themeColor="text1" w:val="000000"/>
+          <w:rFonts w:ascii="Aptos Display" w:hAnsi="Aptos Display"/>
+          <w:color w:themeColor="dark1" w:val="000000"/>
+          <w:lang w:eastAsia="ru-RU"/>
+        </w:rPr>
+      </w:pPr>
+      <w:r>
+        <w:rPr>
+          <w:rFonts w:ascii="Aptos Display" w:hAnsi="Aptos Display"/>
+          <w:color w:themeColor="dark1" w:val="000000"/>
           <w:lang w:eastAsia="ru-RU"/>
         </w:rPr>
         <w:tab/>
@@ -2153,16 +2129,16 @@
       </w:r>
       <w:r>
         <w:rPr>
-          <w:rFonts w:ascii="Aptos Display" w:hAnsi="Aptos Display" w:asciiTheme="majorHAnsi" w:hAnsiTheme="majorHAnsi"/>
-          <w:color w:themeColor="text1" w:val="000000"/>
+          <w:rFonts w:ascii="Aptos Display" w:hAnsi="Aptos Display"/>
+          <w:color w:themeColor="dark1" w:val="000000"/>
           <w:lang w:val="en-US" w:eastAsia="ru-RU"/>
         </w:rPr>
         <w:t>INNER</w:t>
       </w:r>
       <w:r>
         <w:rPr>
-          <w:rFonts w:ascii="Aptos Display" w:hAnsi="Aptos Display" w:asciiTheme="majorHAnsi" w:hAnsiTheme="majorHAnsi"/>
-          <w:color w:themeColor="text1" w:val="000000"/>
+          <w:rFonts w:ascii="Aptos Display" w:hAnsi="Aptos Display"/>
+          <w:color w:themeColor="dark1" w:val="000000"/>
           <w:lang w:eastAsia="ru-RU"/>
         </w:rPr>
         <w:t xml:space="preserve"> JOIN Н_ВЕДОМОСТИ ON Н_ЛЮДИ.ИД = Н_ВЕДОМОСТИ.ЧЛВК_ИД</w:t>
@@ -2172,15 +2148,15 @@
       <w:pPr>
         <w:pStyle w:val="Normal"/>
         <w:rPr>
-          <w:rFonts w:ascii="Aptos Display" w:hAnsi="Aptos Display" w:asciiTheme="majorHAnsi" w:hAnsiTheme="majorHAnsi"/>
-          <w:color w:themeColor="text1" w:val="000000"/>
-          <w:lang w:eastAsia="ru-RU"/>
-        </w:rPr>
-      </w:pPr>
-      <w:r>
-        <w:rPr>
-          <w:rFonts w:ascii="Aptos Display" w:hAnsi="Aptos Display" w:asciiTheme="majorHAnsi" w:hAnsiTheme="majorHAnsi"/>
-          <w:color w:themeColor="text1" w:val="000000"/>
+          <w:rFonts w:ascii="Aptos Display" w:hAnsi="Aptos Display"/>
+          <w:color w:themeColor="dark1" w:val="000000"/>
+          <w:lang w:eastAsia="ru-RU"/>
+        </w:rPr>
+      </w:pPr>
+      <w:r>
+        <w:rPr>
+          <w:rFonts w:ascii="Aptos Display" w:hAnsi="Aptos Display"/>
+          <w:color w:themeColor="dark1" w:val="000000"/>
           <w:lang w:eastAsia="ru-RU"/>
         </w:rPr>
         <w:tab/>
@@ -2188,16 +2164,16 @@
       </w:r>
       <w:r>
         <w:rPr>
-          <w:rFonts w:cs="Segoe UI" w:ascii="Aptos Display" w:hAnsi="Aptos Display" w:asciiTheme="majorHAnsi" w:hAnsiTheme="majorHAnsi"/>
-          <w:color w:themeColor="text1" w:val="000000"/>
+          <w:rFonts w:cs="Segoe UI" w:ascii="Aptos Display" w:hAnsi="Aptos Display"/>
+          <w:color w:themeColor="dark1" w:val="000000"/>
           <w:shd w:fill="FFFFFF" w:val="clear"/>
         </w:rPr>
         <w:t xml:space="preserve">Н_ЛЮДИ.ИД &lt; 152862 </w:t>
       </w:r>
       <w:r>
         <w:rPr>
-          <w:rFonts w:cs="Segoe UI" w:ascii="Aptos Display" w:hAnsi="Aptos Display" w:asciiTheme="majorHAnsi" w:hAnsiTheme="majorHAnsi"/>
-          <w:color w:themeColor="text1" w:val="000000"/>
+          <w:rFonts w:cs="Segoe UI" w:ascii="Aptos Display" w:hAnsi="Aptos Display"/>
+          <w:color w:themeColor="dark1" w:val="000000"/>
           <w:shd w:fill="FFFFFF" w:val="clear"/>
           <w:lang w:val="en-US"/>
         </w:rPr>
@@ -2205,16 +2181,16 @@
       </w:r>
       <w:r>
         <w:rPr>
-          <w:rFonts w:cs="Segoe UI" w:ascii="Aptos Display" w:hAnsi="Aptos Display" w:asciiTheme="majorHAnsi" w:hAnsiTheme="majorHAnsi"/>
-          <w:color w:themeColor="text1" w:val="000000"/>
+          <w:rFonts w:cs="Segoe UI" w:ascii="Aptos Display" w:hAnsi="Aptos Display"/>
+          <w:color w:themeColor="dark1" w:val="000000"/>
           <w:shd w:fill="FFFFFF" w:val="clear"/>
         </w:rPr>
         <w:t xml:space="preserve"> Н_ВЕДОМОСТИ.ИД &lt; 1250981 </w:t>
       </w:r>
       <w:r>
         <w:rPr>
-          <w:rFonts w:cs="Segoe UI" w:ascii="Aptos Display" w:hAnsi="Aptos Display" w:asciiTheme="majorHAnsi" w:hAnsiTheme="majorHAnsi"/>
-          <w:color w:themeColor="text1" w:val="000000"/>
+          <w:rFonts w:cs="Segoe UI" w:ascii="Aptos Display" w:hAnsi="Aptos Display"/>
+          <w:color w:themeColor="dark1" w:val="000000"/>
           <w:shd w:fill="FFFFFF" w:val="clear"/>
           <w:lang w:val="en-US"/>
         </w:rPr>
@@ -2222,16 +2198,16 @@
       </w:r>
       <w:r>
         <w:rPr>
-          <w:rFonts w:cs="Segoe UI" w:ascii="Aptos Display" w:hAnsi="Aptos Display" w:asciiTheme="majorHAnsi" w:hAnsiTheme="majorHAnsi"/>
-          <w:color w:themeColor="text1" w:val="000000"/>
+          <w:rFonts w:cs="Segoe UI" w:ascii="Aptos Display" w:hAnsi="Aptos Display"/>
+          <w:color w:themeColor="dark1" w:val="000000"/>
           <w:shd w:fill="FFFFFF" w:val="clear"/>
         </w:rPr>
         <w:t xml:space="preserve"> Н_ВЕДОМОСТИ.ИД = 1250981</w:t>
       </w:r>
       <w:r>
         <w:rPr>
-          <w:rFonts w:ascii="Aptos Display" w:hAnsi="Aptos Display" w:asciiTheme="majorHAnsi" w:hAnsiTheme="majorHAnsi"/>
-          <w:color w:themeColor="text1" w:val="000000"/>
+          <w:rFonts w:ascii="Aptos Display" w:hAnsi="Aptos Display"/>
+          <w:color w:themeColor="dark1" w:val="000000"/>
           <w:lang w:eastAsia="ru-RU"/>
         </w:rPr>
         <w:t>);</w:t>
@@ -2240,35 +2216,36 @@
     <w:p>
       <w:pPr>
         <w:pStyle w:val="Heading3"/>
-        <w:rPr>
-          <w:rFonts w:ascii="Aptos Display" w:hAnsi="Aptos Display" w:asciiTheme="majorHAnsi" w:hAnsiTheme="majorHAnsi"/>
-          <w:color w:themeColor="text1" w:val="000000"/>
-          <w:lang w:eastAsia="ru-RU"/>
-        </w:rPr>
-      </w:pPr>
-      <w:bookmarkStart w:id="7" w:name="_Toc168052042"/>
-      <w:r>
-        <w:rPr>
-          <w:rFonts w:ascii="Aptos Display" w:hAnsi="Aptos Display" w:asciiTheme="majorHAnsi" w:hAnsiTheme="majorHAnsi"/>
-          <w:color w:themeColor="text1" w:val="000000"/>
+        <w:ind w:hanging="0" w:left="0"/>
+        <w:rPr>
+          <w:rFonts w:ascii="Aptos Display" w:hAnsi="Aptos Display"/>
+          <w:color w:themeColor="dark1" w:val="000000"/>
+          <w:lang w:eastAsia="ru-RU"/>
+        </w:rPr>
+      </w:pPr>
+      <w:bookmarkStart w:id="6" w:name="_Toc168052042"/>
+      <w:r>
+        <w:rPr>
+          <w:rFonts w:ascii="Aptos Display" w:hAnsi="Aptos Display"/>
+          <w:color w:themeColor="dark1" w:val="000000"/>
           <w:lang w:eastAsia="ru-RU"/>
         </w:rPr>
         <w:t>Использование индексов</w:t>
       </w:r>
-      <w:bookmarkEnd w:id="7"/>
-    </w:p>
-    <w:p>
-      <w:pPr>
-        <w:pStyle w:val="Normal"/>
-        <w:rPr>
-          <w:rFonts w:ascii="Aptos Display" w:hAnsi="Aptos Display" w:asciiTheme="majorHAnsi" w:hAnsiTheme="majorHAnsi"/>
-          <w:color w:themeColor="text1" w:val="000000"/>
-        </w:rPr>
-      </w:pPr>
-      <w:r>
-        <w:rPr>
-          <w:rFonts w:ascii="Aptos Display" w:hAnsi="Aptos Display" w:asciiTheme="majorHAnsi" w:hAnsiTheme="majorHAnsi"/>
-          <w:color w:themeColor="text1" w:val="000000"/>
+      <w:bookmarkEnd w:id="6"/>
+    </w:p>
+    <w:p>
+      <w:pPr>
+        <w:pStyle w:val="Normal"/>
+        <w:rPr>
+          <w:rFonts w:ascii="Aptos Display" w:hAnsi="Aptos Display"/>
+          <w:color w:themeColor="dark1" w:val="000000"/>
+        </w:rPr>
+      </w:pPr>
+      <w:r>
+        <w:rPr>
+          <w:rFonts w:ascii="Aptos Display" w:hAnsi="Aptos Display"/>
+          <w:color w:themeColor="dark1" w:val="000000"/>
           <w:lang w:eastAsia="ru-RU"/>
         </w:rPr>
         <w:t>Таблица Н_ЛЮДИ</w:t>
@@ -2278,32 +2255,32 @@
       </w:r>
       <w:r>
         <w:rPr>
-          <w:rFonts w:ascii="Aptos Display" w:hAnsi="Aptos Display" w:asciiTheme="majorHAnsi" w:hAnsiTheme="majorHAnsi"/>
-          <w:color w:themeColor="text1" w:val="000000"/>
+          <w:rFonts w:ascii="Aptos Display" w:hAnsi="Aptos Display"/>
+          <w:color w:themeColor="dark1" w:val="000000"/>
           <w:lang w:val="en-US" w:eastAsia="ru-RU"/>
         </w:rPr>
         <w:t>b</w:t>
       </w:r>
       <w:r>
         <w:rPr>
-          <w:rFonts w:ascii="Aptos Display" w:hAnsi="Aptos Display" w:asciiTheme="majorHAnsi" w:hAnsiTheme="majorHAnsi"/>
-          <w:color w:themeColor="text1" w:val="000000"/>
+          <w:rFonts w:ascii="Aptos Display" w:hAnsi="Aptos Display"/>
+          <w:color w:themeColor="dark1" w:val="000000"/>
           <w:lang w:eastAsia="ru-RU"/>
         </w:rPr>
         <w:t>-</w:t>
       </w:r>
       <w:r>
         <w:rPr>
-          <w:rFonts w:ascii="Aptos Display" w:hAnsi="Aptos Display" w:asciiTheme="majorHAnsi" w:hAnsiTheme="majorHAnsi"/>
-          <w:color w:themeColor="text1" w:val="000000"/>
+          <w:rFonts w:ascii="Aptos Display" w:hAnsi="Aptos Display"/>
+          <w:color w:themeColor="dark1" w:val="000000"/>
           <w:lang w:val="en-US" w:eastAsia="ru-RU"/>
         </w:rPr>
         <w:t xml:space="preserve">tree </w:t>
       </w:r>
       <w:r>
         <w:rPr>
-          <w:rFonts w:ascii="Aptos Display" w:hAnsi="Aptos Display" w:asciiTheme="majorHAnsi" w:hAnsiTheme="majorHAnsi"/>
-          <w:color w:themeColor="text1" w:val="000000"/>
+          <w:rFonts w:ascii="Aptos Display" w:hAnsi="Aptos Display"/>
+          <w:color w:themeColor="dark1" w:val="000000"/>
         </w:rPr>
         <w:t>на атрибуте ИД уменьшит время выполнения запроса, потому что индекс b-tree хорошо подходит для операций выборок, однако добавление и удаление людей может проходить непланово, поэтому могут возникнуть трудности с обновлением.</w:t>
         <w:br/>
@@ -2312,16 +2289,16 @@
       </w:r>
       <w:r>
         <w:rPr>
-          <w:rFonts w:ascii="Aptos Display" w:hAnsi="Aptos Display" w:asciiTheme="majorHAnsi" w:hAnsiTheme="majorHAnsi"/>
-          <w:color w:themeColor="text1" w:val="000000"/>
+          <w:rFonts w:ascii="Aptos Display" w:hAnsi="Aptos Display"/>
+          <w:color w:themeColor="dark1" w:val="000000"/>
           <w:lang w:val="en-US"/>
         </w:rPr>
         <w:t>Hash</w:t>
       </w:r>
       <w:r>
         <w:rPr>
-          <w:rFonts w:ascii="Aptos Display" w:hAnsi="Aptos Display" w:asciiTheme="majorHAnsi" w:hAnsiTheme="majorHAnsi"/>
-          <w:color w:themeColor="text1" w:val="000000"/>
+          <w:rFonts w:ascii="Aptos Display" w:hAnsi="Aptos Display"/>
+          <w:color w:themeColor="dark1" w:val="000000"/>
         </w:rPr>
         <w:t xml:space="preserve"> индекс не эффективен в данной ситуации.</w:t>
         <w:br/>
@@ -2333,21 +2310,21 @@
       <w:pPr>
         <w:pStyle w:val="Normal"/>
         <w:rPr>
-          <w:rFonts w:ascii="Aptos Display" w:hAnsi="Aptos Display" w:asciiTheme="majorHAnsi" w:hAnsiTheme="majorHAnsi"/>
-          <w:color w:themeColor="text1" w:val="000000"/>
-        </w:rPr>
-      </w:pPr>
-      <w:r>
-        <w:rPr>
-          <w:rFonts w:ascii="Aptos Display" w:hAnsi="Aptos Display" w:asciiTheme="majorHAnsi" w:hAnsiTheme="majorHAnsi"/>
-          <w:color w:themeColor="text1" w:val="000000"/>
+          <w:rFonts w:ascii="Aptos Display" w:hAnsi="Aptos Display"/>
+          <w:color w:themeColor="dark1" w:val="000000"/>
+        </w:rPr>
+      </w:pPr>
+      <w:r>
+        <w:rPr>
+          <w:rFonts w:ascii="Aptos Display" w:hAnsi="Aptos Display"/>
+          <w:color w:themeColor="dark1" w:val="000000"/>
         </w:rPr>
         <w:t xml:space="preserve">Таблица </w:t>
       </w:r>
       <w:r>
         <w:rPr>
-          <w:rFonts w:ascii="Aptos Display" w:hAnsi="Aptos Display" w:asciiTheme="majorHAnsi" w:hAnsiTheme="majorHAnsi"/>
-          <w:color w:themeColor="text1" w:val="000000"/>
+          <w:rFonts w:ascii="Aptos Display" w:hAnsi="Aptos Display"/>
+          <w:color w:themeColor="dark1" w:val="000000"/>
           <w:lang w:eastAsia="ru-RU"/>
         </w:rPr>
         <w:t>Н_ВЕДОМОСТИ</w:t>
@@ -2357,55 +2334,55 @@
       </w:r>
       <w:r>
         <w:rPr>
-          <w:rFonts w:ascii="Aptos Display" w:hAnsi="Aptos Display" w:asciiTheme="majorHAnsi" w:hAnsiTheme="majorHAnsi"/>
-          <w:color w:themeColor="text1" w:val="000000"/>
+          <w:rFonts w:ascii="Aptos Display" w:hAnsi="Aptos Display"/>
+          <w:color w:themeColor="dark1" w:val="000000"/>
           <w:lang w:val="en-US" w:eastAsia="ru-RU"/>
         </w:rPr>
         <w:t>b</w:t>
       </w:r>
       <w:r>
         <w:rPr>
-          <w:rFonts w:ascii="Aptos Display" w:hAnsi="Aptos Display" w:asciiTheme="majorHAnsi" w:hAnsiTheme="majorHAnsi"/>
-          <w:color w:themeColor="text1" w:val="000000"/>
+          <w:rFonts w:ascii="Aptos Display" w:hAnsi="Aptos Display"/>
+          <w:color w:themeColor="dark1" w:val="000000"/>
           <w:lang w:eastAsia="ru-RU"/>
         </w:rPr>
         <w:t>-</w:t>
       </w:r>
       <w:r>
         <w:rPr>
-          <w:rFonts w:ascii="Aptos Display" w:hAnsi="Aptos Display" w:asciiTheme="majorHAnsi" w:hAnsiTheme="majorHAnsi"/>
-          <w:color w:themeColor="text1" w:val="000000"/>
+          <w:rFonts w:ascii="Aptos Display" w:hAnsi="Aptos Display"/>
+          <w:color w:themeColor="dark1" w:val="000000"/>
           <w:lang w:val="en-US" w:eastAsia="ru-RU"/>
         </w:rPr>
         <w:t>tree</w:t>
       </w:r>
       <w:r>
         <w:rPr>
-          <w:rFonts w:ascii="Aptos Display" w:hAnsi="Aptos Display" w:asciiTheme="majorHAnsi" w:hAnsiTheme="majorHAnsi"/>
-          <w:color w:themeColor="text1" w:val="000000"/>
+          <w:rFonts w:ascii="Aptos Display" w:hAnsi="Aptos Display"/>
+          <w:color w:themeColor="dark1" w:val="000000"/>
           <w:lang w:eastAsia="ru-RU"/>
         </w:rPr>
         <w:t xml:space="preserve"> </w:t>
       </w:r>
       <w:r>
         <w:rPr>
-          <w:rFonts w:ascii="Aptos Display" w:hAnsi="Aptos Display" w:asciiTheme="majorHAnsi" w:hAnsiTheme="majorHAnsi"/>
-          <w:color w:themeColor="text1" w:val="000000"/>
+          <w:rFonts w:ascii="Aptos Display" w:hAnsi="Aptos Display"/>
+          <w:color w:themeColor="dark1" w:val="000000"/>
         </w:rPr>
         <w:t xml:space="preserve">на атрибуте </w:t>
       </w:r>
       <w:r>
         <w:rPr>
-          <w:rFonts w:cs="Segoe UI" w:ascii="Aptos Display" w:hAnsi="Aptos Display" w:asciiTheme="majorHAnsi" w:hAnsiTheme="majorHAnsi"/>
-          <w:color w:themeColor="text1" w:val="000000"/>
+          <w:rFonts w:cs="Segoe UI" w:ascii="Aptos Display" w:hAnsi="Aptos Display"/>
+          <w:color w:themeColor="dark1" w:val="000000"/>
           <w:shd w:fill="FFFFFF" w:val="clear"/>
         </w:rPr>
         <w:t xml:space="preserve">ИД </w:t>
       </w:r>
       <w:r>
         <w:rPr>
-          <w:rFonts w:ascii="Aptos Display" w:hAnsi="Aptos Display" w:asciiTheme="majorHAnsi" w:hAnsiTheme="majorHAnsi"/>
-          <w:color w:themeColor="text1" w:val="000000"/>
+          <w:rFonts w:ascii="Aptos Display" w:hAnsi="Aptos Display"/>
+          <w:color w:themeColor="dark1" w:val="000000"/>
         </w:rPr>
         <w:t>уменьшит время выполнения запроса, потому что индекс b-tree хорошо подходит для операций выборок.</w:t>
         <w:br/>
@@ -2414,16 +2391,16 @@
       </w:r>
       <w:r>
         <w:rPr>
-          <w:rFonts w:ascii="Aptos Display" w:hAnsi="Aptos Display" w:asciiTheme="majorHAnsi" w:hAnsiTheme="majorHAnsi"/>
-          <w:color w:themeColor="text1" w:val="000000"/>
+          <w:rFonts w:ascii="Aptos Display" w:hAnsi="Aptos Display"/>
+          <w:color w:themeColor="dark1" w:val="000000"/>
           <w:lang w:val="en-US"/>
         </w:rPr>
         <w:t>Hash</w:t>
       </w:r>
       <w:r>
         <w:rPr>
-          <w:rFonts w:ascii="Aptos Display" w:hAnsi="Aptos Display" w:asciiTheme="majorHAnsi" w:hAnsiTheme="majorHAnsi"/>
-          <w:color w:themeColor="text1" w:val="000000"/>
+          <w:rFonts w:ascii="Aptos Display" w:hAnsi="Aptos Display"/>
+          <w:color w:themeColor="dark1" w:val="000000"/>
         </w:rPr>
         <w:t xml:space="preserve"> индекс тоже эффективен в данной ситуации.</w:t>
         <w:br/>
@@ -2434,29 +2411,30 @@
     <w:p>
       <w:pPr>
         <w:pStyle w:val="Heading3"/>
-        <w:rPr>
-          <w:rFonts w:ascii="Aptos Display" w:hAnsi="Aptos Display" w:asciiTheme="majorHAnsi" w:hAnsiTheme="majorHAnsi"/>
-          <w:color w:themeColor="text1" w:val="000000"/>
+        <w:ind w:hanging="0" w:left="0"/>
+        <w:rPr>
+          <w:rFonts w:ascii="Aptos Display" w:hAnsi="Aptos Display"/>
+          <w:color w:themeColor="dark1" w:val="000000"/>
           <w:lang w:val="en-US" w:eastAsia="ru-RU"/>
         </w:rPr>
       </w:pPr>
-      <w:bookmarkStart w:id="8" w:name="_Toc168052043"/>
-      <w:r>
-        <w:rPr>
-          <w:rFonts w:ascii="Aptos Display" w:hAnsi="Aptos Display" w:asciiTheme="majorHAnsi" w:hAnsiTheme="majorHAnsi"/>
-          <w:color w:themeColor="text1" w:val="000000"/>
+      <w:bookmarkStart w:id="7" w:name="_Toc168052043"/>
+      <w:r>
+        <w:rPr>
+          <w:rFonts w:ascii="Aptos Display" w:hAnsi="Aptos Display"/>
+          <w:color w:themeColor="dark1" w:val="000000"/>
           <w:lang w:eastAsia="ru-RU"/>
         </w:rPr>
         <w:t>Планы выполнения запроса</w:t>
       </w:r>
-      <w:bookmarkEnd w:id="8"/>
-    </w:p>
-    <w:p>
-      <w:pPr>
-        <w:pStyle w:val="Normal"/>
-        <w:rPr>
-          <w:rFonts w:ascii="Aptos Display" w:hAnsi="Aptos Display" w:asciiTheme="majorHAnsi" w:hAnsiTheme="majorHAnsi"/>
-          <w:color w:themeColor="text1" w:val="000000"/>
+      <w:bookmarkEnd w:id="7"/>
+    </w:p>
+    <w:p>
+      <w:pPr>
+        <w:pStyle w:val="Normal"/>
+        <w:rPr>
+          <w:rFonts w:ascii="Aptos Display" w:hAnsi="Aptos Display"/>
+          <w:color w:themeColor="dark1" w:val="000000"/>
           <w:lang w:val="en-US" w:eastAsia="ru-RU"/>
         </w:rPr>
       </w:pPr>
@@ -2504,77 +2482,79 @@
     <w:p>
       <w:pPr>
         <w:pStyle w:val="Heading3"/>
-        <w:rPr>
-          <w:rFonts w:ascii="Aptos Display" w:hAnsi="Aptos Display" w:asciiTheme="majorHAnsi" w:hAnsiTheme="majorHAnsi"/>
-          <w:color w:themeColor="text1" w:val="000000"/>
-          <w:lang w:eastAsia="ru-RU"/>
-        </w:rPr>
-      </w:pPr>
-      <w:r>
-        <w:rPr>
-          <w:rFonts w:eastAsia="Aptos" w:cs="" w:ascii="Aptos Display" w:hAnsi="Aptos Display" w:asciiTheme="majorHAnsi" w:cstheme="minorBidi" w:eastAsiaTheme="minorHAnsi" w:hAnsiTheme="majorHAnsi"/>
-          <w:color w:themeColor="text1" w:val="000000"/>
+        <w:ind w:hanging="0" w:left="0"/>
+        <w:rPr>
+          <w:rFonts w:ascii="Aptos Display" w:hAnsi="Aptos Display"/>
+          <w:color w:themeColor="dark1" w:val="000000"/>
+          <w:lang w:eastAsia="ru-RU"/>
+        </w:rPr>
+      </w:pPr>
+      <w:r>
+        <w:rPr>
+          <w:rFonts w:eastAsia="Aptos" w:ascii="Aptos Display" w:hAnsi="Aptos Display"/>
+          <w:color w:themeColor="dark1" w:val="000000"/>
           <w:sz w:val="22"/>
           <w:szCs w:val="22"/>
           <w:lang w:eastAsia="ru-RU"/>
         </w:rPr>
         <w:t xml:space="preserve"> </w:t>
       </w:r>
-      <w:bookmarkStart w:id="9" w:name="_Toc168052044"/>
-      <w:r>
-        <w:rPr>
-          <w:rFonts w:ascii="Aptos Display" w:hAnsi="Aptos Display" w:asciiTheme="majorHAnsi" w:hAnsiTheme="majorHAnsi"/>
-          <w:color w:themeColor="text1" w:val="000000"/>
+      <w:bookmarkStart w:id="8" w:name="_Toc168052044"/>
+      <w:r>
+        <w:rPr>
+          <w:rFonts w:ascii="Aptos Display" w:hAnsi="Aptos Display"/>
+          <w:color w:themeColor="dark1" w:val="000000"/>
           <w:lang w:eastAsia="ru-RU"/>
         </w:rPr>
         <w:t>Оптимальный план</w:t>
       </w:r>
+      <w:bookmarkEnd w:id="8"/>
+    </w:p>
+    <w:p>
+      <w:pPr>
+        <w:pStyle w:val="Normal"/>
+        <w:rPr>
+          <w:rFonts w:ascii="Aptos Display" w:hAnsi="Aptos Display"/>
+          <w:color w:themeColor="dark1" w:val="000000"/>
+          <w:lang w:eastAsia="ru-RU"/>
+        </w:rPr>
+      </w:pPr>
+      <w:r>
+        <w:rPr>
+          <w:rFonts w:ascii="Aptos Display" w:hAnsi="Aptos Display"/>
+          <w:color w:themeColor="dark1" w:val="000000"/>
+          <w:lang w:eastAsia="ru-RU"/>
+        </w:rPr>
+        <w:t>Оптимальным планом является план №3, так как все выборки проекции выполнены на раннем этапе.</w:t>
+      </w:r>
+    </w:p>
+    <w:p>
+      <w:pPr>
+        <w:pStyle w:val="Heading3"/>
+        <w:ind w:hanging="0" w:left="0"/>
+        <w:rPr>
+          <w:rFonts w:ascii="Aptos Display" w:hAnsi="Aptos Display"/>
+          <w:color w:themeColor="dark1" w:val="000000"/>
+          <w:lang w:eastAsia="ru-RU"/>
+        </w:rPr>
+      </w:pPr>
+      <w:bookmarkStart w:id="9" w:name="_Toc168052045"/>
+      <w:r>
+        <w:rPr>
+          <w:rFonts w:ascii="Aptos Display" w:hAnsi="Aptos Display"/>
+          <w:color w:themeColor="dark1" w:val="000000"/>
+          <w:lang w:eastAsia="ru-RU"/>
+        </w:rPr>
+        <w:t>Выполнение команды EXPLAIN ANALYZE</w:t>
+      </w:r>
       <w:bookmarkEnd w:id="9"/>
     </w:p>
     <w:p>
       <w:pPr>
         <w:pStyle w:val="Normal"/>
         <w:rPr>
-          <w:rFonts w:ascii="Aptos Display" w:hAnsi="Aptos Display" w:asciiTheme="majorHAnsi" w:hAnsiTheme="majorHAnsi"/>
-          <w:color w:themeColor="text1" w:val="000000"/>
-          <w:lang w:eastAsia="ru-RU"/>
-        </w:rPr>
-      </w:pPr>
-      <w:r>
-        <w:rPr>
-          <w:rFonts w:ascii="Aptos Display" w:hAnsi="Aptos Display" w:asciiTheme="majorHAnsi" w:hAnsiTheme="majorHAnsi"/>
-          <w:color w:themeColor="text1" w:val="000000"/>
-          <w:lang w:eastAsia="ru-RU"/>
-        </w:rPr>
-        <w:t>Оптимальным планом является план №3, так как все выборки проекции выполнены на раннем этапе.</w:t>
-      </w:r>
-    </w:p>
-    <w:p>
-      <w:pPr>
-        <w:pStyle w:val="Heading3"/>
-        <w:rPr>
-          <w:rFonts w:ascii="Aptos Display" w:hAnsi="Aptos Display" w:asciiTheme="majorHAnsi" w:hAnsiTheme="majorHAnsi"/>
-          <w:color w:themeColor="text1" w:val="000000"/>
-          <w:lang w:eastAsia="ru-RU"/>
-        </w:rPr>
-      </w:pPr>
-      <w:bookmarkStart w:id="10" w:name="_Toc168052045"/>
-      <w:r>
-        <w:rPr>
-          <w:rFonts w:ascii="Aptos Display" w:hAnsi="Aptos Display" w:asciiTheme="majorHAnsi" w:hAnsiTheme="majorHAnsi"/>
-          <w:color w:themeColor="text1" w:val="000000"/>
-          <w:lang w:eastAsia="ru-RU"/>
-        </w:rPr>
-        <w:t>Выполнение команды EXPLAIN ANALYZE</w:t>
-      </w:r>
-      <w:bookmarkEnd w:id="10"/>
-    </w:p>
-    <w:p>
-      <w:pPr>
-        <w:pStyle w:val="Normal"/>
-        <w:rPr>
-          <w:rFonts w:ascii="Aptos Display" w:hAnsi="Aptos Display" w:asciiTheme="majorHAnsi" w:hAnsiTheme="majorHAnsi"/>
-          <w:color w:themeColor="text1" w:val="000000"/>
+          <w:rFonts w:ascii="Aptos Display" w:hAnsi="Aptos Display"/>
+          <w:color w:themeColor="dark1" w:val="000000"/>
           <w:lang w:eastAsia="ru-RU"/>
         </w:rPr>
       </w:pPr>
@@ -2622,64 +2602,64 @@
     <w:p>
       <w:pPr>
         <w:pStyle w:val="Heading2"/>
+        <w:ind w:hanging="0" w:left="0"/>
         <w:rPr>
           <w:rFonts w:eastAsia="Times New Roman" w:cs="Arial"/>
-          <w:color w:themeColor="text1" w:val="000000"/>
+          <w:color w:themeColor="dark1" w:val="000000"/>
           <w:kern w:val="0"/>
           <w:sz w:val="28"/>
           <w:szCs w:val="28"/>
           <w:lang w:eastAsia="ru-RU"/>
-          <w14:ligatures w14:val="none"/>
-        </w:rPr>
-      </w:pPr>
-      <w:bookmarkStart w:id="11" w:name="_Toc168052046"/>
+        </w:rPr>
+      </w:pPr>
+      <w:bookmarkStart w:id="10" w:name="_Toc168052046"/>
       <w:r>
         <w:rPr>
           <w:rFonts w:eastAsia="Times New Roman" w:cs="Arial"/>
-          <w:color w:themeColor="text1" w:val="000000"/>
+          <w:color w:themeColor="dark1" w:val="000000"/>
           <w:kern w:val="0"/>
           <w:sz w:val="28"/>
           <w:szCs w:val="28"/>
           <w:lang w:eastAsia="ru-RU"/>
-          <w14:ligatures w14:val="none"/>
         </w:rPr>
         <w:t>Запрос №2</w:t>
       </w:r>
+      <w:bookmarkEnd w:id="10"/>
+    </w:p>
+    <w:p>
+      <w:pPr>
+        <w:pStyle w:val="Heading3"/>
+        <w:ind w:hanging="0" w:left="0"/>
+        <w:rPr>
+          <w:rFonts w:ascii="Aptos Display" w:hAnsi="Aptos Display"/>
+          <w:color w:themeColor="dark1" w:val="000000"/>
+          <w:lang w:eastAsia="ru-RU"/>
+        </w:rPr>
+      </w:pPr>
+      <w:bookmarkStart w:id="11" w:name="_Toc168052047"/>
+      <w:r>
+        <w:rPr>
+          <w:rFonts w:ascii="Aptos Display" w:hAnsi="Aptos Display"/>
+          <w:color w:themeColor="dark1" w:val="000000"/>
+          <w:lang w:eastAsia="ru-RU"/>
+        </w:rPr>
+        <w:t>Реализация запроса</w:t>
+      </w:r>
       <w:bookmarkEnd w:id="11"/>
     </w:p>
     <w:p>
       <w:pPr>
-        <w:pStyle w:val="Heading3"/>
-        <w:rPr>
-          <w:rFonts w:ascii="Aptos Display" w:hAnsi="Aptos Display" w:asciiTheme="majorHAnsi" w:hAnsiTheme="majorHAnsi"/>
-          <w:color w:themeColor="text1" w:val="000000"/>
-          <w:lang w:eastAsia="ru-RU"/>
-        </w:rPr>
-      </w:pPr>
-      <w:bookmarkStart w:id="12" w:name="_Toc168052047"/>
-      <w:r>
-        <w:rPr>
-          <w:rFonts w:ascii="Aptos Display" w:hAnsi="Aptos Display" w:asciiTheme="majorHAnsi" w:hAnsiTheme="majorHAnsi"/>
-          <w:color w:themeColor="text1" w:val="000000"/>
-          <w:lang w:eastAsia="ru-RU"/>
-        </w:rPr>
-        <w:t>Реализация запроса</w:t>
-      </w:r>
-      <w:bookmarkEnd w:id="12"/>
-    </w:p>
-    <w:p>
-      <w:pPr>
-        <w:pStyle w:val="Normal"/>
-        <w:rPr>
-          <w:rFonts w:ascii="Aptos Display" w:hAnsi="Aptos Display" w:asciiTheme="majorHAnsi" w:hAnsiTheme="majorHAnsi"/>
-          <w:color w:themeColor="text1" w:val="000000"/>
-          <w:lang w:eastAsia="ru-RU"/>
-        </w:rPr>
-      </w:pPr>
-      <w:r>
-        <w:rPr>
-          <w:rFonts w:ascii="Aptos Display" w:hAnsi="Aptos Display" w:asciiTheme="majorHAnsi" w:hAnsiTheme="majorHAnsi"/>
-          <w:color w:themeColor="text1" w:val="000000"/>
+        <w:pStyle w:val="Normal"/>
+        <w:rPr>
+          <w:rFonts w:ascii="Aptos Display" w:hAnsi="Aptos Display"/>
+          <w:color w:themeColor="dark1" w:val="000000"/>
+          <w:lang w:eastAsia="ru-RU"/>
+        </w:rPr>
+      </w:pPr>
+      <w:r>
+        <w:rPr>
+          <w:rFonts w:ascii="Aptos Display" w:hAnsi="Aptos Display"/>
+          <w:color w:themeColor="dark1" w:val="000000"/>
           <w:lang w:eastAsia="ru-RU"/>
         </w:rPr>
         <w:t>SELECT Н_ЛЮДИ.ОТЧЕСТВО, Н_ВЕДОМОСТИ.ИД, Н_СЕССИЯ.ЧЛВК_ИД</w:t>
@@ -2689,15 +2669,15 @@
       <w:pPr>
         <w:pStyle w:val="Normal"/>
         <w:rPr>
-          <w:rFonts w:ascii="Aptos Display" w:hAnsi="Aptos Display" w:asciiTheme="majorHAnsi" w:hAnsiTheme="majorHAnsi"/>
-          <w:color w:themeColor="text1" w:val="000000"/>
-          <w:lang w:eastAsia="ru-RU"/>
-        </w:rPr>
-      </w:pPr>
-      <w:r>
-        <w:rPr>
-          <w:rFonts w:ascii="Aptos Display" w:hAnsi="Aptos Display" w:asciiTheme="majorHAnsi" w:hAnsiTheme="majorHAnsi"/>
-          <w:color w:themeColor="text1" w:val="000000"/>
+          <w:rFonts w:ascii="Aptos Display" w:hAnsi="Aptos Display"/>
+          <w:color w:themeColor="dark1" w:val="000000"/>
+          <w:lang w:eastAsia="ru-RU"/>
+        </w:rPr>
+      </w:pPr>
+      <w:r>
+        <w:rPr>
+          <w:rFonts w:ascii="Aptos Display" w:hAnsi="Aptos Display"/>
+          <w:color w:themeColor="dark1" w:val="000000"/>
           <w:lang w:eastAsia="ru-RU"/>
         </w:rPr>
         <w:tab/>
@@ -2708,15 +2688,15 @@
       <w:pPr>
         <w:pStyle w:val="Normal"/>
         <w:rPr>
-          <w:rFonts w:ascii="Aptos Display" w:hAnsi="Aptos Display" w:asciiTheme="majorHAnsi" w:hAnsiTheme="majorHAnsi"/>
-          <w:color w:themeColor="text1" w:val="000000"/>
-          <w:lang w:eastAsia="ru-RU"/>
-        </w:rPr>
-      </w:pPr>
-      <w:r>
-        <w:rPr>
-          <w:rFonts w:ascii="Aptos Display" w:hAnsi="Aptos Display" w:asciiTheme="majorHAnsi" w:hAnsiTheme="majorHAnsi"/>
-          <w:color w:themeColor="text1" w:val="000000"/>
+          <w:rFonts w:ascii="Aptos Display" w:hAnsi="Aptos Display"/>
+          <w:color w:themeColor="dark1" w:val="000000"/>
+          <w:lang w:eastAsia="ru-RU"/>
+        </w:rPr>
+      </w:pPr>
+      <w:r>
+        <w:rPr>
+          <w:rFonts w:ascii="Aptos Display" w:hAnsi="Aptos Display"/>
+          <w:color w:themeColor="dark1" w:val="000000"/>
           <w:lang w:eastAsia="ru-RU"/>
         </w:rPr>
         <w:tab/>
@@ -2728,15 +2708,15 @@
       <w:pPr>
         <w:pStyle w:val="Normal"/>
         <w:rPr>
-          <w:rFonts w:ascii="Aptos Display" w:hAnsi="Aptos Display" w:asciiTheme="majorHAnsi" w:hAnsiTheme="majorHAnsi"/>
-          <w:color w:themeColor="text1" w:val="000000"/>
-          <w:lang w:eastAsia="ru-RU"/>
-        </w:rPr>
-      </w:pPr>
-      <w:r>
-        <w:rPr>
-          <w:rFonts w:ascii="Aptos Display" w:hAnsi="Aptos Display" w:asciiTheme="majorHAnsi" w:hAnsiTheme="majorHAnsi"/>
-          <w:color w:themeColor="text1" w:val="000000"/>
+          <w:rFonts w:ascii="Aptos Display" w:hAnsi="Aptos Display"/>
+          <w:color w:themeColor="dark1" w:val="000000"/>
+          <w:lang w:eastAsia="ru-RU"/>
+        </w:rPr>
+      </w:pPr>
+      <w:r>
+        <w:rPr>
+          <w:rFonts w:ascii="Aptos Display" w:hAnsi="Aptos Display"/>
+          <w:color w:themeColor="dark1" w:val="000000"/>
           <w:lang w:eastAsia="ru-RU"/>
         </w:rPr>
         <w:tab/>
@@ -2748,15 +2728,15 @@
       <w:pPr>
         <w:pStyle w:val="Normal"/>
         <w:rPr>
-          <w:rFonts w:ascii="Aptos Display" w:hAnsi="Aptos Display" w:asciiTheme="majorHAnsi" w:hAnsiTheme="majorHAnsi"/>
-          <w:color w:themeColor="text1" w:val="000000"/>
+          <w:rFonts w:ascii="Aptos Display" w:hAnsi="Aptos Display"/>
+          <w:color w:themeColor="dark1" w:val="000000"/>
           <w:lang w:val="en-US" w:eastAsia="ru-RU"/>
         </w:rPr>
       </w:pPr>
       <w:r>
         <w:rPr>
-          <w:rFonts w:ascii="Aptos Display" w:hAnsi="Aptos Display" w:asciiTheme="majorHAnsi" w:hAnsiTheme="majorHAnsi"/>
-          <w:color w:themeColor="text1" w:val="000000"/>
+          <w:rFonts w:ascii="Aptos Display" w:hAnsi="Aptos Display"/>
+          <w:color w:themeColor="dark1" w:val="000000"/>
           <w:lang w:eastAsia="ru-RU"/>
         </w:rPr>
         <w:t>WHERE (Н_ЛЮДИ.ИД &gt; 100865 AND Н_ВЕДОМОСТИ.ДАТА = '2010-06-18');</w:t>
@@ -2765,46 +2745,47 @@
     <w:p>
       <w:pPr>
         <w:pStyle w:val="Heading3"/>
-        <w:rPr>
-          <w:rFonts w:ascii="Aptos Display" w:hAnsi="Aptos Display" w:asciiTheme="majorHAnsi" w:hAnsiTheme="majorHAnsi"/>
-          <w:color w:themeColor="text1" w:val="000000"/>
-          <w:lang w:eastAsia="ru-RU"/>
-        </w:rPr>
-      </w:pPr>
-      <w:r>
-        <w:rPr>
-          <w:rFonts w:eastAsia="Aptos" w:cs="" w:ascii="Aptos Display" w:hAnsi="Aptos Display" w:asciiTheme="majorHAnsi" w:cstheme="minorBidi" w:eastAsiaTheme="minorHAnsi" w:hAnsiTheme="majorHAnsi"/>
-          <w:color w:themeColor="text1" w:val="000000"/>
+        <w:ind w:hanging="0" w:left="0"/>
+        <w:rPr>
+          <w:rFonts w:ascii="Aptos Display" w:hAnsi="Aptos Display"/>
+          <w:color w:themeColor="dark1" w:val="000000"/>
+          <w:lang w:eastAsia="ru-RU"/>
+        </w:rPr>
+      </w:pPr>
+      <w:r>
+        <w:rPr>
+          <w:rFonts w:eastAsia="Aptos" w:ascii="Aptos Display" w:hAnsi="Aptos Display"/>
+          <w:color w:themeColor="dark1" w:val="000000"/>
           <w:sz w:val="22"/>
           <w:szCs w:val="22"/>
           <w:lang w:eastAsia="ru-RU"/>
         </w:rPr>
         <w:t xml:space="preserve"> </w:t>
       </w:r>
-      <w:bookmarkStart w:id="13" w:name="_Toc168052048"/>
-      <w:r>
-        <w:rPr>
-          <w:rFonts w:ascii="Aptos Display" w:hAnsi="Aptos Display" w:asciiTheme="majorHAnsi" w:hAnsiTheme="majorHAnsi"/>
-          <w:color w:themeColor="text1" w:val="000000"/>
+      <w:bookmarkStart w:id="12" w:name="_Toc168052048"/>
+      <w:r>
+        <w:rPr>
+          <w:rFonts w:ascii="Aptos Display" w:hAnsi="Aptos Display"/>
+          <w:color w:themeColor="dark1" w:val="000000"/>
           <w:lang w:eastAsia="ru-RU"/>
         </w:rPr>
         <w:t>Использование индексов</w:t>
       </w:r>
-      <w:bookmarkEnd w:id="13"/>
-    </w:p>
-    <w:p>
-      <w:pPr>
-        <w:pStyle w:val="Normal"/>
-        <w:rPr>
-          <w:rFonts w:ascii="Aptos Display" w:hAnsi="Aptos Display" w:asciiTheme="majorHAnsi" w:hAnsiTheme="majorHAnsi"/>
-          <w:color w:themeColor="text1" w:val="000000"/>
-          <w:lang w:eastAsia="ru-RU"/>
-        </w:rPr>
-      </w:pPr>
-      <w:r>
-        <w:rPr>
-          <w:rFonts w:ascii="Aptos Display" w:hAnsi="Aptos Display" w:asciiTheme="majorHAnsi" w:hAnsiTheme="majorHAnsi"/>
-          <w:color w:themeColor="text1" w:val="000000"/>
+      <w:bookmarkEnd w:id="12"/>
+    </w:p>
+    <w:p>
+      <w:pPr>
+        <w:pStyle w:val="Normal"/>
+        <w:rPr>
+          <w:rFonts w:ascii="Aptos Display" w:hAnsi="Aptos Display"/>
+          <w:color w:themeColor="dark1" w:val="000000"/>
+          <w:lang w:eastAsia="ru-RU"/>
+        </w:rPr>
+      </w:pPr>
+      <w:r>
+        <w:rPr>
+          <w:rFonts w:ascii="Aptos Display" w:hAnsi="Aptos Display"/>
+          <w:color w:themeColor="dark1" w:val="000000"/>
           <w:lang w:eastAsia="ru-RU"/>
         </w:rPr>
         <w:t>Таблица Н_ЛЮДИ</w:t>
@@ -2814,40 +2795,40 @@
       </w:r>
       <w:r>
         <w:rPr>
-          <w:rFonts w:ascii="Aptos Display" w:hAnsi="Aptos Display" w:asciiTheme="majorHAnsi" w:hAnsiTheme="majorHAnsi"/>
-          <w:color w:themeColor="text1" w:val="000000"/>
+          <w:rFonts w:ascii="Aptos Display" w:hAnsi="Aptos Display"/>
+          <w:color w:themeColor="dark1" w:val="000000"/>
           <w:lang w:val="en-US" w:eastAsia="ru-RU"/>
         </w:rPr>
         <w:t>b</w:t>
       </w:r>
       <w:r>
         <w:rPr>
-          <w:rFonts w:ascii="Aptos Display" w:hAnsi="Aptos Display" w:asciiTheme="majorHAnsi" w:hAnsiTheme="majorHAnsi"/>
-          <w:color w:themeColor="text1" w:val="000000"/>
+          <w:rFonts w:ascii="Aptos Display" w:hAnsi="Aptos Display"/>
+          <w:color w:themeColor="dark1" w:val="000000"/>
           <w:lang w:eastAsia="ru-RU"/>
         </w:rPr>
         <w:t>-</w:t>
       </w:r>
       <w:r>
         <w:rPr>
-          <w:rFonts w:ascii="Aptos Display" w:hAnsi="Aptos Display" w:asciiTheme="majorHAnsi" w:hAnsiTheme="majorHAnsi"/>
-          <w:color w:themeColor="text1" w:val="000000"/>
+          <w:rFonts w:ascii="Aptos Display" w:hAnsi="Aptos Display"/>
+          <w:color w:themeColor="dark1" w:val="000000"/>
           <w:lang w:val="en-US" w:eastAsia="ru-RU"/>
         </w:rPr>
         <w:t>tree</w:t>
       </w:r>
       <w:r>
         <w:rPr>
-          <w:rFonts w:ascii="Aptos Display" w:hAnsi="Aptos Display" w:asciiTheme="majorHAnsi" w:hAnsiTheme="majorHAnsi"/>
-          <w:color w:themeColor="text1" w:val="000000"/>
+          <w:rFonts w:ascii="Aptos Display" w:hAnsi="Aptos Display"/>
+          <w:color w:themeColor="dark1" w:val="000000"/>
           <w:lang w:eastAsia="ru-RU"/>
         </w:rPr>
         <w:t xml:space="preserve"> </w:t>
       </w:r>
       <w:r>
         <w:rPr>
-          <w:rFonts w:ascii="Aptos Display" w:hAnsi="Aptos Display" w:asciiTheme="majorHAnsi" w:hAnsiTheme="majorHAnsi"/>
-          <w:color w:themeColor="text1" w:val="000000"/>
+          <w:rFonts w:ascii="Aptos Display" w:hAnsi="Aptos Display"/>
+          <w:color w:themeColor="dark1" w:val="000000"/>
         </w:rPr>
         <w:t>на атрибуте ИД уменьшит время выполнения запроса, потому что индекс b-tree хорошо подходит для операций выборок.</w:t>
         <w:br/>
@@ -2856,32 +2837,18 @@
       </w:r>
       <w:r>
         <w:rPr>
-          <w:rFonts w:ascii="Aptos Display" w:hAnsi="Aptos Display" w:asciiTheme="majorHAnsi" w:hAnsiTheme="majorHAnsi"/>
-          <w:color w:themeColor="text1" w:val="000000"/>
+          <w:rFonts w:ascii="Aptos Display" w:hAnsi="Aptos Display"/>
+          <w:color w:themeColor="dark1" w:val="000000"/>
           <w:lang w:val="en-US"/>
         </w:rPr>
         <w:t>Hash</w:t>
       </w:r>
       <w:r>
         <w:rPr>
-          <w:rFonts w:ascii="Aptos Display" w:hAnsi="Aptos Display" w:asciiTheme="majorHAnsi" w:hAnsiTheme="majorHAnsi"/>
-          <w:color w:themeColor="text1" w:val="000000"/>
-        </w:rPr>
-        <w:t xml:space="preserve"> индекс </w:t>
-      </w:r>
-      <w:r>
-        <w:rPr>
-          <w:rFonts w:ascii="Aptos Display" w:hAnsi="Aptos Display" w:asciiTheme="majorHAnsi" w:hAnsiTheme="majorHAnsi"/>
-          <w:color w:themeColor="text1" w:val="000000"/>
-        </w:rPr>
-        <w:t>не</w:t>
-      </w:r>
-      <w:r>
-        <w:rPr>
-          <w:rFonts w:ascii="Aptos Display" w:hAnsi="Aptos Display" w:asciiTheme="majorHAnsi" w:hAnsiTheme="majorHAnsi"/>
-          <w:color w:themeColor="text1" w:val="000000"/>
-        </w:rPr>
-        <w:t xml:space="preserve"> эффективен в данной ситуации.</w:t>
+          <w:rFonts w:ascii="Aptos Display" w:hAnsi="Aptos Display"/>
+          <w:color w:themeColor="dark1" w:val="000000"/>
+        </w:rPr>
+        <w:t xml:space="preserve"> индекс не эффективен в данной ситуации.</w:t>
         <w:br/>
         <w:tab/>
         <w:t>Индексы GiST, SP_GiST, GIN, BRIN не могут быть использованы из-за неподходящих условий выборки.</w:t>
@@ -2891,15 +2858,15 @@
       <w:pPr>
         <w:pStyle w:val="Normal"/>
         <w:rPr>
-          <w:rFonts w:ascii="Aptos Display" w:hAnsi="Aptos Display" w:asciiTheme="majorHAnsi" w:hAnsiTheme="majorHAnsi"/>
-          <w:color w:themeColor="text1" w:val="000000"/>
-          <w:lang w:eastAsia="ru-RU"/>
-        </w:rPr>
-      </w:pPr>
-      <w:r>
-        <w:rPr>
-          <w:rFonts w:ascii="Aptos Display" w:hAnsi="Aptos Display" w:asciiTheme="majorHAnsi" w:hAnsiTheme="majorHAnsi"/>
-          <w:color w:themeColor="text1" w:val="000000"/>
+          <w:rFonts w:ascii="Aptos Display" w:hAnsi="Aptos Display"/>
+          <w:color w:themeColor="dark1" w:val="000000"/>
+          <w:lang w:eastAsia="ru-RU"/>
+        </w:rPr>
+      </w:pPr>
+      <w:r>
+        <w:rPr>
+          <w:rFonts w:ascii="Aptos Display" w:hAnsi="Aptos Display"/>
+          <w:color w:themeColor="dark1" w:val="000000"/>
           <w:lang w:eastAsia="ru-RU"/>
         </w:rPr>
         <w:t>Таблица Н_ВЕДОМОСТИ</w:t>
@@ -2910,40 +2877,40 @@
       </w:r>
       <w:r>
         <w:rPr>
-          <w:rFonts w:ascii="Aptos Display" w:hAnsi="Aptos Display" w:asciiTheme="majorHAnsi" w:hAnsiTheme="majorHAnsi"/>
-          <w:color w:themeColor="text1" w:val="000000"/>
+          <w:rFonts w:ascii="Aptos Display" w:hAnsi="Aptos Display"/>
+          <w:color w:themeColor="dark1" w:val="000000"/>
           <w:lang w:val="en-US" w:eastAsia="ru-RU"/>
         </w:rPr>
         <w:t>b</w:t>
       </w:r>
       <w:r>
         <w:rPr>
-          <w:rFonts w:ascii="Aptos Display" w:hAnsi="Aptos Display" w:asciiTheme="majorHAnsi" w:hAnsiTheme="majorHAnsi"/>
-          <w:color w:themeColor="text1" w:val="000000"/>
+          <w:rFonts w:ascii="Aptos Display" w:hAnsi="Aptos Display"/>
+          <w:color w:themeColor="dark1" w:val="000000"/>
           <w:lang w:eastAsia="ru-RU"/>
         </w:rPr>
         <w:t>-</w:t>
       </w:r>
       <w:r>
         <w:rPr>
-          <w:rFonts w:ascii="Aptos Display" w:hAnsi="Aptos Display" w:asciiTheme="majorHAnsi" w:hAnsiTheme="majorHAnsi"/>
-          <w:color w:themeColor="text1" w:val="000000"/>
+          <w:rFonts w:ascii="Aptos Display" w:hAnsi="Aptos Display"/>
+          <w:color w:themeColor="dark1" w:val="000000"/>
           <w:lang w:val="en-US" w:eastAsia="ru-RU"/>
         </w:rPr>
         <w:t>tree</w:t>
       </w:r>
       <w:r>
         <w:rPr>
-          <w:rFonts w:ascii="Aptos Display" w:hAnsi="Aptos Display" w:asciiTheme="majorHAnsi" w:hAnsiTheme="majorHAnsi"/>
-          <w:color w:themeColor="text1" w:val="000000"/>
+          <w:rFonts w:ascii="Aptos Display" w:hAnsi="Aptos Display"/>
+          <w:color w:themeColor="dark1" w:val="000000"/>
           <w:lang w:eastAsia="ru-RU"/>
         </w:rPr>
         <w:t xml:space="preserve"> </w:t>
       </w:r>
       <w:r>
         <w:rPr>
-          <w:rFonts w:ascii="Aptos Display" w:hAnsi="Aptos Display" w:asciiTheme="majorHAnsi" w:hAnsiTheme="majorHAnsi"/>
-          <w:color w:themeColor="text1" w:val="000000"/>
+          <w:rFonts w:ascii="Aptos Display" w:hAnsi="Aptos Display"/>
+          <w:color w:themeColor="dark1" w:val="000000"/>
         </w:rPr>
         <w:t>на атрибуте ДАТА уменьшит время выполнения запроса, потому что индекс b-tree хорошо подходит для операций выборок.</w:t>
         <w:br/>
@@ -2952,79 +2919,47 @@
       </w:r>
       <w:r>
         <w:rPr>
-          <w:rFonts w:ascii="Aptos Display" w:hAnsi="Aptos Display" w:asciiTheme="majorHAnsi" w:hAnsiTheme="majorHAnsi"/>
-          <w:color w:themeColor="text1" w:val="000000"/>
+          <w:rFonts w:ascii="Aptos Display" w:hAnsi="Aptos Display"/>
+          <w:color w:themeColor="dark1" w:val="000000"/>
           <w:lang w:val="en-US"/>
         </w:rPr>
         <w:t>Hash</w:t>
       </w:r>
       <w:r>
         <w:rPr>
-          <w:rFonts w:ascii="Aptos Display" w:hAnsi="Aptos Display" w:asciiTheme="majorHAnsi" w:hAnsiTheme="majorHAnsi"/>
-          <w:color w:themeColor="text1" w:val="000000"/>
+          <w:rFonts w:ascii="Aptos Display" w:hAnsi="Aptos Display"/>
+          <w:color w:themeColor="dark1" w:val="000000"/>
         </w:rPr>
         <w:t xml:space="preserve"> индекс</w:t>
       </w:r>
       <w:r>
         <w:rPr>
-          <w:rFonts w:ascii="Aptos Display" w:hAnsi="Aptos Display" w:asciiTheme="majorHAnsi" w:hAnsiTheme="majorHAnsi"/>
-          <w:color w:themeColor="text1" w:val="000000"/>
+          <w:rFonts w:ascii="Aptos Display" w:hAnsi="Aptos Display"/>
+          <w:color w:themeColor="dark1" w:val="000000"/>
           <w:lang w:val="ru-RU"/>
         </w:rPr>
         <w:t xml:space="preserve"> </w:t>
       </w:r>
       <w:r>
         <w:rPr>
-          <w:rFonts w:ascii="Aptos Display" w:hAnsi="Aptos Display" w:asciiTheme="majorHAnsi" w:hAnsiTheme="majorHAnsi"/>
-          <w:color w:themeColor="text1" w:val="000000"/>
+          <w:rFonts w:ascii="Aptos Display" w:hAnsi="Aptos Display"/>
+          <w:color w:themeColor="dark1" w:val="000000"/>
           <w:lang w:val="en-US"/>
         </w:rPr>
-        <w:t>т</w:t>
-      </w:r>
-      <w:r>
-        <w:rPr>
-          <w:rFonts w:ascii="Aptos Display" w:hAnsi="Aptos Display" w:asciiTheme="majorHAnsi" w:hAnsiTheme="majorHAnsi"/>
-          <w:color w:themeColor="text1" w:val="000000"/>
-          <w:lang w:val="en-US"/>
-        </w:rPr>
-        <w:t>а</w:t>
-      </w:r>
-      <w:r>
-        <w:rPr>
-          <w:rFonts w:ascii="Aptos Display" w:hAnsi="Aptos Display" w:asciiTheme="majorHAnsi" w:hAnsiTheme="majorHAnsi"/>
-          <w:color w:themeColor="text1" w:val="000000"/>
+        <w:t>та</w:t>
+      </w:r>
+      <w:r>
+        <w:rPr>
+          <w:rFonts w:ascii="Aptos Display" w:hAnsi="Aptos Display"/>
+          <w:color w:themeColor="dark1" w:val="000000"/>
           <w:lang w:val="ru-RU"/>
         </w:rPr>
-        <w:t>к</w:t>
-      </w:r>
-      <w:r>
-        <w:rPr>
-          <w:rFonts w:ascii="Aptos Display" w:hAnsi="Aptos Display" w:asciiTheme="majorHAnsi" w:hAnsiTheme="majorHAnsi"/>
-          <w:color w:themeColor="text1" w:val="000000"/>
-          <w:lang w:val="ru-RU"/>
-        </w:rPr>
-        <w:t xml:space="preserve"> </w:t>
-      </w:r>
-      <w:r>
-        <w:rPr>
-          <w:rFonts w:ascii="Aptos Display" w:hAnsi="Aptos Display" w:asciiTheme="majorHAnsi" w:hAnsiTheme="majorHAnsi"/>
-          <w:color w:themeColor="text1" w:val="000000"/>
-          <w:lang w:val="ru-RU"/>
-        </w:rPr>
-        <w:t>же</w:t>
-      </w:r>
-      <w:r>
-        <w:rPr>
-          <w:rFonts w:ascii="Aptos Display" w:hAnsi="Aptos Display" w:asciiTheme="majorHAnsi" w:hAnsiTheme="majorHAnsi"/>
-          <w:color w:themeColor="text1" w:val="000000"/>
-          <w:lang w:val="ru-RU"/>
-        </w:rPr>
-        <w:t xml:space="preserve"> </w:t>
-      </w:r>
-      <w:r>
-        <w:rPr>
-          <w:rFonts w:ascii="Aptos Display" w:hAnsi="Aptos Display" w:asciiTheme="majorHAnsi" w:hAnsiTheme="majorHAnsi"/>
-          <w:color w:themeColor="text1" w:val="000000"/>
+        <w:t xml:space="preserve">к же </w:t>
+      </w:r>
+      <w:r>
+        <w:rPr>
+          <w:rFonts w:ascii="Aptos Display" w:hAnsi="Aptos Display"/>
+          <w:color w:themeColor="dark1" w:val="000000"/>
         </w:rPr>
         <w:t>подходит в данной ситуации.</w:t>
         <w:br/>
@@ -3036,23 +2971,23 @@
       <w:pPr>
         <w:pStyle w:val="Normal"/>
         <w:rPr>
-          <w:rFonts w:ascii="Aptos Display" w:hAnsi="Aptos Display" w:asciiTheme="majorHAnsi" w:hAnsiTheme="majorHAnsi"/>
-          <w:color w:themeColor="text1" w:val="000000"/>
-          <w:lang w:eastAsia="ru-RU"/>
-        </w:rPr>
-      </w:pPr>
-      <w:r>
-        <w:rPr>
-          <w:rFonts w:ascii="Aptos Display" w:hAnsi="Aptos Display" w:asciiTheme="majorHAnsi" w:hAnsiTheme="majorHAnsi"/>
-          <w:color w:themeColor="text1" w:val="000000"/>
+          <w:rFonts w:ascii="Aptos Display" w:hAnsi="Aptos Display"/>
+          <w:color w:themeColor="dark1" w:val="000000"/>
+          <w:lang w:eastAsia="ru-RU"/>
+        </w:rPr>
+      </w:pPr>
+      <w:r>
+        <w:rPr>
+          <w:rFonts w:ascii="Aptos Display" w:hAnsi="Aptos Display"/>
+          <w:color w:themeColor="dark1" w:val="000000"/>
           <w:lang w:eastAsia="ru-RU"/>
         </w:rPr>
         <w:t>Планы выполнения запроса</w:t>
       </w:r>
       <w:r>
         <w:rPr>
-          <w:rFonts w:ascii="Aptos Display" w:hAnsi="Aptos Display" w:asciiTheme="majorHAnsi" w:hAnsiTheme="majorHAnsi"/>
-          <w:color w:themeColor="text1" w:val="000000"/>
+          <w:rFonts w:ascii="Aptos Display" w:hAnsi="Aptos Display"/>
+          <w:color w:themeColor="dark1" w:val="000000"/>
         </w:rPr>
         <w:t xml:space="preserve"> </w:t>
       </w:r>
@@ -3098,8 +3033,8 @@
       </w:r>
       <w:r>
         <w:rPr>
-          <w:rFonts w:ascii="Aptos Display" w:hAnsi="Aptos Display" w:asciiTheme="majorHAnsi" w:hAnsiTheme="majorHAnsi"/>
-          <w:color w:themeColor="text1" w:val="000000"/>
+          <w:rFonts w:ascii="Aptos Display" w:hAnsi="Aptos Display"/>
+          <w:color w:themeColor="dark1" w:val="000000"/>
         </w:rPr>
         <w:t xml:space="preserve"> </w:t>
       </w:r>
@@ -3145,8 +3080,8 @@
       </w:r>
       <w:r>
         <w:rPr>
-          <w:rFonts w:ascii="Aptos Display" w:hAnsi="Aptos Display" w:asciiTheme="majorHAnsi" w:hAnsiTheme="majorHAnsi"/>
-          <w:color w:themeColor="text1" w:val="000000"/>
+          <w:rFonts w:ascii="Aptos Display" w:hAnsi="Aptos Display"/>
+          <w:color w:themeColor="dark1" w:val="000000"/>
         </w:rPr>
         <w:t xml:space="preserve"> </w:t>
       </w:r>
@@ -3194,67 +3129,69 @@
     <w:p>
       <w:pPr>
         <w:pStyle w:val="Heading3"/>
-        <w:rPr>
-          <w:rFonts w:ascii="Aptos Display" w:hAnsi="Aptos Display" w:asciiTheme="majorHAnsi" w:hAnsiTheme="majorHAnsi"/>
-          <w:color w:themeColor="text1" w:val="000000"/>
-          <w:lang w:eastAsia="ru-RU"/>
-        </w:rPr>
-      </w:pPr>
-      <w:bookmarkStart w:id="14" w:name="_Toc168052049"/>
-      <w:r>
-        <w:rPr>
-          <w:rFonts w:ascii="Aptos Display" w:hAnsi="Aptos Display" w:asciiTheme="majorHAnsi" w:hAnsiTheme="majorHAnsi"/>
-          <w:color w:themeColor="text1" w:val="000000"/>
+        <w:ind w:hanging="0" w:left="0"/>
+        <w:rPr>
+          <w:rFonts w:ascii="Aptos Display" w:hAnsi="Aptos Display"/>
+          <w:color w:themeColor="dark1" w:val="000000"/>
+          <w:lang w:eastAsia="ru-RU"/>
+        </w:rPr>
+      </w:pPr>
+      <w:bookmarkStart w:id="13" w:name="_Toc168052049"/>
+      <w:r>
+        <w:rPr>
+          <w:rFonts w:ascii="Aptos Display" w:hAnsi="Aptos Display"/>
+          <w:color w:themeColor="dark1" w:val="000000"/>
           <w:lang w:eastAsia="ru-RU"/>
         </w:rPr>
         <w:t>Оптимальный план</w:t>
       </w:r>
+      <w:bookmarkEnd w:id="13"/>
+    </w:p>
+    <w:p>
+      <w:pPr>
+        <w:pStyle w:val="Normal"/>
+        <w:rPr>
+          <w:rFonts w:ascii="Aptos Display" w:hAnsi="Aptos Display"/>
+          <w:color w:themeColor="dark1" w:val="000000"/>
+          <w:lang w:eastAsia="ru-RU"/>
+        </w:rPr>
+      </w:pPr>
+      <w:r>
+        <w:rPr>
+          <w:rFonts w:ascii="Aptos Display" w:hAnsi="Aptos Display"/>
+          <w:color w:themeColor="dark1" w:val="000000"/>
+          <w:lang w:eastAsia="ru-RU"/>
+        </w:rPr>
+        <w:t>Оптимальный вариант №3 так как все выборки и проекции выполняются на ранних этапах.</w:t>
+      </w:r>
+    </w:p>
+    <w:p>
+      <w:pPr>
+        <w:pStyle w:val="Heading3"/>
+        <w:ind w:hanging="0" w:left="0"/>
+        <w:rPr>
+          <w:rFonts w:ascii="Aptos Display" w:hAnsi="Aptos Display"/>
+          <w:color w:themeColor="dark1" w:val="000000"/>
+          <w:lang w:eastAsia="ru-RU"/>
+        </w:rPr>
+      </w:pPr>
+      <w:bookmarkStart w:id="14" w:name="_Toc168052050"/>
+      <w:r>
+        <w:rPr>
+          <w:rFonts w:ascii="Aptos Display" w:hAnsi="Aptos Display"/>
+          <w:color w:themeColor="dark1" w:val="000000"/>
+          <w:lang w:eastAsia="ru-RU"/>
+        </w:rPr>
+        <w:t>Выполнение команды EXPLAIN ANALYZE</w:t>
+      </w:r>
       <w:bookmarkEnd w:id="14"/>
     </w:p>
     <w:p>
       <w:pPr>
         <w:pStyle w:val="Normal"/>
         <w:rPr>
-          <w:rFonts w:ascii="Aptos Display" w:hAnsi="Aptos Display" w:asciiTheme="majorHAnsi" w:hAnsiTheme="majorHAnsi"/>
-          <w:color w:themeColor="text1" w:val="000000"/>
-          <w:lang w:eastAsia="ru-RU"/>
-        </w:rPr>
-      </w:pPr>
-      <w:r>
-        <w:rPr>
-          <w:rFonts w:ascii="Aptos Display" w:hAnsi="Aptos Display" w:asciiTheme="majorHAnsi" w:hAnsiTheme="majorHAnsi"/>
-          <w:color w:themeColor="text1" w:val="000000"/>
-          <w:lang w:eastAsia="ru-RU"/>
-        </w:rPr>
-        <w:t>Оптимальный вариант №3 так как все выборки и проекции выполняются на ранних этапах.</w:t>
-      </w:r>
-    </w:p>
-    <w:p>
-      <w:pPr>
-        <w:pStyle w:val="Heading3"/>
-        <w:rPr>
-          <w:rFonts w:ascii="Aptos Display" w:hAnsi="Aptos Display" w:asciiTheme="majorHAnsi" w:hAnsiTheme="majorHAnsi"/>
-          <w:color w:themeColor="text1" w:val="000000"/>
-          <w:lang w:eastAsia="ru-RU"/>
-        </w:rPr>
-      </w:pPr>
-      <w:bookmarkStart w:id="15" w:name="_Toc168052050"/>
-      <w:r>
-        <w:rPr>
-          <w:rFonts w:ascii="Aptos Display" w:hAnsi="Aptos Display" w:asciiTheme="majorHAnsi" w:hAnsiTheme="majorHAnsi"/>
-          <w:color w:themeColor="text1" w:val="000000"/>
-          <w:lang w:eastAsia="ru-RU"/>
-        </w:rPr>
-        <w:t>Выполнение команды EXPLAIN ANALYZE</w:t>
-      </w:r>
-      <w:bookmarkEnd w:id="15"/>
-    </w:p>
-    <w:p>
-      <w:pPr>
-        <w:pStyle w:val="Normal"/>
-        <w:rPr>
-          <w:rFonts w:ascii="Aptos Display" w:hAnsi="Aptos Display" w:asciiTheme="majorHAnsi" w:hAnsiTheme="majorHAnsi"/>
-          <w:color w:themeColor="text1" w:val="000000"/>
+          <w:rFonts w:ascii="Aptos Display" w:hAnsi="Aptos Display"/>
+          <w:color w:themeColor="dark1" w:val="000000"/>
           <w:lang w:eastAsia="ru-RU"/>
         </w:rPr>
       </w:pPr>
@@ -3302,36 +3239,37 @@
     <w:p>
       <w:pPr>
         <w:pStyle w:val="Heading1"/>
-        <w:rPr>
-          <w:color w:themeColor="text1" w:val="000000"/>
-        </w:rPr>
-      </w:pPr>
-      <w:bookmarkStart w:id="16" w:name="_Toc168052051"/>
-      <w:bookmarkStart w:id="17" w:name="_Toc159694167"/>
-      <w:r>
-        <w:rPr>
-          <w:color w:themeColor="text1" w:val="000000"/>
+        <w:ind w:hanging="0" w:left="0"/>
+        <w:rPr>
+          <w:color w:themeColor="dark1" w:val="000000"/>
+        </w:rPr>
+      </w:pPr>
+      <w:bookmarkStart w:id="15" w:name="_Toc168052051"/>
+      <w:bookmarkStart w:id="16" w:name="_Toc159694167"/>
+      <w:r>
+        <w:rPr>
+          <w:color w:themeColor="dark1" w:val="000000"/>
         </w:rPr>
         <w:t>Вывод</w:t>
       </w:r>
+      <w:bookmarkEnd w:id="15"/>
       <w:bookmarkEnd w:id="16"/>
-      <w:bookmarkEnd w:id="17"/>
     </w:p>
     <w:p>
       <w:pPr>
         <w:pStyle w:val="Normal"/>
         <w:spacing w:before="0" w:after="160"/>
         <w:rPr>
-          <w:rFonts w:ascii="Aptos Display" w:hAnsi="Aptos Display" w:asciiTheme="majorHAnsi" w:hAnsiTheme="majorHAnsi"/>
-          <w:color w:themeColor="text1" w:val="000000"/>
+          <w:rFonts w:ascii="Aptos Display" w:hAnsi="Aptos Display"/>
+          <w:color w:themeColor="dark1" w:val="000000"/>
           <w:sz w:val="26"/>
           <w:szCs w:val="26"/>
         </w:rPr>
       </w:pPr>
       <w:r>
         <w:rPr>
-          <w:rFonts w:ascii="Aptos Display" w:hAnsi="Aptos Display" w:asciiTheme="majorHAnsi" w:hAnsiTheme="majorHAnsi"/>
-          <w:color w:themeColor="text1" w:val="000000"/>
+          <w:rFonts w:ascii="Aptos Display" w:hAnsi="Aptos Display"/>
+          <w:color w:themeColor="dark1" w:val="000000"/>
           <w:sz w:val="26"/>
           <w:szCs w:val="26"/>
         </w:rPr>
@@ -3339,8 +3277,8 @@
       </w:r>
       <w:r>
         <w:rPr>
-          <w:rFonts w:ascii="Aptos Display" w:hAnsi="Aptos Display" w:asciiTheme="majorHAnsi" w:hAnsiTheme="majorHAnsi"/>
-          <w:color w:themeColor="text1" w:val="000000"/>
+          <w:rFonts w:ascii="Aptos Display" w:hAnsi="Aptos Display"/>
+          <w:color w:themeColor="dark1" w:val="000000"/>
           <w:sz w:val="26"/>
           <w:szCs w:val="26"/>
           <w:lang w:val="en-US"/>
@@ -3349,21 +3287,17 @@
       </w:r>
       <w:r>
         <w:rPr>
-          <w:rFonts w:ascii="Aptos Display" w:hAnsi="Aptos Display" w:asciiTheme="majorHAnsi" w:hAnsiTheme="majorHAnsi"/>
-          <w:color w:themeColor="text1" w:val="000000"/>
+          <w:rFonts w:ascii="Aptos Display" w:hAnsi="Aptos Display"/>
+          <w:color w:themeColor="dark1" w:val="000000"/>
           <w:sz w:val="26"/>
           <w:szCs w:val="26"/>
         </w:rPr>
-        <w:t>.</w:t>
+        <w:t xml:space="preserve">. </w:t>
       </w:r>
     </w:p>
     <w:sectPr>
-      <w:headerReference w:type="even" r:id="rId8"/>
-      <w:headerReference w:type="default" r:id="rId9"/>
-      <w:headerReference w:type="first" r:id="rId10"/>
-      <w:footerReference w:type="even" r:id="rId11"/>
-      <w:footerReference w:type="default" r:id="rId12"/>
-      <w:footerReference w:type="first" r:id="rId13"/>
+      <w:headerReference w:type="default" r:id="rId8"/>
+      <w:footerReference w:type="default" r:id="rId9"/>
       <w:type w:val="nextPage"/>
       <w:pgSz w:w="11906" w:h="16838"/>
       <w:pgMar w:left="1701" w:right="850" w:gutter="0" w:header="708" w:top="1134" w:footer="708" w:bottom="1134"/>
@@ -3377,34 +3311,6 @@
 </file>
 
 <file path=word/footer1.xml><?xml version="1.0" encoding="utf-8"?>
-<w:ftr xmlns:o="urn:schemas-microsoft-com:office:office" xmlns:r="http://schemas.openxmlformats.org/officeDocument/2006/relationships" xmlns:v="urn:schemas-microsoft-com:vml" xmlns:w="http://schemas.openxmlformats.org/wordprocessingml/2006/main" xmlns:w10="urn:schemas-microsoft-com:office:word" xmlns:wp="http://schemas.openxmlformats.org/drawingml/2006/wordprocessingDrawing" xmlns:wps="http://schemas.microsoft.com/office/word/2010/wordprocessingShape" xmlns:wpg="http://schemas.microsoft.com/office/word/2010/wordprocessingGroup" xmlns:mc="http://schemas.openxmlformats.org/markup-compatibility/2006" xmlns:wp14="http://schemas.microsoft.com/office/word/2010/wordprocessingDrawing" xmlns:w14="http://schemas.microsoft.com/office/word/2010/wordml" xmlns:w15="http://schemas.microsoft.com/office/word/2012/wordml" mc:Ignorable="w14 wp14 w15">
-  <w:p>
-    <w:pPr>
-      <w:pStyle w:val="Footer"/>
-      <w:rPr/>
-    </w:pPr>
-    <w:r>
-      <w:rPr/>
-    </w:r>
-  </w:p>
-</w:ftr>
-</file>
-
-<file path=word/footer2.xml><?xml version="1.0" encoding="utf-8"?>
-<w:ftr xmlns:o="urn:schemas-microsoft-com:office:office" xmlns:r="http://schemas.openxmlformats.org/officeDocument/2006/relationships" xmlns:v="urn:schemas-microsoft-com:vml" xmlns:w="http://schemas.openxmlformats.org/wordprocessingml/2006/main" xmlns:w10="urn:schemas-microsoft-com:office:word" xmlns:wp="http://schemas.openxmlformats.org/drawingml/2006/wordprocessingDrawing" xmlns:wps="http://schemas.microsoft.com/office/word/2010/wordprocessingShape" xmlns:wpg="http://schemas.microsoft.com/office/word/2010/wordprocessingGroup" xmlns:mc="http://schemas.openxmlformats.org/markup-compatibility/2006" xmlns:wp14="http://schemas.microsoft.com/office/word/2010/wordprocessingDrawing" xmlns:w14="http://schemas.microsoft.com/office/word/2010/wordml" xmlns:w15="http://schemas.microsoft.com/office/word/2012/wordml" mc:Ignorable="w14 wp14 w15">
-  <w:p>
-    <w:pPr>
-      <w:pStyle w:val="Footer"/>
-      <w:rPr/>
-    </w:pPr>
-    <w:r>
-      <w:rPr/>
-    </w:r>
-  </w:p>
-</w:ftr>
-</file>
-
-<file path=word/footer3.xml><?xml version="1.0" encoding="utf-8"?>
 <w:ftr xmlns:o="urn:schemas-microsoft-com:office:office" xmlns:r="http://schemas.openxmlformats.org/officeDocument/2006/relationships" xmlns:v="urn:schemas-microsoft-com:vml" xmlns:w="http://schemas.openxmlformats.org/wordprocessingml/2006/main" xmlns:w10="urn:schemas-microsoft-com:office:word" xmlns:wp="http://schemas.openxmlformats.org/drawingml/2006/wordprocessingDrawing" xmlns:wps="http://schemas.microsoft.com/office/word/2010/wordprocessingShape" xmlns:wpg="http://schemas.microsoft.com/office/word/2010/wordprocessingGroup" xmlns:mc="http://schemas.openxmlformats.org/markup-compatibility/2006" xmlns:wp14="http://schemas.microsoft.com/office/word/2010/wordprocessingDrawing" xmlns:w14="http://schemas.microsoft.com/office/word/2010/wordml" xmlns:w15="http://schemas.microsoft.com/office/word/2012/wordml" mc:Ignorable="w14 wp14 w15">
   <w:p>
     <w:pPr>
@@ -3432,153 +3338,125 @@
 </w:hdr>
 </file>
 
-<file path=word/header2.xml><?xml version="1.0" encoding="utf-8"?>
-<w:hdr xmlns:o="urn:schemas-microsoft-com:office:office" xmlns:r="http://schemas.openxmlformats.org/officeDocument/2006/relationships" xmlns:v="urn:schemas-microsoft-com:vml" xmlns:w="http://schemas.openxmlformats.org/wordprocessingml/2006/main" xmlns:w10="urn:schemas-microsoft-com:office:word" xmlns:wp="http://schemas.openxmlformats.org/drawingml/2006/wordprocessingDrawing" xmlns:wps="http://schemas.microsoft.com/office/word/2010/wordprocessingShape" xmlns:wpg="http://schemas.microsoft.com/office/word/2010/wordprocessingGroup" xmlns:mc="http://schemas.openxmlformats.org/markup-compatibility/2006" xmlns:wp14="http://schemas.microsoft.com/office/word/2010/wordprocessingDrawing" xmlns:w14="http://schemas.microsoft.com/office/word/2010/wordml" xmlns:w15="http://schemas.microsoft.com/office/word/2012/wordml" mc:Ignorable="w14 wp14 w15">
-  <w:p>
-    <w:pPr>
-      <w:pStyle w:val="Header"/>
-      <w:rPr/>
-    </w:pPr>
-    <w:r>
-      <w:rPr/>
-    </w:r>
-  </w:p>
-</w:hdr>
-</file>
-
-<file path=word/header3.xml><?xml version="1.0" encoding="utf-8"?>
-<w:hdr xmlns:o="urn:schemas-microsoft-com:office:office" xmlns:r="http://schemas.openxmlformats.org/officeDocument/2006/relationships" xmlns:v="urn:schemas-microsoft-com:vml" xmlns:w="http://schemas.openxmlformats.org/wordprocessingml/2006/main" xmlns:w10="urn:schemas-microsoft-com:office:word" xmlns:wp="http://schemas.openxmlformats.org/drawingml/2006/wordprocessingDrawing" xmlns:wps="http://schemas.microsoft.com/office/word/2010/wordprocessingShape" xmlns:wpg="http://schemas.microsoft.com/office/word/2010/wordprocessingGroup" xmlns:mc="http://schemas.openxmlformats.org/markup-compatibility/2006" xmlns:wp14="http://schemas.microsoft.com/office/word/2010/wordprocessingDrawing" xmlns:w14="http://schemas.microsoft.com/office/word/2010/wordml" xmlns:w15="http://schemas.microsoft.com/office/word/2012/wordml" mc:Ignorable="w14 wp14 w15">
-  <w:p>
-    <w:pPr>
-      <w:pStyle w:val="Header"/>
-      <w:rPr/>
-    </w:pPr>
-    <w:r>
-      <w:rPr/>
-    </w:r>
-  </w:p>
-</w:hdr>
-</file>
-
 <file path=word/numbering.xml><?xml version="1.0" encoding="utf-8"?>
 <w:numbering xmlns:w="http://schemas.openxmlformats.org/wordprocessingml/2006/main" xmlns:o="urn:schemas-microsoft-com:office:office" xmlns:r="http://schemas.openxmlformats.org/officeDocument/2006/relationships" xmlns:v="urn:schemas-microsoft-com:vml" xmlns:mc="http://schemas.openxmlformats.org/markup-compatibility/2006" xmlns:w14="http://schemas.microsoft.com/office/word/2010/wordml" mc:Ignorable="w14">
   <w:abstractNum w:abstractNumId="1">
     <w:lvl w:ilvl="0">
       <w:start w:val="1"/>
-      <w:numFmt w:val="decimal"/>
-      <w:lvlText w:val="%1."/>
+      <w:numFmt w:val="none"/>
+      <w:suff w:val="nothing"/>
+      <w:lvlText w:val="%1"/>
       <w:lvlJc w:val="left"/>
       <w:pPr>
         <w:tabs>
-          <w:tab w:val="num" w:pos="720"/>
+          <w:tab w:val="num" w:pos="0"/>
         </w:tabs>
-        <w:ind w:left="720" w:hanging="360"/>
-      </w:pPr>
-      <w:rPr/>
+        <w:ind w:left="0" w:hanging="0"/>
+      </w:pPr>
     </w:lvl>
     <w:lvl w:ilvl="1">
       <w:start w:val="1"/>
-      <w:numFmt w:val="decimal"/>
-      <w:lvlText w:val="%2."/>
+      <w:numFmt w:val="none"/>
+      <w:suff w:val="nothing"/>
+      <w:lvlText w:val="%2"/>
       <w:lvlJc w:val="left"/>
       <w:pPr>
         <w:tabs>
-          <w:tab w:val="num" w:pos="1440"/>
+          <w:tab w:val="num" w:pos="0"/>
         </w:tabs>
-        <w:ind w:left="1440" w:hanging="360"/>
-      </w:pPr>
-      <w:rPr/>
+        <w:ind w:left="0" w:hanging="0"/>
+      </w:pPr>
     </w:lvl>
     <w:lvl w:ilvl="2">
       <w:start w:val="1"/>
-      <w:numFmt w:val="decimal"/>
-      <w:lvlText w:val="%3."/>
+      <w:numFmt w:val="none"/>
+      <w:suff w:val="nothing"/>
+      <w:lvlText w:val="%3"/>
       <w:lvlJc w:val="left"/>
       <w:pPr>
         <w:tabs>
-          <w:tab w:val="num" w:pos="2160"/>
+          <w:tab w:val="num" w:pos="0"/>
         </w:tabs>
-        <w:ind w:left="2160" w:hanging="360"/>
-      </w:pPr>
-      <w:rPr/>
+        <w:ind w:left="0" w:hanging="0"/>
+      </w:pPr>
     </w:lvl>
     <w:lvl w:ilvl="3">
       <w:start w:val="1"/>
-      <w:numFmt w:val="decimal"/>
-      <w:lvlText w:val="%4."/>
+      <w:numFmt w:val="none"/>
+      <w:suff w:val="nothing"/>
+      <w:lvlText w:val="%4"/>
       <w:lvlJc w:val="left"/>
       <w:pPr>
         <w:tabs>
-          <w:tab w:val="num" w:pos="2880"/>
+          <w:tab w:val="num" w:pos="0"/>
         </w:tabs>
-        <w:ind w:left="2880" w:hanging="360"/>
-      </w:pPr>
-      <w:rPr/>
+        <w:ind w:left="0" w:hanging="0"/>
+      </w:pPr>
     </w:lvl>
     <w:lvl w:ilvl="4">
       <w:start w:val="1"/>
-      <w:numFmt w:val="decimal"/>
-      <w:lvlText w:val="%5."/>
+      <w:numFmt w:val="none"/>
+      <w:suff w:val="nothing"/>
+      <w:lvlText w:val="%5"/>
       <w:lvlJc w:val="left"/>
       <w:pPr>
         <w:tabs>
-          <w:tab w:val="num" w:pos="3600"/>
+          <w:tab w:val="num" w:pos="0"/>
         </w:tabs>
-        <w:ind w:left="3600" w:hanging="360"/>
-      </w:pPr>
-      <w:rPr/>
+        <w:ind w:left="0" w:hanging="0"/>
+      </w:pPr>
     </w:lvl>
     <w:lvl w:ilvl="5">
       <w:start w:val="1"/>
-      <w:numFmt w:val="decimal"/>
-      <w:lvlText w:val="%6."/>
+      <w:numFmt w:val="none"/>
+      <w:suff w:val="nothing"/>
+      <w:lvlText w:val="%6"/>
       <w:lvlJc w:val="left"/>
       <w:pPr>
         <w:tabs>
-          <w:tab w:val="num" w:pos="4320"/>
+          <w:tab w:val="num" w:pos="0"/>
         </w:tabs>
-        <w:ind w:left="4320" w:hanging="360"/>
-      </w:pPr>
-      <w:rPr/>
+        <w:ind w:left="0" w:hanging="0"/>
+      </w:pPr>
     </w:lvl>
     <w:lvl w:ilvl="6">
       <w:start w:val="1"/>
-      <w:numFmt w:val="decimal"/>
-      <w:lvlText w:val="%7."/>
+      <w:numFmt w:val="none"/>
+      <w:suff w:val="nothing"/>
+      <w:lvlText w:val="%7"/>
       <w:lvlJc w:val="left"/>
       <w:pPr>
         <w:tabs>
-          <w:tab w:val="num" w:pos="5040"/>
+          <w:tab w:val="num" w:pos="0"/>
         </w:tabs>
-        <w:ind w:left="5040" w:hanging="360"/>
-      </w:pPr>
-      <w:rPr/>
+        <w:ind w:left="0" w:hanging="0"/>
+      </w:pPr>
     </w:lvl>
     <w:lvl w:ilvl="7">
       <w:start w:val="1"/>
-      <w:numFmt w:val="decimal"/>
-      <w:lvlText w:val="%8."/>
+      <w:numFmt w:val="none"/>
+      <w:suff w:val="nothing"/>
+      <w:lvlText w:val="%8"/>
       <w:lvlJc w:val="left"/>
       <w:pPr>
         <w:tabs>
-          <w:tab w:val="num" w:pos="5760"/>
+          <w:tab w:val="num" w:pos="0"/>
         </w:tabs>
-        <w:ind w:left="5760" w:hanging="360"/>
-      </w:pPr>
-      <w:rPr/>
+        <w:ind w:left="0" w:hanging="0"/>
+      </w:pPr>
     </w:lvl>
     <w:lvl w:ilvl="8">
       <w:start w:val="1"/>
-      <w:numFmt w:val="decimal"/>
-      <w:lvlText w:val="%9."/>
+      <w:numFmt w:val="none"/>
+      <w:suff w:val="nothing"/>
+      <w:lvlText w:val="%9"/>
       <w:lvlJc w:val="left"/>
       <w:pPr>
         <w:tabs>
-          <w:tab w:val="num" w:pos="6480"/>
+          <w:tab w:val="num" w:pos="0"/>
         </w:tabs>
-        <w:ind w:left="6480" w:hanging="360"/>
-      </w:pPr>
-      <w:rPr/>
+        <w:ind w:left="0" w:hanging="0"/>
+      </w:pPr>
     </w:lvl>
   </w:abstractNum>
   <w:abstractNum w:abstractNumId="2">
@@ -3822,120 +3700,120 @@
   <w:abstractNum w:abstractNumId="4">
     <w:lvl w:ilvl="0">
       <w:start w:val="1"/>
-      <w:numFmt w:val="none"/>
-      <w:suff w:val="nothing"/>
-      <w:lvlText w:val=""/>
+      <w:numFmt w:val="decimal"/>
+      <w:lvlText w:val="%1."/>
       <w:lvlJc w:val="left"/>
       <w:pPr>
         <w:tabs>
-          <w:tab w:val="num" w:pos="0"/>
+          <w:tab w:val="num" w:pos="720"/>
         </w:tabs>
-        <w:ind w:left="0" w:hanging="0"/>
-      </w:pPr>
+        <w:ind w:left="720" w:hanging="360"/>
+      </w:pPr>
+      <w:rPr/>
     </w:lvl>
     <w:lvl w:ilvl="1">
       <w:start w:val="1"/>
-      <w:numFmt w:val="none"/>
-      <w:suff w:val="nothing"/>
-      <w:lvlText w:val=""/>
+      <w:numFmt w:val="decimal"/>
+      <w:lvlText w:val="%2."/>
       <w:lvlJc w:val="left"/>
       <w:pPr>
         <w:tabs>
-          <w:tab w:val="num" w:pos="0"/>
+          <w:tab w:val="num" w:pos="1440"/>
         </w:tabs>
-        <w:ind w:left="0" w:hanging="0"/>
-      </w:pPr>
+        <w:ind w:left="1440" w:hanging="360"/>
+      </w:pPr>
+      <w:rPr/>
     </w:lvl>
     <w:lvl w:ilvl="2">
       <w:start w:val="1"/>
-      <w:numFmt w:val="none"/>
-      <w:suff w:val="nothing"/>
-      <w:lvlText w:val=""/>
+      <w:numFmt w:val="decimal"/>
+      <w:lvlText w:val="%3."/>
       <w:lvlJc w:val="left"/>
       <w:pPr>
         <w:tabs>
-          <w:tab w:val="num" w:pos="0"/>
+          <w:tab w:val="num" w:pos="2160"/>
         </w:tabs>
-        <w:ind w:left="0" w:hanging="0"/>
-      </w:pPr>
+        <w:ind w:left="2160" w:hanging="360"/>
+      </w:pPr>
+      <w:rPr/>
     </w:lvl>
     <w:lvl w:ilvl="3">
       <w:start w:val="1"/>
-      <w:numFmt w:val="none"/>
-      <w:suff w:val="nothing"/>
-      <w:lvlText w:val=""/>
+      <w:numFmt w:val="decimal"/>
+      <w:lvlText w:val="%4."/>
       <w:lvlJc w:val="left"/>
       <w:pPr>
         <w:tabs>
-          <w:tab w:val="num" w:pos="0"/>
+          <w:tab w:val="num" w:pos="2880"/>
         </w:tabs>
-        <w:ind w:left="0" w:hanging="0"/>
-      </w:pPr>
+        <w:ind w:left="2880" w:hanging="360"/>
+      </w:pPr>
+      <w:rPr/>
     </w:lvl>
     <w:lvl w:ilvl="4">
       <w:start w:val="1"/>
-      <w:numFmt w:val="none"/>
-      <w:suff w:val="nothing"/>
-      <w:lvlText w:val=""/>
+      <w:numFmt w:val="decimal"/>
+      <w:lvlText w:val="%5."/>
       <w:lvlJc w:val="left"/>
       <w:pPr>
         <w:tabs>
-          <w:tab w:val="num" w:pos="0"/>
+          <w:tab w:val="num" w:pos="3600"/>
         </w:tabs>
-        <w:ind w:left="0" w:hanging="0"/>
-      </w:pPr>
+        <w:ind w:left="3600" w:hanging="360"/>
+      </w:pPr>
+      <w:rPr/>
     </w:lvl>
     <w:lvl w:ilvl="5">
       <w:start w:val="1"/>
-      <w:numFmt w:val="none"/>
-      <w:suff w:val="nothing"/>
-      <w:lvlText w:val=""/>
+      <w:numFmt w:val="decimal"/>
+      <w:lvlText w:val="%6."/>
       <w:lvlJc w:val="left"/>
       <w:pPr>
         <w:tabs>
-          <w:tab w:val="num" w:pos="0"/>
+          <w:tab w:val="num" w:pos="4320"/>
         </w:tabs>
-        <w:ind w:left="0" w:hanging="0"/>
-      </w:pPr>
+        <w:ind w:left="4320" w:hanging="360"/>
+      </w:pPr>
+      <w:rPr/>
     </w:lvl>
     <w:lvl w:ilvl="6">
       <w:start w:val="1"/>
-      <w:numFmt w:val="none"/>
-      <w:suff w:val="nothing"/>
-      <w:lvlText w:val=""/>
+      <w:numFmt w:val="decimal"/>
+      <w:lvlText w:val="%7."/>
       <w:lvlJc w:val="left"/>
       <w:pPr>
         <w:tabs>
-          <w:tab w:val="num" w:pos="0"/>
+          <w:tab w:val="num" w:pos="5040"/>
         </w:tabs>
-        <w:ind w:left="0" w:hanging="0"/>
-      </w:pPr>
+        <w:ind w:left="5040" w:hanging="360"/>
+      </w:pPr>
+      <w:rPr/>
     </w:lvl>
     <w:lvl w:ilvl="7">
       <w:start w:val="1"/>
-      <w:numFmt w:val="none"/>
-      <w:suff w:val="nothing"/>
-      <w:lvlText w:val=""/>
+      <w:numFmt w:val="decimal"/>
+      <w:lvlText w:val="%8."/>
       <w:lvlJc w:val="left"/>
       <w:pPr>
         <w:tabs>
-          <w:tab w:val="num" w:pos="0"/>
+          <w:tab w:val="num" w:pos="5760"/>
         </w:tabs>
-        <w:ind w:left="0" w:hanging="0"/>
-      </w:pPr>
+        <w:ind w:left="5760" w:hanging="360"/>
+      </w:pPr>
+      <w:rPr/>
     </w:lvl>
     <w:lvl w:ilvl="8">
       <w:start w:val="1"/>
-      <w:numFmt w:val="none"/>
-      <w:suff w:val="nothing"/>
-      <w:lvlText w:val=""/>
+      <w:numFmt w:val="decimal"/>
+      <w:lvlText w:val="%9."/>
       <w:lvlJc w:val="left"/>
       <w:pPr>
         <w:tabs>
-          <w:tab w:val="num" w:pos="0"/>
+          <w:tab w:val="num" w:pos="6480"/>
         </w:tabs>
-        <w:ind w:left="0" w:hanging="0"/>
-      </w:pPr>
+        <w:ind w:left="6480" w:hanging="360"/>
+      </w:pPr>
+      <w:rPr/>
     </w:lvl>
   </w:abstractNum>
   <w:num w:numId="1">
@@ -3958,12 +3836,11 @@
   <w:docDefaults>
     <w:rPrDefault>
       <w:rPr>
-        <w:rFonts w:ascii="Aptos" w:hAnsi="Aptos" w:eastAsia="Aptos" w:cs="" w:asciiTheme="minorHAnsi" w:cstheme="minorBidi" w:eastAsiaTheme="minorHAnsi" w:hAnsiTheme="minorHAnsi"/>
+        <w:rFonts w:ascii="Aptos" w:hAnsi="Aptos" w:eastAsia="Aptos" w:cs="Tahoma"/>
         <w:kern w:val="2"/>
         <w:sz w:val="22"/>
         <w:szCs w:val="22"/>
         <w:lang w:val="ru-RU" w:eastAsia="en-US" w:bidi="ar-SA"/>
-        <w14:ligatures w14:val="standardContextual"/>
       </w:rPr>
     </w:rPrDefault>
     <w:pPrDefault>
@@ -3972,402 +3849,26 @@
       </w:pPr>
     </w:pPrDefault>
   </w:docDefaults>
-  <w:latentStyles w:defLockedState="0" w:defUIPriority="99" w:defSemiHidden="0" w:defUnhideWhenUsed="0" w:defQFormat="0" w:count="376">
-    <w:lsdException w:name="Normal" w:uiPriority="0" w:qFormat="1"/>
-    <w:lsdException w:name="heading 1" w:uiPriority="9" w:qFormat="1"/>
-    <w:lsdException w:name="heading 2" w:uiPriority="9" w:semiHidden="1" w:unhideWhenUsed="1" w:qFormat="1"/>
-    <w:lsdException w:name="heading 3" w:uiPriority="9" w:semiHidden="1" w:unhideWhenUsed="1" w:qFormat="1"/>
-    <w:lsdException w:name="heading 4" w:uiPriority="9" w:semiHidden="1" w:unhideWhenUsed="1" w:qFormat="1"/>
-    <w:lsdException w:name="heading 5" w:uiPriority="9" w:semiHidden="1" w:unhideWhenUsed="1" w:qFormat="1"/>
-    <w:lsdException w:name="heading 6" w:uiPriority="9" w:semiHidden="1" w:unhideWhenUsed="1" w:qFormat="1"/>
-    <w:lsdException w:name="heading 7" w:uiPriority="9" w:semiHidden="1" w:unhideWhenUsed="1" w:qFormat="1"/>
-    <w:lsdException w:name="heading 8" w:uiPriority="9" w:semiHidden="1" w:unhideWhenUsed="1" w:qFormat="1"/>
-    <w:lsdException w:name="heading 9" w:uiPriority="9" w:semiHidden="1" w:unhideWhenUsed="1" w:qFormat="1"/>
-    <w:lsdException w:name="index 1" w:semiHidden="1" w:unhideWhenUsed="1"/>
-    <w:lsdException w:name="index 2" w:semiHidden="1" w:unhideWhenUsed="1"/>
-    <w:lsdException w:name="index 3" w:semiHidden="1" w:unhideWhenUsed="1"/>
-    <w:lsdException w:name="index 4" w:semiHidden="1" w:unhideWhenUsed="1"/>
-    <w:lsdException w:name="index 5" w:semiHidden="1" w:unhideWhenUsed="1"/>
-    <w:lsdException w:name="index 6" w:semiHidden="1" w:unhideWhenUsed="1"/>
-    <w:lsdException w:name="index 7" w:semiHidden="1" w:unhideWhenUsed="1"/>
-    <w:lsdException w:name="index 8" w:semiHidden="1" w:unhideWhenUsed="1"/>
-    <w:lsdException w:name="index 9" w:semiHidden="1" w:unhideWhenUsed="1"/>
-    <w:lsdException w:name="toc 1" w:uiPriority="39" w:semiHidden="1" w:unhideWhenUsed="1"/>
-    <w:lsdException w:name="toc 2" w:uiPriority="39" w:semiHidden="1" w:unhideWhenUsed="1"/>
-    <w:lsdException w:name="toc 3" w:uiPriority="39" w:semiHidden="1" w:unhideWhenUsed="1"/>
-    <w:lsdException w:name="toc 4" w:uiPriority="39" w:semiHidden="1" w:unhideWhenUsed="1"/>
-    <w:lsdException w:name="toc 5" w:uiPriority="39" w:semiHidden="1" w:unhideWhenUsed="1"/>
-    <w:lsdException w:name="toc 6" w:uiPriority="39" w:semiHidden="1" w:unhideWhenUsed="1"/>
-    <w:lsdException w:name="toc 7" w:uiPriority="39" w:semiHidden="1" w:unhideWhenUsed="1"/>
-    <w:lsdException w:name="toc 8" w:uiPriority="39" w:semiHidden="1" w:unhideWhenUsed="1"/>
-    <w:lsdException w:name="toc 9" w:uiPriority="39" w:semiHidden="1" w:unhideWhenUsed="1"/>
-    <w:lsdException w:name="Normal Indent" w:semiHidden="1" w:unhideWhenUsed="1"/>
-    <w:lsdException w:name="footnote text" w:semiHidden="1" w:unhideWhenUsed="1"/>
-    <w:lsdException w:name="annotation text" w:semiHidden="1" w:unhideWhenUsed="1"/>
-    <w:lsdException w:name="header" w:semiHidden="1" w:unhideWhenUsed="1"/>
-    <w:lsdException w:name="footer" w:semiHidden="1" w:unhideWhenUsed="1"/>
-    <w:lsdException w:name="index heading" w:semiHidden="1" w:unhideWhenUsed="1"/>
-    <w:lsdException w:name="caption" w:uiPriority="35" w:semiHidden="1" w:unhideWhenUsed="1" w:qFormat="1"/>
-    <w:lsdException w:name="table of figures" w:semiHidden="1" w:unhideWhenUsed="1"/>
-    <w:lsdException w:name="envelope address" w:semiHidden="1" w:unhideWhenUsed="1"/>
-    <w:lsdException w:name="envelope return" w:semiHidden="1" w:unhideWhenUsed="1"/>
-    <w:lsdException w:name="footnote reference" w:semiHidden="1" w:unhideWhenUsed="1"/>
-    <w:lsdException w:name="annotation reference" w:semiHidden="1" w:unhideWhenUsed="1"/>
-    <w:lsdException w:name="line number" w:semiHidden="1" w:unhideWhenUsed="1"/>
-    <w:lsdException w:name="page number" w:semiHidden="1" w:unhideWhenUsed="1"/>
-    <w:lsdException w:name="endnote reference" w:semiHidden="1" w:unhideWhenUsed="1"/>
-    <w:lsdException w:name="endnote text" w:semiHidden="1" w:unhideWhenUsed="1"/>
-    <w:lsdException w:name="table of authorities" w:semiHidden="1" w:unhideWhenUsed="1"/>
-    <w:lsdException w:name="macro" w:semiHidden="1" w:unhideWhenUsed="1"/>
-    <w:lsdException w:name="toa heading" w:semiHidden="1" w:unhideWhenUsed="1"/>
-    <w:lsdException w:name="List" w:semiHidden="1" w:unhideWhenUsed="1"/>
-    <w:lsdException w:name="List Bullet" w:semiHidden="1" w:unhideWhenUsed="1"/>
-    <w:lsdException w:name="List Number" w:semiHidden="1" w:unhideWhenUsed="1"/>
-    <w:lsdException w:name="List 2" w:semiHidden="1" w:unhideWhenUsed="1"/>
-    <w:lsdException w:name="List 3" w:semiHidden="1" w:unhideWhenUsed="1"/>
-    <w:lsdException w:name="List 4" w:semiHidden="1" w:unhideWhenUsed="1"/>
-    <w:lsdException w:name="List 5" w:semiHidden="1" w:unhideWhenUsed="1"/>
-    <w:lsdException w:name="List Bullet 2" w:semiHidden="1" w:unhideWhenUsed="1"/>
-    <w:lsdException w:name="List Bullet 3" w:semiHidden="1" w:unhideWhenUsed="1"/>
-    <w:lsdException w:name="List Bullet 4" w:semiHidden="1" w:unhideWhenUsed="1"/>
-    <w:lsdException w:name="List Bullet 5" w:semiHidden="1" w:unhideWhenUsed="1"/>
-    <w:lsdException w:name="List Number 2" w:semiHidden="1" w:unhideWhenUsed="1"/>
-    <w:lsdException w:name="List Number 3" w:semiHidden="1" w:unhideWhenUsed="1"/>
-    <w:lsdException w:name="List Number 4" w:semiHidden="1" w:unhideWhenUsed="1"/>
-    <w:lsdException w:name="List Number 5" w:semiHidden="1" w:unhideWhenUsed="1"/>
-    <w:lsdException w:name="Title" w:uiPriority="10" w:qFormat="1"/>
-    <w:lsdException w:name="Closing" w:semiHidden="1" w:unhideWhenUsed="1"/>
-    <w:lsdException w:name="Signature" w:semiHidden="1" w:unhideWhenUsed="1"/>
-    <w:lsdException w:name="Default Paragraph Font" w:uiPriority="1" w:semiHidden="1" w:unhideWhenUsed="1"/>
-    <w:lsdException w:name="Body Text" w:semiHidden="1" w:unhideWhenUsed="1"/>
-    <w:lsdException w:name="Body Text Indent" w:semiHidden="1" w:unhideWhenUsed="1"/>
-    <w:lsdException w:name="List Continue" w:semiHidden="1" w:unhideWhenUsed="1"/>
-    <w:lsdException w:name="List Continue 2" w:semiHidden="1" w:unhideWhenUsed="1"/>
-    <w:lsdException w:name="List Continue 3" w:semiHidden="1" w:unhideWhenUsed="1"/>
-    <w:lsdException w:name="List Continue 4" w:semiHidden="1" w:unhideWhenUsed="1"/>
-    <w:lsdException w:name="List Continue 5" w:semiHidden="1" w:unhideWhenUsed="1"/>
-    <w:lsdException w:name="Message Header" w:semiHidden="1" w:unhideWhenUsed="1"/>
-    <w:lsdException w:name="Subtitle" w:uiPriority="11" w:qFormat="1"/>
-    <w:lsdException w:name="Salutation" w:semiHidden="1" w:unhideWhenUsed="1"/>
-    <w:lsdException w:name="Date" w:semiHidden="1" w:unhideWhenUsed="1"/>
-    <w:lsdException w:name="Body Text First Indent" w:semiHidden="1" w:unhideWhenUsed="1"/>
-    <w:lsdException w:name="Body Text First Indent 2" w:semiHidden="1" w:unhideWhenUsed="1"/>
-    <w:lsdException w:name="Note Heading" w:semiHidden="1" w:unhideWhenUsed="1"/>
-    <w:lsdException w:name="Body Text 2" w:semiHidden="1" w:unhideWhenUsed="1"/>
-    <w:lsdException w:name="Body Text 3" w:semiHidden="1" w:unhideWhenUsed="1"/>
-    <w:lsdException w:name="Body Text Indent 2" w:semiHidden="1" w:unhideWhenUsed="1"/>
-    <w:lsdException w:name="Body Text Indent 3" w:semiHidden="1" w:unhideWhenUsed="1"/>
-    <w:lsdException w:name="Block Text" w:semiHidden="1" w:unhideWhenUsed="1"/>
-    <w:lsdException w:name="Hyperlink" w:semiHidden="1" w:unhideWhenUsed="1"/>
-    <w:lsdException w:name="FollowedHyperlink" w:semiHidden="1" w:unhideWhenUsed="1"/>
-    <w:lsdException w:name="Strong" w:uiPriority="22" w:qFormat="1"/>
-    <w:lsdException w:name="Emphasis" w:uiPriority="20" w:qFormat="1"/>
-    <w:lsdException w:name="Document Map" w:semiHidden="1" w:unhideWhenUsed="1"/>
-    <w:lsdException w:name="Plain Text" w:semiHidden="1" w:unhideWhenUsed="1"/>
-    <w:lsdException w:name="E-mail Signature" w:semiHidden="1" w:unhideWhenUsed="1"/>
-    <w:lsdException w:name="HTML Top of Form" w:semiHidden="1" w:unhideWhenUsed="1"/>
-    <w:lsdException w:name="HTML Bottom of Form" w:semiHidden="1" w:unhideWhenUsed="1"/>
-    <w:lsdException w:name="Normal (Web)" w:semiHidden="1" w:unhideWhenUsed="1"/>
-    <w:lsdException w:name="HTML Acronym" w:semiHidden="1" w:unhideWhenUsed="1"/>
-    <w:lsdException w:name="HTML Address" w:semiHidden="1" w:unhideWhenUsed="1"/>
-    <w:lsdException w:name="HTML Cite" w:semiHidden="1" w:unhideWhenUsed="1"/>
-    <w:lsdException w:name="HTML Code" w:semiHidden="1" w:unhideWhenUsed="1"/>
-    <w:lsdException w:name="HTML Definition" w:semiHidden="1" w:unhideWhenUsed="1"/>
-    <w:lsdException w:name="HTML Keyboard" w:semiHidden="1" w:unhideWhenUsed="1"/>
-    <w:lsdException w:name="HTML Preformatted" w:semiHidden="1" w:unhideWhenUsed="1"/>
-    <w:lsdException w:name="HTML Sample" w:semiHidden="1" w:unhideWhenUsed="1"/>
-    <w:lsdException w:name="HTML Typewriter" w:semiHidden="1" w:unhideWhenUsed="1"/>
-    <w:lsdException w:name="HTML Variable" w:semiHidden="1" w:unhideWhenUsed="1"/>
-    <w:lsdException w:name="Normal Table" w:semiHidden="1" w:unhideWhenUsed="1"/>
-    <w:lsdException w:name="annotation subject" w:semiHidden="1" w:unhideWhenUsed="1"/>
-    <w:lsdException w:name="No List" w:semiHidden="1" w:unhideWhenUsed="1"/>
-    <w:lsdException w:name="Outline List 1" w:semiHidden="1" w:unhideWhenUsed="1"/>
-    <w:lsdException w:name="Outline List 2" w:semiHidden="1" w:unhideWhenUsed="1"/>
-    <w:lsdException w:name="Outline List 3" w:semiHidden="1" w:unhideWhenUsed="1"/>
-    <w:lsdException w:name="Table Simple 1" w:semiHidden="1" w:unhideWhenUsed="1"/>
-    <w:lsdException w:name="Table Simple 2" w:semiHidden="1" w:unhideWhenUsed="1"/>
-    <w:lsdException w:name="Table Simple 3" w:semiHidden="1" w:unhideWhenUsed="1"/>
-    <w:lsdException w:name="Table Classic 1" w:semiHidden="1" w:unhideWhenUsed="1"/>
-    <w:lsdException w:name="Table Classic 2" w:semiHidden="1" w:unhideWhenUsed="1"/>
-    <w:lsdException w:name="Table Classic 3" w:semiHidden="1" w:unhideWhenUsed="1"/>
-    <w:lsdException w:name="Table Classic 4" w:semiHidden="1" w:unhideWhenUsed="1"/>
-    <w:lsdException w:name="Table Colorful 1" w:semiHidden="1" w:unhideWhenUsed="1"/>
-    <w:lsdException w:name="Table Colorful 2" w:semiHidden="1" w:unhideWhenUsed="1"/>
-    <w:lsdException w:name="Table Colorful 3" w:semiHidden="1" w:unhideWhenUsed="1"/>
-    <w:lsdException w:name="Table Columns 1" w:semiHidden="1" w:unhideWhenUsed="1"/>
-    <w:lsdException w:name="Table Columns 2" w:semiHidden="1" w:unhideWhenUsed="1"/>
-    <w:lsdException w:name="Table Columns 3" w:semiHidden="1" w:unhideWhenUsed="1"/>
-    <w:lsdException w:name="Table Columns 4" w:semiHidden="1" w:unhideWhenUsed="1"/>
-    <w:lsdException w:name="Table Columns 5" w:semiHidden="1" w:unhideWhenUsed="1"/>
-    <w:lsdException w:name="Table Grid 1" w:semiHidden="1" w:unhideWhenUsed="1"/>
-    <w:lsdException w:name="Table Grid 2" w:semiHidden="1" w:unhideWhenUsed="1"/>
-    <w:lsdException w:name="Table Grid 3" w:semiHidden="1" w:unhideWhenUsed="1"/>
-    <w:lsdException w:name="Table Grid 4" w:semiHidden="1" w:unhideWhenUsed="1"/>
-    <w:lsdException w:name="Table Grid 5" w:semiHidden="1" w:unhideWhenUsed="1"/>
-    <w:lsdException w:name="Table Grid 6" w:semiHidden="1" w:unhideWhenUsed="1"/>
-    <w:lsdException w:name="Table Grid 7" w:semiHidden="1" w:unhideWhenUsed="1"/>
-    <w:lsdException w:name="Table Grid 8" w:semiHidden="1" w:unhideWhenUsed="1"/>
-    <w:lsdException w:name="Table List 1" w:semiHidden="1" w:unhideWhenUsed="1"/>
-    <w:lsdException w:name="Table List 2" w:semiHidden="1" w:unhideWhenUsed="1"/>
-    <w:lsdException w:name="Table List 3" w:semiHidden="1" w:unhideWhenUsed="1"/>
-    <w:lsdException w:name="Table List 4" w:semiHidden="1" w:unhideWhenUsed="1"/>
-    <w:lsdException w:name="Table List 5" w:semiHidden="1" w:unhideWhenUsed="1"/>
-    <w:lsdException w:name="Table List 6" w:semiHidden="1" w:unhideWhenUsed="1"/>
-    <w:lsdException w:name="Table List 7" w:semiHidden="1" w:unhideWhenUsed="1"/>
-    <w:lsdException w:name="Table List 8" w:semiHidden="1" w:unhideWhenUsed="1"/>
-    <w:lsdException w:name="Table 3D effects 1" w:semiHidden="1" w:unhideWhenUsed="1"/>
-    <w:lsdException w:name="Table 3D effects 2" w:semiHidden="1" w:unhideWhenUsed="1"/>
-    <w:lsdException w:name="Table 3D effects 3" w:semiHidden="1" w:unhideWhenUsed="1"/>
-    <w:lsdException w:name="Table Contemporary" w:semiHidden="1" w:unhideWhenUsed="1"/>
-    <w:lsdException w:name="Table Elegant" w:semiHidden="1" w:unhideWhenUsed="1"/>
-    <w:lsdException w:name="Table Professional" w:semiHidden="1" w:unhideWhenUsed="1"/>
-    <w:lsdException w:name="Table Subtle 1" w:semiHidden="1" w:unhideWhenUsed="1"/>
-    <w:lsdException w:name="Table Subtle 2" w:semiHidden="1" w:unhideWhenUsed="1"/>
-    <w:lsdException w:name="Table Web 1" w:semiHidden="1" w:unhideWhenUsed="1"/>
-    <w:lsdException w:name="Table Web 2" w:semiHidden="1" w:unhideWhenUsed="1"/>
-    <w:lsdException w:name="Table Web 3" w:semiHidden="1" w:unhideWhenUsed="1"/>
-    <w:lsdException w:name="Balloon Text" w:semiHidden="1" w:unhideWhenUsed="1"/>
-    <w:lsdException w:name="Table Grid" w:uiPriority="39"/>
-    <w:lsdException w:name="Table Theme" w:semiHidden="1" w:unhideWhenUsed="1"/>
-    <w:lsdException w:name="Placeholder Text" w:semiHidden="1"/>
-    <w:lsdException w:name="No Spacing" w:uiPriority="1" w:qFormat="1"/>
-    <w:lsdException w:name="Light Shading" w:uiPriority="60"/>
-    <w:lsdException w:name="Light List" w:uiPriority="61"/>
-    <w:lsdException w:name="Light Grid" w:uiPriority="62"/>
-    <w:lsdException w:name="Medium Shading 1" w:uiPriority="63"/>
-    <w:lsdException w:name="Medium Shading 2" w:uiPriority="64"/>
-    <w:lsdException w:name="Medium List 1" w:uiPriority="65"/>
-    <w:lsdException w:name="Medium List 2" w:uiPriority="66"/>
-    <w:lsdException w:name="Medium Grid 1" w:uiPriority="67"/>
-    <w:lsdException w:name="Medium Grid 2" w:uiPriority="68"/>
-    <w:lsdException w:name="Medium Grid 3" w:uiPriority="69"/>
-    <w:lsdException w:name="Dark List" w:uiPriority="70"/>
-    <w:lsdException w:name="Colorful Shading" w:uiPriority="71"/>
-    <w:lsdException w:name="Colorful List" w:uiPriority="72"/>
-    <w:lsdException w:name="Colorful Grid" w:uiPriority="73"/>
-    <w:lsdException w:name="Light Shading Accent 1" w:uiPriority="60"/>
-    <w:lsdException w:name="Light List Accent 1" w:uiPriority="61"/>
-    <w:lsdException w:name="Light Grid Accent 1" w:uiPriority="62"/>
-    <w:lsdException w:name="Medium Shading 1 Accent 1" w:uiPriority="63"/>
-    <w:lsdException w:name="Medium Shading 2 Accent 1" w:uiPriority="64"/>
-    <w:lsdException w:name="Medium List 1 Accent 1" w:uiPriority="65"/>
-    <w:lsdException w:name="Revision" w:semiHidden="1"/>
-    <w:lsdException w:name="List Paragraph" w:uiPriority="34" w:qFormat="1"/>
-    <w:lsdException w:name="Quote" w:uiPriority="29" w:qFormat="1"/>
-    <w:lsdException w:name="Intense Quote" w:uiPriority="30" w:qFormat="1"/>
-    <w:lsdException w:name="Medium List 2 Accent 1" w:uiPriority="66"/>
-    <w:lsdException w:name="Medium Grid 1 Accent 1" w:uiPriority="67"/>
-    <w:lsdException w:name="Medium Grid 2 Accent 1" w:uiPriority="68"/>
-    <w:lsdException w:name="Medium Grid 3 Accent 1" w:uiPriority="69"/>
-    <w:lsdException w:name="Dark List Accent 1" w:uiPriority="70"/>
-    <w:lsdException w:name="Colorful Shading Accent 1" w:uiPriority="71"/>
-    <w:lsdException w:name="Colorful List Accent 1" w:uiPriority="72"/>
-    <w:lsdException w:name="Colorful Grid Accent 1" w:uiPriority="73"/>
-    <w:lsdException w:name="Light Shading Accent 2" w:uiPriority="60"/>
-    <w:lsdException w:name="Light List Accent 2" w:uiPriority="61"/>
-    <w:lsdException w:name="Light Grid Accent 2" w:uiPriority="62"/>
-    <w:lsdException w:name="Medium Shading 1 Accent 2" w:uiPriority="63"/>
-    <w:lsdException w:name="Medium Shading 2 Accent 2" w:uiPriority="64"/>
-    <w:lsdException w:name="Medium List 1 Accent 2" w:uiPriority="65"/>
-    <w:lsdException w:name="Medium List 2 Accent 2" w:uiPriority="66"/>
-    <w:lsdException w:name="Medium Grid 1 Accent 2" w:uiPriority="67"/>
-    <w:lsdException w:name="Medium Grid 2 Accent 2" w:uiPriority="68"/>
-    <w:lsdException w:name="Medium Grid 3 Accent 2" w:uiPriority="69"/>
-    <w:lsdException w:name="Dark List Accent 2" w:uiPriority="70"/>
-    <w:lsdException w:name="Colorful Shading Accent 2" w:uiPriority="71"/>
-    <w:lsdException w:name="Colorful List Accent 2" w:uiPriority="72"/>
-    <w:lsdException w:name="Colorful Grid Accent 2" w:uiPriority="73"/>
-    <w:lsdException w:name="Light Shading Accent 3" w:uiPriority="60"/>
-    <w:lsdException w:name="Light List Accent 3" w:uiPriority="61"/>
-    <w:lsdException w:name="Light Grid Accent 3" w:uiPriority="62"/>
-    <w:lsdException w:name="Medium Shading 1 Accent 3" w:uiPriority="63"/>
-    <w:lsdException w:name="Medium Shading 2 Accent 3" w:uiPriority="64"/>
-    <w:lsdException w:name="Medium List 1 Accent 3" w:uiPriority="65"/>
-    <w:lsdException w:name="Medium List 2 Accent 3" w:uiPriority="66"/>
-    <w:lsdException w:name="Medium Grid 1 Accent 3" w:uiPriority="67"/>
-    <w:lsdException w:name="Medium Grid 2 Accent 3" w:uiPriority="68"/>
-    <w:lsdException w:name="Medium Grid 3 Accent 3" w:uiPriority="69"/>
-    <w:lsdException w:name="Dark List Accent 3" w:uiPriority="70"/>
-    <w:lsdException w:name="Colorful Shading Accent 3" w:uiPriority="71"/>
-    <w:lsdException w:name="Colorful List Accent 3" w:uiPriority="72"/>
-    <w:lsdException w:name="Colorful Grid Accent 3" w:uiPriority="73"/>
-    <w:lsdException w:name="Light Shading Accent 4" w:uiPriority="60"/>
-    <w:lsdException w:name="Light List Accent 4" w:uiPriority="61"/>
-    <w:lsdException w:name="Light Grid Accent 4" w:uiPriority="62"/>
-    <w:lsdException w:name="Medium Shading 1 Accent 4" w:uiPriority="63"/>
-    <w:lsdException w:name="Medium Shading 2 Accent 4" w:uiPriority="64"/>
-    <w:lsdException w:name="Medium List 1 Accent 4" w:uiPriority="65"/>
-    <w:lsdException w:name="Medium List 2 Accent 4" w:uiPriority="66"/>
-    <w:lsdException w:name="Medium Grid 1 Accent 4" w:uiPriority="67"/>
-    <w:lsdException w:name="Medium Grid 2 Accent 4" w:uiPriority="68"/>
-    <w:lsdException w:name="Medium Grid 3 Accent 4" w:uiPriority="69"/>
-    <w:lsdException w:name="Dark List Accent 4" w:uiPriority="70"/>
-    <w:lsdException w:name="Colorful Shading Accent 4" w:uiPriority="71"/>
-    <w:lsdException w:name="Colorful List Accent 4" w:uiPriority="72"/>
-    <w:lsdException w:name="Colorful Grid Accent 4" w:uiPriority="73"/>
-    <w:lsdException w:name="Light Shading Accent 5" w:uiPriority="60"/>
-    <w:lsdException w:name="Light List Accent 5" w:uiPriority="61"/>
-    <w:lsdException w:name="Light Grid Accent 5" w:uiPriority="62"/>
-    <w:lsdException w:name="Medium Shading 1 Accent 5" w:uiPriority="63"/>
-    <w:lsdException w:name="Medium Shading 2 Accent 5" w:uiPriority="64"/>
-    <w:lsdException w:name="Medium List 1 Accent 5" w:uiPriority="65"/>
-    <w:lsdException w:name="Medium List 2 Accent 5" w:uiPriority="66"/>
-    <w:lsdException w:name="Medium Grid 1 Accent 5" w:uiPriority="67"/>
-    <w:lsdException w:name="Medium Grid 2 Accent 5" w:uiPriority="68"/>
-    <w:lsdException w:name="Medium Grid 3 Accent 5" w:uiPriority="69"/>
-    <w:lsdException w:name="Dark List Accent 5" w:uiPriority="70"/>
-    <w:lsdException w:name="Colorful Shading Accent 5" w:uiPriority="71"/>
-    <w:lsdException w:name="Colorful List Accent 5" w:uiPriority="72"/>
-    <w:lsdException w:name="Colorful Grid Accent 5" w:uiPriority="73"/>
-    <w:lsdException w:name="Light Shading Accent 6" w:uiPriority="60"/>
-    <w:lsdException w:name="Light List Accent 6" w:uiPriority="61"/>
-    <w:lsdException w:name="Light Grid Accent 6" w:uiPriority="62"/>
-    <w:lsdException w:name="Medium Shading 1 Accent 6" w:uiPriority="63"/>
-    <w:lsdException w:name="Medium Shading 2 Accent 6" w:uiPriority="64"/>
-    <w:lsdException w:name="Medium List 1 Accent 6" w:uiPriority="65"/>
-    <w:lsdException w:name="Medium List 2 Accent 6" w:uiPriority="66"/>
-    <w:lsdException w:name="Medium Grid 1 Accent 6" w:uiPriority="67"/>
-    <w:lsdException w:name="Medium Grid 2 Accent 6" w:uiPriority="68"/>
-    <w:lsdException w:name="Medium Grid 3 Accent 6" w:uiPriority="69"/>
-    <w:lsdException w:name="Dark List Accent 6" w:uiPriority="70"/>
-    <w:lsdException w:name="Colorful Shading Accent 6" w:uiPriority="71"/>
-    <w:lsdException w:name="Colorful List Accent 6" w:uiPriority="72"/>
-    <w:lsdException w:name="Colorful Grid Accent 6" w:uiPriority="73"/>
-    <w:lsdException w:name="Subtle Emphasis" w:uiPriority="19" w:qFormat="1"/>
-    <w:lsdException w:name="Intense Emphasis" w:uiPriority="21" w:qFormat="1"/>
-    <w:lsdException w:name="Subtle Reference" w:uiPriority="31" w:qFormat="1"/>
-    <w:lsdException w:name="Intense Reference" w:uiPriority="32" w:qFormat="1"/>
-    <w:lsdException w:name="Book Title" w:uiPriority="33" w:qFormat="1"/>
-    <w:lsdException w:name="Bibliography" w:uiPriority="37" w:semiHidden="1" w:unhideWhenUsed="1"/>
-    <w:lsdException w:name="TOC Heading" w:uiPriority="39" w:semiHidden="1" w:unhideWhenUsed="1" w:qFormat="1"/>
-    <w:lsdException w:name="Plain Table 1" w:uiPriority="41"/>
-    <w:lsdException w:name="Plain Table 2" w:uiPriority="42"/>
-    <w:lsdException w:name="Plain Table 3" w:uiPriority="43"/>
-    <w:lsdException w:name="Plain Table 4" w:uiPriority="44"/>
-    <w:lsdException w:name="Plain Table 5" w:uiPriority="45"/>
-    <w:lsdException w:name="Grid Table Light" w:uiPriority="40"/>
-    <w:lsdException w:name="Grid Table 1 Light" w:uiPriority="46"/>
-    <w:lsdException w:name="Grid Table 2" w:uiPriority="47"/>
-    <w:lsdException w:name="Grid Table 3" w:uiPriority="48"/>
-    <w:lsdException w:name="Grid Table 4" w:uiPriority="49"/>
-    <w:lsdException w:name="Grid Table 5 Dark" w:uiPriority="50"/>
-    <w:lsdException w:name="Grid Table 6 Colorful" w:uiPriority="51"/>
-    <w:lsdException w:name="Grid Table 7 Colorful" w:uiPriority="52"/>
-    <w:lsdException w:name="Grid Table 1 Light Accent 1" w:uiPriority="46"/>
-    <w:lsdException w:name="Grid Table 2 Accent 1" w:uiPriority="47"/>
-    <w:lsdException w:name="Grid Table 3 Accent 1" w:uiPriority="48"/>
-    <w:lsdException w:name="Grid Table 4 Accent 1" w:uiPriority="49"/>
-    <w:lsdException w:name="Grid Table 5 Dark Accent 1" w:uiPriority="50"/>
-    <w:lsdException w:name="Grid Table 6 Colorful Accent 1" w:uiPriority="51"/>
-    <w:lsdException w:name="Grid Table 7 Colorful Accent 1" w:uiPriority="52"/>
-    <w:lsdException w:name="Grid Table 1 Light Accent 2" w:uiPriority="46"/>
-    <w:lsdException w:name="Grid Table 2 Accent 2" w:uiPriority="47"/>
-    <w:lsdException w:name="Grid Table 3 Accent 2" w:uiPriority="48"/>
-    <w:lsdException w:name="Grid Table 4 Accent 2" w:uiPriority="49"/>
-    <w:lsdException w:name="Grid Table 5 Dark Accent 2" w:uiPriority="50"/>
-    <w:lsdException w:name="Grid Table 6 Colorful Accent 2" w:uiPriority="51"/>
-    <w:lsdException w:name="Grid Table 7 Colorful Accent 2" w:uiPriority="52"/>
-    <w:lsdException w:name="Grid Table 1 Light Accent 3" w:uiPriority="46"/>
-    <w:lsdException w:name="Grid Table 2 Accent 3" w:uiPriority="47"/>
-    <w:lsdException w:name="Grid Table 3 Accent 3" w:uiPriority="48"/>
-    <w:lsdException w:name="Grid Table 4 Accent 3" w:uiPriority="49"/>
-    <w:lsdException w:name="Grid Table 5 Dark Accent 3" w:uiPriority="50"/>
-    <w:lsdException w:name="Grid Table 6 Colorful Accent 3" w:uiPriority="51"/>
-    <w:lsdException w:name="Grid Table 7 Colorful Accent 3" w:uiPriority="52"/>
-    <w:lsdException w:name="Grid Table 1 Light Accent 4" w:uiPriority="46"/>
-    <w:lsdException w:name="Grid Table 2 Accent 4" w:uiPriority="47"/>
-    <w:lsdException w:name="Grid Table 3 Accent 4" w:uiPriority="48"/>
-    <w:lsdException w:name="Grid Table 4 Accent 4" w:uiPriority="49"/>
-    <w:lsdException w:name="Grid Table 5 Dark Accent 4" w:uiPriority="50"/>
-    <w:lsdException w:name="Grid Table 6 Colorful Accent 4" w:uiPriority="51"/>
-    <w:lsdException w:name="Grid Table 7 Colorful Accent 4" w:uiPriority="52"/>
-    <w:lsdException w:name="Grid Table 1 Light Accent 5" w:uiPriority="46"/>
-    <w:lsdException w:name="Grid Table 2 Accent 5" w:uiPriority="47"/>
-    <w:lsdException w:name="Grid Table 3 Accent 5" w:uiPriority="48"/>
-    <w:lsdException w:name="Grid Table 4 Accent 5" w:uiPriority="49"/>
-    <w:lsdException w:name="Grid Table 5 Dark Accent 5" w:uiPriority="50"/>
-    <w:lsdException w:name="Grid Table 6 Colorful Accent 5" w:uiPriority="51"/>
-    <w:lsdException w:name="Grid Table 7 Colorful Accent 5" w:uiPriority="52"/>
-    <w:lsdException w:name="Grid Table 1 Light Accent 6" w:uiPriority="46"/>
-    <w:lsdException w:name="Grid Table 2 Accent 6" w:uiPriority="47"/>
-    <w:lsdException w:name="Grid Table 3 Accent 6" w:uiPriority="48"/>
-    <w:lsdException w:name="Grid Table 4 Accent 6" w:uiPriority="49"/>
-    <w:lsdException w:name="Grid Table 5 Dark Accent 6" w:uiPriority="50"/>
-    <w:lsdException w:name="Grid Table 6 Colorful Accent 6" w:uiPriority="51"/>
-    <w:lsdException w:name="Grid Table 7 Colorful Accent 6" w:uiPriority="52"/>
-    <w:lsdException w:name="List Table 1 Light" w:uiPriority="46"/>
-    <w:lsdException w:name="List Table 2" w:uiPriority="47"/>
-    <w:lsdException w:name="List Table 3" w:uiPriority="48"/>
-    <w:lsdException w:name="List Table 4" w:uiPriority="49"/>
-    <w:lsdException w:name="List Table 5 Dark" w:uiPriority="50"/>
-    <w:lsdException w:name="List Table 6 Colorful" w:uiPriority="51"/>
-    <w:lsdException w:name="List Table 7 Colorful" w:uiPriority="52"/>
-    <w:lsdException w:name="List Table 1 Light Accent 1" w:uiPriority="46"/>
-    <w:lsdException w:name="List Table 2 Accent 1" w:uiPriority="47"/>
-    <w:lsdException w:name="List Table 3 Accent 1" w:uiPriority="48"/>
-    <w:lsdException w:name="List Table 4 Accent 1" w:uiPriority="49"/>
-    <w:lsdException w:name="List Table 5 Dark Accent 1" w:uiPriority="50"/>
-    <w:lsdException w:name="List Table 6 Colorful Accent 1" w:uiPriority="51"/>
-    <w:lsdException w:name="List Table 7 Colorful Accent 1" w:uiPriority="52"/>
-    <w:lsdException w:name="List Table 1 Light Accent 2" w:uiPriority="46"/>
-    <w:lsdException w:name="List Table 2 Accent 2" w:uiPriority="47"/>
-    <w:lsdException w:name="List Table 3 Accent 2" w:uiPriority="48"/>
-    <w:lsdException w:name="List Table 4 Accent 2" w:uiPriority="49"/>
-    <w:lsdException w:name="List Table 5 Dark Accent 2" w:uiPriority="50"/>
-    <w:lsdException w:name="List Table 6 Colorful Accent 2" w:uiPriority="51"/>
-    <w:lsdException w:name="List Table 7 Colorful Accent 2" w:uiPriority="52"/>
-    <w:lsdException w:name="List Table 1 Light Accent 3" w:uiPriority="46"/>
-    <w:lsdException w:name="List Table 2 Accent 3" w:uiPriority="47"/>
-    <w:lsdException w:name="List Table 3 Accent 3" w:uiPriority="48"/>
-    <w:lsdException w:name="List Table 4 Accent 3" w:uiPriority="49"/>
-    <w:lsdException w:name="List Table 5 Dark Accent 3" w:uiPriority="50"/>
-    <w:lsdException w:name="List Table 6 Colorful Accent 3" w:uiPriority="51"/>
-    <w:lsdException w:name="List Table 7 Colorful Accent 3" w:uiPriority="52"/>
-    <w:lsdException w:name="List Table 1 Light Accent 4" w:uiPriority="46"/>
-    <w:lsdException w:name="List Table 2 Accent 4" w:uiPriority="47"/>
-    <w:lsdException w:name="List Table 3 Accent 4" w:uiPriority="48"/>
-    <w:lsdException w:name="List Table 4 Accent 4" w:uiPriority="49"/>
-    <w:lsdException w:name="List Table 5 Dark Accent 4" w:uiPriority="50"/>
-    <w:lsdException w:name="List Table 6 Colorful Accent 4" w:uiPriority="51"/>
-    <w:lsdException w:name="List Table 7 Colorful Accent 4" w:uiPriority="52"/>
-    <w:lsdException w:name="List Table 1 Light Accent 5" w:uiPriority="46"/>
-    <w:lsdException w:name="List Table 2 Accent 5" w:uiPriority="47"/>
-    <w:lsdException w:name="List Table 3 Accent 5" w:uiPriority="48"/>
-    <w:lsdException w:name="List Table 4 Accent 5" w:uiPriority="49"/>
-    <w:lsdException w:name="List Table 5 Dark Accent 5" w:uiPriority="50"/>
-    <w:lsdException w:name="List Table 6 Colorful Accent 5" w:uiPriority="51"/>
-    <w:lsdException w:name="List Table 7 Colorful Accent 5" w:uiPriority="52"/>
-    <w:lsdException w:name="List Table 1 Light Accent 6" w:uiPriority="46"/>
-    <w:lsdException w:name="List Table 2 Accent 6" w:uiPriority="47"/>
-    <w:lsdException w:name="List Table 3 Accent 6" w:uiPriority="48"/>
-    <w:lsdException w:name="List Table 4 Accent 6" w:uiPriority="49"/>
-    <w:lsdException w:name="List Table 5 Dark Accent 6" w:uiPriority="50"/>
-    <w:lsdException w:name="List Table 6 Colorful Accent 6" w:uiPriority="51"/>
-    <w:lsdException w:name="List Table 7 Colorful Accent 6" w:uiPriority="52"/>
-    <w:lsdException w:name="Mention" w:semiHidden="1" w:unhideWhenUsed="1"/>
-    <w:lsdException w:name="Smart Hyperlink" w:semiHidden="1" w:unhideWhenUsed="1"/>
-    <w:lsdException w:name="Hashtag" w:semiHidden="1" w:unhideWhenUsed="1"/>
-    <w:lsdException w:name="Unresolved Mention" w:semiHidden="1" w:unhideWhenUsed="1"/>
-    <w:lsdException w:name="Smart Link" w:semiHidden="1" w:unhideWhenUsed="1"/>
-  </w:latentStyles>
-  <w:style w:type="paragraph" w:styleId="Normal" w:default="1">
+  <w:style w:type="paragraph" w:styleId="Normal">
     <w:name w:val="Normal"/>
     <w:qFormat/>
-    <w:rsid w:val="00160b6d"/>
     <w:pPr>
       <w:widowControl/>
+      <w:suppressAutoHyphens w:val="true"/>
+      <w:kinsoku w:val="true"/>
+      <w:overflowPunct w:val="false"/>
+      <w:autoSpaceDE w:val="true"/>
       <w:bidi w:val="0"/>
       <w:spacing w:lineRule="auto" w:line="259" w:before="0" w:after="160"/>
       <w:jc w:val="left"/>
     </w:pPr>
     <w:rPr>
-      <w:rFonts w:ascii="Aptos" w:hAnsi="Aptos" w:eastAsia="Aptos" w:cs="" w:asciiTheme="minorHAnsi" w:cstheme="minorBidi" w:eastAsiaTheme="minorHAnsi" w:hAnsiTheme="minorHAnsi"/>
+      <w:rFonts w:ascii="Aptos" w:hAnsi="Aptos" w:eastAsia="Aptos" w:cs="Tahoma"/>
       <w:color w:val="auto"/>
       <w:kern w:val="2"/>
       <w:sz w:val="22"/>
       <w:szCs w:val="22"/>
       <w:lang w:val="ru-RU" w:eastAsia="en-US" w:bidi="ar-SA"/>
-      <w14:ligatures w14:val="standardContextual"/>
     </w:rPr>
   </w:style>
   <w:style w:type="paragraph" w:styleId="Heading1">
@@ -4375,17 +3876,19 @@
     <w:basedOn w:val="Normal"/>
     <w:next w:val="Normal"/>
     <w:link w:val="1"/>
-    <w:uiPriority w:val="9"/>
     <w:qFormat/>
-    <w:rsid w:val="00cb3eb1"/>
     <w:pPr>
       <w:keepNext w:val="true"/>
       <w:keepLines/>
+      <w:numPr>
+        <w:ilvl w:val="0"/>
+        <w:numId w:val="0"/>
+      </w:numPr>
       <w:spacing w:before="360" w:after="80"/>
       <w:outlineLvl w:val="0"/>
     </w:pPr>
     <w:rPr>
-      <w:rFonts w:ascii="Aptos Display" w:hAnsi="Aptos Display" w:eastAsia="" w:cs="" w:asciiTheme="majorHAnsi" w:cstheme="majorBidi" w:eastAsiaTheme="majorEastAsia" w:hAnsiTheme="majorHAnsi"/>
+      <w:rFonts w:ascii="Aptos Display" w:hAnsi="Aptos Display" w:eastAsia="Aptos" w:cs="Tahoma"/>
       <w:color w:themeColor="accent1" w:themeShade="bf" w:val="0F4761"/>
       <w:sz w:val="40"/>
       <w:szCs w:val="40"/>
@@ -4396,18 +3899,19 @@
     <w:basedOn w:val="Normal"/>
     <w:next w:val="Normal"/>
     <w:link w:val="2"/>
-    <w:uiPriority w:val="9"/>
-    <w:unhideWhenUsed/>
     <w:qFormat/>
-    <w:rsid w:val="00cb3eb1"/>
     <w:pPr>
       <w:keepNext w:val="true"/>
       <w:keepLines/>
+      <w:numPr>
+        <w:ilvl w:val="0"/>
+        <w:numId w:val="0"/>
+      </w:numPr>
       <w:spacing w:before="160" w:after="80"/>
       <w:outlineLvl w:val="1"/>
     </w:pPr>
     <w:rPr>
-      <w:rFonts w:ascii="Aptos Display" w:hAnsi="Aptos Display" w:eastAsia="" w:cs="" w:asciiTheme="majorHAnsi" w:cstheme="majorBidi" w:eastAsiaTheme="majorEastAsia" w:hAnsiTheme="majorHAnsi"/>
+      <w:rFonts w:ascii="Aptos Display" w:hAnsi="Aptos Display" w:eastAsia="Aptos" w:cs="Tahoma"/>
       <w:color w:themeColor="accent1" w:themeShade="bf" w:val="0F4761"/>
       <w:sz w:val="32"/>
       <w:szCs w:val="32"/>
@@ -4418,18 +3922,19 @@
     <w:basedOn w:val="Normal"/>
     <w:next w:val="Normal"/>
     <w:link w:val="3"/>
-    <w:uiPriority w:val="9"/>
-    <w:unhideWhenUsed/>
     <w:qFormat/>
-    <w:rsid w:val="00cb3eb1"/>
     <w:pPr>
       <w:keepNext w:val="true"/>
       <w:keepLines/>
+      <w:numPr>
+        <w:ilvl w:val="0"/>
+        <w:numId w:val="0"/>
+      </w:numPr>
       <w:spacing w:before="160" w:after="80"/>
       <w:outlineLvl w:val="2"/>
     </w:pPr>
     <w:rPr>
-      <w:rFonts w:eastAsia="" w:cs="" w:cstheme="majorBidi" w:eastAsiaTheme="majorEastAsia"/>
+      <w:rFonts w:eastAsia="Aptos" w:cs="Tahoma"/>
       <w:color w:themeColor="accent1" w:themeShade="bf" w:val="0F4761"/>
       <w:sz w:val="28"/>
       <w:szCs w:val="28"/>
@@ -4440,19 +3945,19 @@
     <w:basedOn w:val="Normal"/>
     <w:next w:val="Normal"/>
     <w:link w:val="4"/>
-    <w:uiPriority w:val="9"/>
-    <w:semiHidden/>
-    <w:unhideWhenUsed/>
     <w:qFormat/>
-    <w:rsid w:val="00cb3eb1"/>
     <w:pPr>
       <w:keepNext w:val="true"/>
       <w:keepLines/>
+      <w:numPr>
+        <w:ilvl w:val="0"/>
+        <w:numId w:val="0"/>
+      </w:numPr>
       <w:spacing w:before="80" w:after="40"/>
       <w:outlineLvl w:val="3"/>
     </w:pPr>
     <w:rPr>
-      <w:rFonts w:eastAsia="" w:cs="" w:cstheme="majorBidi" w:eastAsiaTheme="majorEastAsia"/>
+      <w:rFonts w:eastAsia="Aptos" w:cs="Tahoma"/>
       <w:i/>
       <w:iCs/>
       <w:color w:themeColor="accent1" w:themeShade="bf" w:val="0F4761"/>
@@ -4463,19 +3968,19 @@
     <w:basedOn w:val="Normal"/>
     <w:next w:val="Normal"/>
     <w:link w:val="5"/>
-    <w:uiPriority w:val="9"/>
-    <w:semiHidden/>
-    <w:unhideWhenUsed/>
     <w:qFormat/>
-    <w:rsid w:val="00cb3eb1"/>
     <w:pPr>
       <w:keepNext w:val="true"/>
       <w:keepLines/>
+      <w:numPr>
+        <w:ilvl w:val="0"/>
+        <w:numId w:val="0"/>
+      </w:numPr>
       <w:spacing w:before="80" w:after="40"/>
       <w:outlineLvl w:val="4"/>
     </w:pPr>
     <w:rPr>
-      <w:rFonts w:eastAsia="" w:cs="" w:cstheme="majorBidi" w:eastAsiaTheme="majorEastAsia"/>
+      <w:rFonts w:eastAsia="Aptos" w:cs="Tahoma"/>
       <w:color w:themeColor="accent1" w:themeShade="bf" w:val="0F4761"/>
     </w:rPr>
   </w:style>
@@ -4484,22 +3989,22 @@
     <w:basedOn w:val="Normal"/>
     <w:next w:val="Normal"/>
     <w:link w:val="6"/>
-    <w:uiPriority w:val="9"/>
-    <w:semiHidden/>
-    <w:unhideWhenUsed/>
     <w:qFormat/>
-    <w:rsid w:val="00cb3eb1"/>
     <w:pPr>
       <w:keepNext w:val="true"/>
       <w:keepLines/>
+      <w:numPr>
+        <w:ilvl w:val="0"/>
+        <w:numId w:val="0"/>
+      </w:numPr>
       <w:spacing w:before="40" w:after="0"/>
       <w:outlineLvl w:val="5"/>
     </w:pPr>
     <w:rPr>
-      <w:rFonts w:eastAsia="" w:cs="" w:cstheme="majorBidi" w:eastAsiaTheme="majorEastAsia"/>
+      <w:rFonts w:eastAsia="Aptos" w:cs="Tahoma"/>
       <w:i/>
       <w:iCs/>
-      <w:color w:themeColor="text1" w:themeTint="a6" w:val="595959"/>
+      <w:color w:themeColor="dark1" w:themeTint="a6" w:val="595959"/>
     </w:rPr>
   </w:style>
   <w:style w:type="paragraph" w:styleId="Heading7">
@@ -4507,20 +4012,20 @@
     <w:basedOn w:val="Normal"/>
     <w:next w:val="Normal"/>
     <w:link w:val="7"/>
-    <w:uiPriority w:val="9"/>
-    <w:semiHidden/>
-    <w:unhideWhenUsed/>
     <w:qFormat/>
-    <w:rsid w:val="00cb3eb1"/>
     <w:pPr>
       <w:keepNext w:val="true"/>
       <w:keepLines/>
+      <w:numPr>
+        <w:ilvl w:val="0"/>
+        <w:numId w:val="0"/>
+      </w:numPr>
       <w:spacing w:before="40" w:after="0"/>
       <w:outlineLvl w:val="6"/>
     </w:pPr>
     <w:rPr>
-      <w:rFonts w:eastAsia="" w:cs="" w:cstheme="majorBidi" w:eastAsiaTheme="majorEastAsia"/>
-      <w:color w:themeColor="text1" w:themeTint="a6" w:val="595959"/>
+      <w:rFonts w:eastAsia="Aptos" w:cs="Tahoma"/>
+      <w:color w:themeColor="dark1" w:themeTint="a6" w:val="595959"/>
     </w:rPr>
   </w:style>
   <w:style w:type="paragraph" w:styleId="Heading8">
@@ -4528,22 +4033,22 @@
     <w:basedOn w:val="Normal"/>
     <w:next w:val="Normal"/>
     <w:link w:val="8"/>
-    <w:uiPriority w:val="9"/>
-    <w:semiHidden/>
-    <w:unhideWhenUsed/>
     <w:qFormat/>
-    <w:rsid w:val="00cb3eb1"/>
     <w:pPr>
       <w:keepNext w:val="true"/>
       <w:keepLines/>
+      <w:numPr>
+        <w:ilvl w:val="0"/>
+        <w:numId w:val="0"/>
+      </w:numPr>
       <w:spacing w:before="0" w:after="0"/>
       <w:outlineLvl w:val="7"/>
     </w:pPr>
     <w:rPr>
-      <w:rFonts w:eastAsia="" w:cs="" w:cstheme="majorBidi" w:eastAsiaTheme="majorEastAsia"/>
+      <w:rFonts w:eastAsia="Aptos" w:cs="Tahoma"/>
       <w:i/>
       <w:iCs/>
-      <w:color w:themeColor="text1" w:themeTint="d8" w:val="272727"/>
+      <w:color w:themeColor="dark1" w:themeTint="d8" w:val="272727"/>
     </w:rPr>
   </w:style>
   <w:style w:type="paragraph" w:styleId="Heading9">
@@ -4551,207 +4056,170 @@
     <w:basedOn w:val="Normal"/>
     <w:next w:val="Normal"/>
     <w:link w:val="9"/>
-    <w:uiPriority w:val="9"/>
-    <w:semiHidden/>
-    <w:unhideWhenUsed/>
     <w:qFormat/>
-    <w:rsid w:val="00cb3eb1"/>
     <w:pPr>
       <w:keepNext w:val="true"/>
       <w:keepLines/>
+      <w:numPr>
+        <w:ilvl w:val="0"/>
+        <w:numId w:val="0"/>
+      </w:numPr>
       <w:spacing w:before="0" w:after="0"/>
       <w:outlineLvl w:val="8"/>
     </w:pPr>
     <w:rPr>
-      <w:rFonts w:eastAsia="" w:cs="" w:cstheme="majorBidi" w:eastAsiaTheme="majorEastAsia"/>
-      <w:color w:themeColor="text1" w:themeTint="d8" w:val="272727"/>
+      <w:rFonts w:eastAsia="Aptos" w:cs="Tahoma"/>
+      <w:color w:themeColor="dark1" w:themeTint="d8" w:val="272727"/>
     </w:rPr>
   </w:style>
-  <w:style w:type="character" w:styleId="DefaultParagraphFont" w:default="1">
+  <w:style w:type="character" w:styleId="DefaultParagraphFont">
     <w:name w:val="Default Paragraph Font"/>
-    <w:uiPriority w:val="1"/>
-    <w:semiHidden/>
-    <w:unhideWhenUsed/>
     <w:qFormat/>
     <w:rPr/>
   </w:style>
-  <w:style w:type="character" w:styleId="1" w:customStyle="1">
+  <w:style w:type="character" w:styleId="1">
     <w:name w:val="Заголовок 1 Знак"/>
     <w:basedOn w:val="DefaultParagraphFont"/>
-    <w:uiPriority w:val="9"/>
     <w:qFormat/>
-    <w:rsid w:val="00cb3eb1"/>
     <w:rPr>
-      <w:rFonts w:ascii="Aptos Display" w:hAnsi="Aptos Display" w:eastAsia="" w:cs="" w:asciiTheme="majorHAnsi" w:cstheme="majorBidi" w:eastAsiaTheme="majorEastAsia" w:hAnsiTheme="majorHAnsi"/>
+      <w:rFonts w:ascii="Aptos Display" w:hAnsi="Aptos Display" w:eastAsia="Aptos" w:cs="Tahoma"/>
       <w:color w:themeColor="accent1" w:themeShade="bf" w:val="0F4761"/>
       <w:sz w:val="40"/>
       <w:szCs w:val="40"/>
     </w:rPr>
   </w:style>
-  <w:style w:type="character" w:styleId="2" w:customStyle="1">
+  <w:style w:type="character" w:styleId="2">
     <w:name w:val="Заголовок 2 Знак"/>
     <w:basedOn w:val="DefaultParagraphFont"/>
-    <w:uiPriority w:val="9"/>
     <w:qFormat/>
-    <w:rsid w:val="00cb3eb1"/>
     <w:rPr>
-      <w:rFonts w:ascii="Aptos Display" w:hAnsi="Aptos Display" w:eastAsia="" w:cs="" w:asciiTheme="majorHAnsi" w:cstheme="majorBidi" w:eastAsiaTheme="majorEastAsia" w:hAnsiTheme="majorHAnsi"/>
+      <w:rFonts w:ascii="Aptos Display" w:hAnsi="Aptos Display" w:eastAsia="Aptos" w:cs="Tahoma"/>
       <w:color w:themeColor="accent1" w:themeShade="bf" w:val="0F4761"/>
       <w:sz w:val="32"/>
       <w:szCs w:val="32"/>
     </w:rPr>
   </w:style>
-  <w:style w:type="character" w:styleId="3" w:customStyle="1">
+  <w:style w:type="character" w:styleId="3">
     <w:name w:val="Заголовок 3 Знак"/>
     <w:basedOn w:val="DefaultParagraphFont"/>
-    <w:uiPriority w:val="9"/>
     <w:qFormat/>
-    <w:rsid w:val="00cb3eb1"/>
     <w:rPr>
-      <w:rFonts w:eastAsia="" w:cs="" w:cstheme="majorBidi" w:eastAsiaTheme="majorEastAsia"/>
+      <w:rFonts w:eastAsia="Aptos" w:cs="Tahoma"/>
       <w:color w:themeColor="accent1" w:themeShade="bf" w:val="0F4761"/>
       <w:sz w:val="28"/>
       <w:szCs w:val="28"/>
     </w:rPr>
   </w:style>
-  <w:style w:type="character" w:styleId="4" w:customStyle="1">
+  <w:style w:type="character" w:styleId="4">
     <w:name w:val="Заголовок 4 Знак"/>
     <w:basedOn w:val="DefaultParagraphFont"/>
-    <w:uiPriority w:val="9"/>
-    <w:semiHidden/>
     <w:qFormat/>
-    <w:rsid w:val="00cb3eb1"/>
     <w:rPr>
-      <w:rFonts w:eastAsia="" w:cs="" w:cstheme="majorBidi" w:eastAsiaTheme="majorEastAsia"/>
+      <w:rFonts w:eastAsia="Aptos" w:cs="Tahoma"/>
       <w:i/>
       <w:iCs/>
       <w:color w:themeColor="accent1" w:themeShade="bf" w:val="0F4761"/>
     </w:rPr>
   </w:style>
-  <w:style w:type="character" w:styleId="5" w:customStyle="1">
+  <w:style w:type="character" w:styleId="5">
     <w:name w:val="Заголовок 5 Знак"/>
     <w:basedOn w:val="DefaultParagraphFont"/>
-    <w:uiPriority w:val="9"/>
-    <w:semiHidden/>
     <w:qFormat/>
-    <w:rsid w:val="00cb3eb1"/>
     <w:rPr>
-      <w:rFonts w:eastAsia="" w:cs="" w:cstheme="majorBidi" w:eastAsiaTheme="majorEastAsia"/>
+      <w:rFonts w:eastAsia="Aptos" w:cs="Tahoma"/>
       <w:color w:themeColor="accent1" w:themeShade="bf" w:val="0F4761"/>
     </w:rPr>
   </w:style>
-  <w:style w:type="character" w:styleId="6" w:customStyle="1">
+  <w:style w:type="character" w:styleId="6">
     <w:name w:val="Заголовок 6 Знак"/>
     <w:basedOn w:val="DefaultParagraphFont"/>
-    <w:uiPriority w:val="9"/>
-    <w:semiHidden/>
     <w:qFormat/>
-    <w:rsid w:val="00cb3eb1"/>
     <w:rPr>
-      <w:rFonts w:eastAsia="" w:cs="" w:cstheme="majorBidi" w:eastAsiaTheme="majorEastAsia"/>
+      <w:rFonts w:eastAsia="Aptos" w:cs="Tahoma"/>
       <w:i/>
       <w:iCs/>
-      <w:color w:themeColor="text1" w:themeTint="a6" w:val="595959"/>
+      <w:color w:themeColor="dark1" w:themeTint="a6" w:val="595959"/>
     </w:rPr>
   </w:style>
-  <w:style w:type="character" w:styleId="7" w:customStyle="1">
+  <w:style w:type="character" w:styleId="7">
     <w:name w:val="Заголовок 7 Знак"/>
     <w:basedOn w:val="DefaultParagraphFont"/>
-    <w:uiPriority w:val="9"/>
-    <w:semiHidden/>
     <w:qFormat/>
-    <w:rsid w:val="00cb3eb1"/>
     <w:rPr>
-      <w:rFonts w:eastAsia="" w:cs="" w:cstheme="majorBidi" w:eastAsiaTheme="majorEastAsia"/>
-      <w:color w:themeColor="text1" w:themeTint="a6" w:val="595959"/>
+      <w:rFonts w:eastAsia="Aptos" w:cs="Tahoma"/>
+      <w:color w:themeColor="dark1" w:themeTint="a6" w:val="595959"/>
     </w:rPr>
   </w:style>
-  <w:style w:type="character" w:styleId="8" w:customStyle="1">
+  <w:style w:type="character" w:styleId="8">
     <w:name w:val="Заголовок 8 Знак"/>
     <w:basedOn w:val="DefaultParagraphFont"/>
-    <w:uiPriority w:val="9"/>
-    <w:semiHidden/>
     <w:qFormat/>
-    <w:rsid w:val="00cb3eb1"/>
     <w:rPr>
-      <w:rFonts w:eastAsia="" w:cs="" w:cstheme="majorBidi" w:eastAsiaTheme="majorEastAsia"/>
+      <w:rFonts w:eastAsia="Aptos" w:cs="Tahoma"/>
       <w:i/>
       <w:iCs/>
-      <w:color w:themeColor="text1" w:themeTint="d8" w:val="272727"/>
+      <w:color w:themeColor="dark1" w:themeTint="d8" w:val="272727"/>
     </w:rPr>
   </w:style>
-  <w:style w:type="character" w:styleId="9" w:customStyle="1">
+  <w:style w:type="character" w:styleId="9">
     <w:name w:val="Заголовок 9 Знак"/>
     <w:basedOn w:val="DefaultParagraphFont"/>
-    <w:uiPriority w:val="9"/>
-    <w:semiHidden/>
     <w:qFormat/>
-    <w:rsid w:val="00cb3eb1"/>
     <w:rPr>
-      <w:rFonts w:eastAsia="" w:cs="" w:cstheme="majorBidi" w:eastAsiaTheme="majorEastAsia"/>
-      <w:color w:themeColor="text1" w:themeTint="d8" w:val="272727"/>
+      <w:rFonts w:eastAsia="Aptos" w:cs="Tahoma"/>
+      <w:color w:themeColor="dark1" w:themeTint="d8" w:val="272727"/>
     </w:rPr>
   </w:style>
-  <w:style w:type="character" w:styleId="Style5" w:customStyle="1">
+  <w:style w:type="character" w:styleId="Style5">
     <w:name w:val="Заголовок Знак"/>
     <w:basedOn w:val="DefaultParagraphFont"/>
-    <w:uiPriority w:val="10"/>
     <w:qFormat/>
-    <w:rsid w:val="00cb3eb1"/>
     <w:rPr>
-      <w:rFonts w:ascii="Aptos Display" w:hAnsi="Aptos Display" w:eastAsia="" w:cs="" w:asciiTheme="majorHAnsi" w:cstheme="majorBidi" w:eastAsiaTheme="majorEastAsia" w:hAnsiTheme="majorHAnsi"/>
+      <w:rFonts w:ascii="Aptos Display" w:hAnsi="Aptos Display" w:eastAsia="Aptos" w:cs="Tahoma"/>
       <w:spacing w:val="-10"/>
       <w:kern w:val="2"/>
       <w:sz w:val="56"/>
       <w:szCs w:val="56"/>
     </w:rPr>
   </w:style>
-  <w:style w:type="character" w:styleId="Style6" w:customStyle="1">
+  <w:style w:type="character" w:styleId="Style6">
     <w:name w:val="Подзаголовок Знак"/>
     <w:basedOn w:val="DefaultParagraphFont"/>
-    <w:uiPriority w:val="11"/>
     <w:qFormat/>
-    <w:rsid w:val="00cb3eb1"/>
     <w:rPr>
-      <w:rFonts w:eastAsia="" w:cs="" w:cstheme="majorBidi" w:eastAsiaTheme="majorEastAsia"/>
-      <w:color w:themeColor="text1" w:themeTint="a6" w:val="595959"/>
+      <w:rFonts w:eastAsia="Aptos" w:cs="Tahoma"/>
+      <w:color w:themeColor="dark1" w:themeTint="a6" w:val="595959"/>
       <w:spacing w:val="15"/>
       <w:sz w:val="28"/>
       <w:szCs w:val="28"/>
     </w:rPr>
   </w:style>
-  <w:style w:type="character" w:styleId="21" w:customStyle="1">
+  <w:style w:type="character" w:styleId="21">
     <w:name w:val="Цитата 2 Знак"/>
     <w:basedOn w:val="DefaultParagraphFont"/>
     <w:link w:val="Quote"/>
-    <w:uiPriority w:val="29"/>
     <w:qFormat/>
-    <w:rsid w:val="00cb3eb1"/>
     <w:rPr>
       <w:i/>
       <w:iCs/>
-      <w:color w:themeColor="text1" w:themeTint="bf" w:val="404040"/>
+      <w:color w:themeColor="dark1" w:themeTint="bf" w:val="404040"/>
     </w:rPr>
   </w:style>
   <w:style w:type="character" w:styleId="IntenseEmphasis">
     <w:name w:val="Intense Emphasis"/>
     <w:basedOn w:val="DefaultParagraphFont"/>
-    <w:uiPriority w:val="21"/>
     <w:qFormat/>
-    <w:rsid w:val="00cb3eb1"/>
     <w:rPr>
       <w:i/>
       <w:iCs/>
       <w:color w:themeColor="accent1" w:themeShade="bf" w:val="0F4761"/>
     </w:rPr>
   </w:style>
-  <w:style w:type="character" w:styleId="Style7" w:customStyle="1">
+  <w:style w:type="character" w:styleId="Style7">
     <w:name w:val="Выделенная цитата Знак"/>
     <w:basedOn w:val="DefaultParagraphFont"/>
     <w:link w:val="IntenseQuote"/>
-    <w:uiPriority w:val="30"/>
     <w:qFormat/>
-    <w:rsid w:val="00cb3eb1"/>
     <w:rPr>
       <w:i/>
       <w:iCs/>
@@ -4761,9 +4229,7 @@
   <w:style w:type="character" w:styleId="IntenseReference">
     <w:name w:val="Intense Reference"/>
     <w:basedOn w:val="DefaultParagraphFont"/>
-    <w:uiPriority w:val="32"/>
     <w:qFormat/>
-    <w:rsid w:val="00cb3eb1"/>
     <w:rPr>
       <w:b/>
       <w:bCs/>
@@ -4775,9 +4241,6 @@
   <w:style w:type="character" w:styleId="Hyperlink">
     <w:name w:val="Hyperlink"/>
     <w:basedOn w:val="DefaultParagraphFont"/>
-    <w:uiPriority w:val="99"/>
-    <w:unhideWhenUsed/>
-    <w:rsid w:val="00e77db7"/>
     <w:rPr>
       <w:color w:themeColor="hyperlink" w:val="467886"/>
       <w:u w:val="single"/>
@@ -4786,38 +4249,28 @@
   <w:style w:type="character" w:styleId="UnresolvedMention">
     <w:name w:val="Unresolved Mention"/>
     <w:basedOn w:val="DefaultParagraphFont"/>
-    <w:uiPriority w:val="99"/>
-    <w:semiHidden/>
-    <w:unhideWhenUsed/>
     <w:qFormat/>
-    <w:rsid w:val="00e77db7"/>
     <w:rPr>
       <w:color w:val="605E5C"/>
       <w:shd w:fill="E1DFDD" w:val="clear"/>
     </w:rPr>
   </w:style>
-  <w:style w:type="character" w:styleId="Style8" w:customStyle="1">
+  <w:style w:type="character" w:styleId="Style8">
     <w:name w:val="Верхний колонтитул Знак"/>
     <w:basedOn w:val="DefaultParagraphFont"/>
-    <w:uiPriority w:val="99"/>
     <w:qFormat/>
-    <w:rsid w:val="00392761"/>
     <w:rPr/>
   </w:style>
-  <w:style w:type="character" w:styleId="Style9" w:customStyle="1">
+  <w:style w:type="character" w:styleId="Style9">
     <w:name w:val="Нижний колонтитул Знак"/>
     <w:basedOn w:val="DefaultParagraphFont"/>
-    <w:uiPriority w:val="99"/>
     <w:qFormat/>
-    <w:rsid w:val="00392761"/>
     <w:rPr/>
   </w:style>
   <w:style w:type="character" w:styleId="Emphasis">
     <w:name w:val="Emphasis"/>
     <w:basedOn w:val="DefaultParagraphFont"/>
-    <w:uiPriority w:val="20"/>
     <w:qFormat/>
-    <w:rsid w:val="0019335e"/>
     <w:rPr>
       <w:i/>
       <w:iCs/>
@@ -4891,15 +4344,13 @@
     <w:basedOn w:val="Normal"/>
     <w:next w:val="Normal"/>
     <w:link w:val="Style5"/>
-    <w:uiPriority w:val="10"/>
     <w:qFormat/>
-    <w:rsid w:val="00cb3eb1"/>
     <w:pPr>
       <w:spacing w:lineRule="auto" w:line="240" w:before="0" w:after="80"/>
       <w:contextualSpacing/>
     </w:pPr>
     <w:rPr>
-      <w:rFonts w:ascii="Aptos Display" w:hAnsi="Aptos Display" w:eastAsia="" w:cs="" w:asciiTheme="majorHAnsi" w:cstheme="majorBidi" w:eastAsiaTheme="majorEastAsia" w:hAnsiTheme="majorHAnsi"/>
+      <w:rFonts w:ascii="Aptos Display" w:hAnsi="Aptos Display" w:eastAsia="Aptos" w:cs="Tahoma"/>
       <w:spacing w:val="-10"/>
       <w:kern w:val="2"/>
       <w:sz w:val="56"/>
@@ -4911,13 +4362,11 @@
     <w:basedOn w:val="Normal"/>
     <w:next w:val="Normal"/>
     <w:link w:val="Style6"/>
-    <w:uiPriority w:val="11"/>
     <w:qFormat/>
-    <w:rsid w:val="00cb3eb1"/>
     <w:pPr/>
     <w:rPr>
-      <w:rFonts w:eastAsia="" w:cs="" w:cstheme="majorBidi" w:eastAsiaTheme="majorEastAsia"/>
-      <w:color w:themeColor="text1" w:themeTint="a6" w:val="595959"/>
+      <w:rFonts w:eastAsia="Aptos" w:cs="Tahoma"/>
+      <w:color w:themeColor="dark1" w:themeTint="a6" w:val="595959"/>
       <w:spacing w:val="15"/>
       <w:sz w:val="28"/>
       <w:szCs w:val="28"/>
@@ -4928,9 +4377,7 @@
     <w:basedOn w:val="Normal"/>
     <w:next w:val="Normal"/>
     <w:link w:val="21"/>
-    <w:uiPriority w:val="29"/>
     <w:qFormat/>
-    <w:rsid w:val="00cb3eb1"/>
     <w:pPr>
       <w:spacing w:before="160" w:after="160"/>
       <w:jc w:val="center"/>
@@ -4938,15 +4385,13 @@
     <w:rPr>
       <w:i/>
       <w:iCs/>
-      <w:color w:themeColor="text1" w:themeTint="bf" w:val="404040"/>
+      <w:color w:themeColor="dark1" w:themeTint="bf" w:val="404040"/>
     </w:rPr>
   </w:style>
   <w:style w:type="paragraph" w:styleId="ListParagraph">
     <w:name w:val="List Paragraph"/>
     <w:basedOn w:val="Normal"/>
-    <w:uiPriority w:val="34"/>
     <w:qFormat/>
-    <w:rsid w:val="00cb3eb1"/>
     <w:pPr>
       <w:spacing w:before="0" w:after="160"/>
       <w:ind w:left="720"/>
@@ -4959,13 +4404,11 @@
     <w:basedOn w:val="Normal"/>
     <w:next w:val="Normal"/>
     <w:link w:val="Style7"/>
-    <w:uiPriority w:val="30"/>
     <w:qFormat/>
-    <w:rsid w:val="00cb3eb1"/>
     <w:pPr>
       <w:pBdr>
-        <w:top w:val="single" w:sz="4" w:space="10" w:color="0F4761" w:themeColor="accent1" w:themeShade="bf"/>
-        <w:bottom w:val="single" w:sz="4" w:space="10" w:color="0F4761" w:themeColor="accent1" w:themeShade="bf"/>
+        <w:top w:val="single" w:sz="4" w:space="10" w:color="0F4761"/>
+        <w:bottom w:val="single" w:sz="4" w:space="10" w:color="0F4761"/>
       </w:pBdr>
       <w:spacing w:before="360" w:after="360"/>
       <w:ind w:left="864" w:right="864"/>
@@ -4980,13 +4423,9 @@
   <w:style w:type="paragraph" w:styleId="NormalWeb">
     <w:name w:val="Normal (Web)"/>
     <w:basedOn w:val="Normal"/>
-    <w:uiPriority w:val="99"/>
-    <w:semiHidden/>
-    <w:unhideWhenUsed/>
     <w:qFormat/>
-    <w:rsid w:val="00160b6d"/>
     <w:pPr>
-      <w:spacing w:lineRule="auto" w:line="240" w:beforeAutospacing="1" w:afterAutospacing="1"/>
+      <w:spacing w:lineRule="auto" w:line="240" w:before="280" w:after="280"/>
     </w:pPr>
     <w:rPr>
       <w:rFonts w:ascii="Times New Roman" w:hAnsi="Times New Roman" w:eastAsia="Times New Roman" w:cs="Times New Roman"/>
@@ -4994,7 +4433,6 @@
       <w:sz w:val="24"/>
       <w:szCs w:val="24"/>
       <w:lang w:eastAsia="ru-RU"/>
-      <w14:ligatures w14:val="none"/>
     </w:rPr>
   </w:style>
   <w:style w:type="paragraph" w:styleId="IndexHeading">
@@ -5007,10 +4445,7 @@
     <w:name w:val="TOC Heading"/>
     <w:basedOn w:val="Heading1"/>
     <w:next w:val="Normal"/>
-    <w:uiPriority w:val="39"/>
-    <w:unhideWhenUsed/>
     <w:qFormat/>
-    <w:rsid w:val="00e77db7"/>
     <w:pPr>
       <w:spacing w:before="240" w:after="0"/>
       <w:outlineLvl w:val="9"/>
@@ -5020,7 +4455,6 @@
       <w:sz w:val="32"/>
       <w:szCs w:val="32"/>
       <w:lang w:eastAsia="ru-RU"/>
-      <w14:ligatures w14:val="none"/>
     </w:rPr>
   </w:style>
   <w:style w:type="paragraph" w:styleId="TOC1">
@@ -5028,9 +4462,6 @@
     <w:basedOn w:val="Normal"/>
     <w:next w:val="Normal"/>
     <w:autoRedefine/>
-    <w:uiPriority w:val="39"/>
-    <w:unhideWhenUsed/>
-    <w:rsid w:val="00e77db7"/>
     <w:pPr>
       <w:spacing w:before="0" w:after="100"/>
     </w:pPr>
@@ -5041,9 +4472,6 @@
     <w:basedOn w:val="Normal"/>
     <w:next w:val="Normal"/>
     <w:autoRedefine/>
-    <w:uiPriority w:val="39"/>
-    <w:unhideWhenUsed/>
-    <w:rsid w:val="00e77db7"/>
     <w:pPr>
       <w:spacing w:before="0" w:after="100"/>
       <w:ind w:left="220"/>
@@ -5061,9 +4489,6 @@
     <w:name w:val="Header"/>
     <w:basedOn w:val="Normal"/>
     <w:link w:val="Style8"/>
-    <w:uiPriority w:val="99"/>
-    <w:unhideWhenUsed/>
-    <w:rsid w:val="00392761"/>
     <w:pPr>
       <w:tabs>
         <w:tab w:val="clear" w:pos="708"/>
@@ -5078,9 +4503,6 @@
     <w:name w:val="Footer"/>
     <w:basedOn w:val="Normal"/>
     <w:link w:val="Style9"/>
-    <w:uiPriority w:val="99"/>
-    <w:unhideWhenUsed/>
-    <w:rsid w:val="00392761"/>
     <w:pPr>
       <w:tabs>
         <w:tab w:val="clear" w:pos="708"/>
@@ -5096,54 +4518,15 @@
     <w:basedOn w:val="Normal"/>
     <w:next w:val="Normal"/>
     <w:autoRedefine/>
-    <w:uiPriority w:val="39"/>
-    <w:unhideWhenUsed/>
-    <w:rsid w:val="0019335e"/>
     <w:pPr>
       <w:spacing w:before="0" w:after="100"/>
       <w:ind w:left="440"/>
     </w:pPr>
     <w:rPr/>
   </w:style>
-  <w:style w:type="numbering" w:styleId="NoList" w:default="1">
+  <w:style w:type="numbering" w:styleId="NoList">
     <w:name w:val="No List"/>
-    <w:uiPriority w:val="99"/>
-    <w:semiHidden/>
-    <w:unhideWhenUsed/>
     <w:qFormat/>
-  </w:style>
-  <w:style w:type="table" w:default="1" w:styleId="a1">
-    <w:name w:val="Normal Table"/>
-    <w:uiPriority w:val="99"/>
-    <w:semiHidden/>
-    <w:unhideWhenUsed/>
-    <w:tblPr>
-      <w:tblCellMar>
-        <w:top w:w="0" w:type="dxa"/>
-        <w:left w:w="108" w:type="dxa"/>
-        <w:bottom w:w="0" w:type="dxa"/>
-        <w:right w:w="108" w:type="dxa"/>
-      </w:tblCellMar>
-    </w:tblPr>
-  </w:style>
-  <w:style w:type="table" w:styleId="ad">
-    <w:name w:val="Table Grid"/>
-    <w:basedOn w:val="a1"/>
-    <w:uiPriority w:val="39"/>
-    <w:rsid w:val="00130fbd"/>
-    <w:pPr>
-      <w:spacing w:after="0" w:line="240" w:lineRule="auto"/>
-    </w:pPr>
-    <w:tblPr>
-      <w:tblBorders>
-        <w:top w:val="single" w:color="auto" w:sz="4" w:space="0"/>
-        <w:left w:val="single" w:color="auto" w:sz="4" w:space="0"/>
-        <w:bottom w:val="single" w:color="auto" w:sz="4" w:space="0"/>
-        <w:right w:val="single" w:color="auto" w:sz="4" w:space="0"/>
-        <w:insideH w:val="single" w:color="auto" w:sz="4" w:space="0"/>
-        <w:insideV w:val="single" w:color="auto" w:sz="4" w:space="0"/>
-      </w:tblBorders>
-    </w:tblPr>
   </w:style>
 </w:styles>
 </file>
@@ -5189,16 +4572,16 @@
         <a:srgbClr val="96607d"/>
       </a:folHlink>
     </a:clrScheme>
-    <a:fontScheme name="Стандартная">
+    <a:fontScheme name="Office">
       <a:majorFont>
-        <a:latin typeface="Aptos Display" panose="02110004020202020204" pitchFamily="0" charset="1"/>
-        <a:ea typeface=""/>
-        <a:cs typeface=""/>
+        <a:latin typeface="Arial" pitchFamily="0" charset="1"/>
+        <a:ea typeface="DejaVu Sans" pitchFamily="0" charset="1"/>
+        <a:cs typeface="DejaVu Sans" pitchFamily="0" charset="1"/>
       </a:majorFont>
       <a:minorFont>
-        <a:latin typeface="Aptos" panose="02110004020202020204" pitchFamily="0" charset="1"/>
-        <a:ea typeface=""/>
-        <a:cs typeface=""/>
+        <a:latin typeface="Arial" pitchFamily="0" charset="1"/>
+        <a:ea typeface="DejaVu Sans" pitchFamily="0" charset="1"/>
+        <a:cs typeface="DejaVu Sans" pitchFamily="0" charset="1"/>
       </a:minorFont>
     </a:fontScheme>
     <a:fmtScheme>
@@ -5206,67 +4589,25 @@
         <a:solidFill>
           <a:schemeClr val="phClr"/>
         </a:solidFill>
-        <a:gradFill>
-          <a:gsLst>
-            <a:gs pos="0">
-              <a:schemeClr val="phClr">
-                <a:lumMod val="110000"/>
-                <a:tint val="67000"/>
-              </a:schemeClr>
-            </a:gs>
-            <a:gs pos="50000">
-              <a:schemeClr val="phClr">
-                <a:lumMod val="105000"/>
-                <a:tint val="73000"/>
-              </a:schemeClr>
-            </a:gs>
-            <a:gs pos="100000">
-              <a:schemeClr val="phClr">
-                <a:lumMod val="105000"/>
-                <a:tint val="81000"/>
-              </a:schemeClr>
-            </a:gs>
-          </a:gsLst>
-          <a:lin ang="5400000" scaled="0"/>
-          <a:tileRect l="0" t="0" r="0" b="0"/>
-        </a:gradFill>
-        <a:gradFill>
-          <a:gsLst>
-            <a:gs pos="0">
-              <a:schemeClr val="phClr">
-                <a:lumMod val="102000"/>
-                <a:tint val="94000"/>
-              </a:schemeClr>
-            </a:gs>
-            <a:gs pos="50000">
-              <a:schemeClr val="phClr">
-                <a:lumMod val="100000"/>
-                <a:shade val="100000"/>
-              </a:schemeClr>
-            </a:gs>
-            <a:gs pos="100000">
-              <a:schemeClr val="phClr">
-                <a:lumMod val="99000"/>
-                <a:shade val="78000"/>
-              </a:schemeClr>
-            </a:gs>
-          </a:gsLst>
-          <a:lin ang="5400000" scaled="0"/>
-          <a:tileRect l="0" t="0" r="0" b="0"/>
-        </a:gradFill>
+        <a:solidFill>
+          <a:schemeClr val="phClr"/>
+        </a:solidFill>
+        <a:solidFill>
+          <a:schemeClr val="phClr"/>
+        </a:solidFill>
       </a:fillStyleLst>
       <a:lnStyleLst>
         <a:ln w="6350" cap="flat" cmpd="sng" algn="ctr">
           <a:prstDash val="solid"/>
-          <a:miter lim="800000"/>
+          <a:miter/>
         </a:ln>
-        <a:ln w="12700" cap="flat" cmpd="sng" algn="ctr">
+        <a:ln w="6350" cap="flat" cmpd="sng" algn="ctr">
           <a:prstDash val="solid"/>
-          <a:miter lim="800000"/>
+          <a:miter/>
         </a:ln>
-        <a:ln w="19050" cap="flat" cmpd="sng" algn="ctr">
+        <a:ln w="6350" cap="flat" cmpd="sng" algn="ctr">
           <a:prstDash val="solid"/>
-          <a:miter lim="800000"/>
+          <a:miter/>
         </a:ln>
       </a:lnStyleLst>
       <a:effectStyleLst>
@@ -5285,49 +4626,13 @@
           <a:schemeClr val="phClr"/>
         </a:solidFill>
         <a:solidFill>
-          <a:schemeClr val="phClr">
-            <a:tint val="95000"/>
-          </a:schemeClr>
+          <a:schemeClr val="phClr"/>
         </a:solidFill>
-        <a:gradFill>
-          <a:gsLst>
-            <a:gs pos="0">
-              <a:schemeClr val="phClr">
-                <a:tint val="93000"/>
-                <a:shade val="98000"/>
-                <a:lumMod val="102000"/>
-              </a:schemeClr>
-            </a:gs>
-            <a:gs pos="50000">
-              <a:schemeClr val="phClr">
-                <a:tint val="98000"/>
-                <a:shade val="90000"/>
-                <a:lumMod val="103000"/>
-              </a:schemeClr>
-            </a:gs>
-            <a:gs pos="100000">
-              <a:schemeClr val="phClr">
-                <a:shade val="63000"/>
-              </a:schemeClr>
-            </a:gs>
-          </a:gsLst>
-          <a:lin ang="5400000" scaled="0"/>
-          <a:tileRect l="0" t="0" r="0" b="0"/>
-        </a:gradFill>
+        <a:solidFill>
+          <a:schemeClr val="phClr"/>
+        </a:solidFill>
       </a:bgFillStyleLst>
     </a:fmtScheme>
   </a:themeElements>
 </a:theme>
-</file>
-
-<file path=customXml/item1.xml><?xml version="1.0" encoding="utf-8"?>
-<b:Sources xmlns:b="http://schemas.openxmlformats.org/officeDocument/2006/bibliography" xmlns="http://schemas.openxmlformats.org/officeDocument/2006/bibliography" SelectedStyle="\APASixthEditionOfficeOnline.xsl" StyleName="APA" Version="6"/>
-</file>
-
-<file path=customXml/itemProps1.xml><?xml version="1.0" encoding="utf-8"?>
-<ds:datastoreItem xmlns:ds="http://schemas.openxmlformats.org/officeDocument/2006/customXml" ds:itemID="{5BA07039-3F1C-4688-8E39-B908772976F2}">
-  <ds:schemaRefs>
-    <ds:schemaRef ds:uri="http://schemas.openxmlformats.org/officeDocument/2006/bibliography"/>
-  </ds:schemaRefs>
-</ds:datastoreItem>
 </file>